--- a/10-保护电路/04-ESD及浪涌保护/浪涌保护器SPD电路/浪涌保护器SPD电路.docx
+++ b/10-保护电路/04-ESD及浪涌保护/浪涌保护器SPD电路/浪涌保护器SPD电路.docx
@@ -2196,6 +2196,20 @@
     </w:p>
     <w:bookmarkEnd w:id="26"/>
     <w:bookmarkEnd w:id="27"/>
+    <w:p>
+      <w:pPr>
+        <w:spacing w:before="360"/>
+        <w:jc w:val="center"/>
+      </w:pPr>
+      <w:r>
+        <w:rPr>
+          <w:rFonts w:ascii="Times New Roman" w:hAnsi="Times New Roman"/>
+          <w:color w:val="555555"/>
+          <w:sz w:val="21"/>
+        </w:rPr>
+        <w:t>材料收集者：杜文杰</w:t>
+      </w:r>
+    </w:p>
     <w:sectPr>
       <w:headerReference r:id="rId9" w:type="default"/>
       <w:footerReference r:id="rId10" w:type="default"/>

--- a/10-保护电路/04-ESD及浪涌保护/浪涌保护器SPD电路/浪涌保护器SPD电路.docx
+++ b/10-保护电路/04-ESD及浪涌保护/浪涌保护器SPD电路/浪涌保护器SPD电路.docx
@@ -1,6 +1,6 @@
 
 <file path=word/document.xml><?xml version="1.0" encoding="utf-8"?>
-<w:document xmlns:w="http://schemas.openxmlformats.org/wordprocessingml/2006/main" xmlns:m="http://schemas.openxmlformats.org/officeDocument/2006/math" xmlns:r="http://schemas.openxmlformats.org/officeDocument/2006/relationships" xmlns:o="urn:schemas-microsoft-com:office:office" xmlns:v="urn:schemas-microsoft-com:vml" xmlns:w10="urn:schemas-microsoft-com:office:word" xmlns:a="http://schemas.openxmlformats.org/drawingml/2006/main" xmlns:pic="http://schemas.openxmlformats.org/drawingml/2006/picture" xmlns:wp="http://schemas.openxmlformats.org/drawingml/2006/wordprocessingDrawing">
+<w:document xmlns:m="http://schemas.openxmlformats.org/officeDocument/2006/math" xmlns:r="http://schemas.openxmlformats.org/officeDocument/2006/relationships" xmlns:w="http://schemas.openxmlformats.org/wordprocessingml/2006/main" xmlns:o="urn:schemas-microsoft-com:office:office" xmlns:v="urn:schemas-microsoft-com:vml" xmlns:w10="urn:schemas-microsoft-com:office:word" xmlns:a="http://schemas.openxmlformats.org/drawingml/2006/main" xmlns:pic="http://schemas.openxmlformats.org/drawingml/2006/picture" xmlns:wp="http://schemas.openxmlformats.org/drawingml/2006/wordprocessingDrawing">
   <w:body>
     <w:bookmarkStart w:id="27" w:name="浪涌保护器-spd-电路"/>
     <w:p>
@@ -9,16 +9,19 @@
       </w:pPr>
       <w:r>
         <w:rPr>
-          <w:rFonts w:hint="eastAsia"/>
+          <w:rFonts w:hint="eastAsia" w:eastAsia="黑体"/>
         </w:rPr>
         <w:t xml:space="preserve">浪涌保护器</w:t>
       </w:r>
       <w:r>
+        <w:rPr>
+          <w:rFonts w:eastAsia="黑体"/>
+        </w:rPr>
         <w:t xml:space="preserve"> SPD </w:t>
       </w:r>
       <w:r>
         <w:rPr>
-          <w:rFonts w:hint="eastAsia"/>
+          <w:rFonts w:hint="eastAsia" w:eastAsia="黑体"/>
         </w:rPr>
         <w:t xml:space="preserve">电路</w:t>
       </w:r>
@@ -30,7 +33,7 @@
       </w:pPr>
       <w:r>
         <w:rPr>
-          <w:rFonts w:hint="eastAsia"/>
+          <w:rFonts w:hint="eastAsia" w:eastAsia="黑体"/>
         </w:rPr>
         <w:t xml:space="preserve">拓扑描述</w:t>
       </w:r>
@@ -41,16 +44,19 @@
       </w:pPr>
       <w:r>
         <w:rPr>
-          <w:rFonts w:hint="eastAsia"/>
+          <w:rFonts w:hint="eastAsia" w:eastAsia="黑体"/>
         </w:rPr>
         <w:t xml:space="preserve">由</w:t>
       </w:r>
       <w:r>
+        <w:rPr>
+          <w:rFonts w:eastAsia="黑体"/>
+        </w:rPr>
         <w:t xml:space="preserve"> </w:t>
       </w:r>
       <w:r>
         <w:rPr>
-          <w:rFonts w:hint="eastAsia"/>
+          <w:rFonts w:hint="eastAsia" w:eastAsia="黑体"/>
           <w:b/>
           <w:bCs/>
         </w:rPr>
@@ -58,6 +64,7 @@
       </w:r>
       <w:r>
         <w:rPr>
+          <w:rFonts w:eastAsia="黑体"/>
           <w:b/>
           <w:bCs/>
         </w:rPr>
@@ -65,7 +72,7 @@
       </w:r>
       <w:r>
         <w:rPr>
-          <w:rFonts w:hint="eastAsia"/>
+          <w:rFonts w:hint="eastAsia" w:eastAsia="黑体"/>
           <w:b/>
           <w:bCs/>
         </w:rPr>
@@ -73,6 +80,7 @@
       </w:r>
       <w:r>
         <w:rPr>
+          <w:rFonts w:eastAsia="黑体"/>
           <w:b/>
           <w:bCs/>
         </w:rPr>
@@ -80,7 +88,7 @@
       </w:r>
       <w:r>
         <w:rPr>
-          <w:rFonts w:hint="eastAsia"/>
+          <w:rFonts w:hint="eastAsia" w:eastAsia="黑体"/>
           <w:b/>
           <w:bCs/>
         </w:rPr>
@@ -88,52 +96,65 @@
       </w:r>
       <w:r>
         <w:rPr>
+          <w:rFonts w:eastAsia="黑体"/>
           <w:b/>
           <w:bCs/>
         </w:rPr>
         <w:t xml:space="preserve"> TVS</w:t>
       </w:r>
       <w:r>
+        <w:rPr>
+          <w:rFonts w:eastAsia="黑体"/>
+        </w:rPr>
         <w:t xml:space="preserve"> </w:t>
       </w:r>
       <w:r>
         <w:rPr>
-          <w:rFonts w:hint="eastAsia"/>
+          <w:rFonts w:hint="eastAsia" w:eastAsia="黑体"/>
         </w:rPr>
         <w:t xml:space="preserve">与</w:t>
       </w:r>
       <w:r>
+        <w:rPr>
+          <w:rFonts w:eastAsia="黑体"/>
+        </w:rPr>
         <w:t xml:space="preserve"> </w:t>
       </w:r>
       <w:r>
         <w:rPr>
-          <w:rFonts w:hint="eastAsia"/>
+          <w:rFonts w:hint="eastAsia" w:eastAsia="黑体"/>
           <w:b/>
           <w:bCs/>
         </w:rPr>
         <w:t xml:space="preserve">退耦元件（电感或电阻）</w:t>
       </w:r>
       <w:r>
+        <w:rPr>
+          <w:rFonts w:eastAsia="黑体"/>
+        </w:rPr>
         <w:t xml:space="preserve"> </w:t>
       </w:r>
       <w:r>
         <w:rPr>
-          <w:rFonts w:hint="eastAsia"/>
+          <w:rFonts w:hint="eastAsia" w:eastAsia="黑体"/>
         </w:rPr>
         <w:t xml:space="preserve">组合成多级防护网络。电路共有</w:t>
       </w:r>
       <w:r>
+        <w:rPr>
+          <w:rFonts w:eastAsia="黑体"/>
+        </w:rPr>
         <w:t xml:space="preserve"> 3 </w:t>
       </w:r>
       <w:r>
         <w:rPr>
-          <w:rFonts w:hint="eastAsia"/>
+          <w:rFonts w:hint="eastAsia" w:eastAsia="黑体"/>
         </w:rPr>
         <w:t xml:space="preserve">个关键节点：</w:t>
       </w:r>
       <w:r>
         <w:rPr>
-          <w:rFonts w:hint="eastAsia"/>
+          <w:rFonts w:hint="eastAsia" w:eastAsia="黑体"/>
           <w:b/>
           <w:bCs/>
         </w:rPr>
@@ -141,6 +162,7 @@
       </w:r>
       <w:r>
         <w:rPr>
+          <w:rFonts w:eastAsia="黑体"/>
           <w:b/>
           <w:bCs/>
         </w:rPr>
@@ -148,7 +170,7 @@
       </w:r>
       <w:r>
         <w:rPr>
-          <w:rFonts w:hint="eastAsia"/>
+          <w:rFonts w:hint="eastAsia" w:eastAsia="黑体"/>
           <w:b/>
           <w:bCs/>
         </w:rPr>
@@ -156,22 +178,25 @@
       </w:r>
       <w:r>
         <w:rPr>
-          <w:rFonts w:hint="eastAsia"/>
+          <w:rFonts w:hint="eastAsia" w:eastAsia="黑体"/>
         </w:rPr>
         <w:t xml:space="preserve">（接电源线/信号线，连第一级</w:t>
       </w:r>
       <w:r>
+        <w:rPr>
+          <w:rFonts w:eastAsia="黑体"/>
+        </w:rPr>
         <w:t xml:space="preserve"> GDT/MOV </w:t>
       </w:r>
       <w:r>
         <w:rPr>
-          <w:rFonts w:hint="eastAsia"/>
+          <w:rFonts w:hint="eastAsia" w:eastAsia="黑体"/>
         </w:rPr>
         <w:t xml:space="preserve">一端与退耦元件一端）；</w:t>
       </w:r>
       <w:r>
         <w:rPr>
-          <w:rFonts w:hint="eastAsia"/>
+          <w:rFonts w:hint="eastAsia" w:eastAsia="黑体"/>
           <w:b/>
           <w:bCs/>
         </w:rPr>
@@ -179,6 +204,7 @@
       </w:r>
       <w:r>
         <w:rPr>
+          <w:rFonts w:eastAsia="黑体"/>
           <w:b/>
           <w:bCs/>
         </w:rPr>
@@ -186,7 +212,7 @@
       </w:r>
       <w:r>
         <w:rPr>
-          <w:rFonts w:hint="eastAsia"/>
+          <w:rFonts w:hint="eastAsia" w:eastAsia="黑体"/>
           <w:b/>
           <w:bCs/>
         </w:rPr>
@@ -194,22 +220,25 @@
       </w:r>
       <w:r>
         <w:rPr>
-          <w:rFonts w:hint="eastAsia"/>
+          <w:rFonts w:hint="eastAsia" w:eastAsia="黑体"/>
         </w:rPr>
         <w:t xml:space="preserve">（退耦元件另一端接</w:t>
       </w:r>
       <w:r>
+        <w:rPr>
+          <w:rFonts w:eastAsia="黑体"/>
+        </w:rPr>
         <w:t xml:space="preserve"> TVS </w:t>
       </w:r>
       <w:r>
         <w:rPr>
-          <w:rFonts w:hint="eastAsia"/>
+          <w:rFonts w:hint="eastAsia" w:eastAsia="黑体"/>
         </w:rPr>
         <w:t xml:space="preserve">一端与下游设备）；</w:t>
       </w:r>
       <w:r>
         <w:rPr>
-          <w:rFonts w:hint="eastAsia"/>
+          <w:rFonts w:hint="eastAsia" w:eastAsia="黑体"/>
           <w:b/>
           <w:bCs/>
         </w:rPr>
@@ -217,6 +246,7 @@
       </w:r>
       <w:r>
         <w:rPr>
+          <w:rFonts w:eastAsia="黑体"/>
           <w:b/>
           <w:bCs/>
         </w:rPr>
@@ -224,7 +254,7 @@
       </w:r>
       <w:r>
         <w:rPr>
-          <w:rFonts w:hint="eastAsia"/>
+          <w:rFonts w:hint="eastAsia" w:eastAsia="黑体"/>
           <w:b/>
           <w:bCs/>
         </w:rPr>
@@ -232,6 +262,7 @@
       </w:r>
       <w:r>
         <w:rPr>
+          <w:rFonts w:eastAsia="黑体"/>
           <w:b/>
           <w:bCs/>
         </w:rPr>
@@ -239,7 +270,7 @@
       </w:r>
       <w:r>
         <w:rPr>
-          <w:rFonts w:hint="eastAsia"/>
+          <w:rFonts w:hint="eastAsia" w:eastAsia="黑体"/>
         </w:rPr>
         <w:t xml:space="preserve">（各级保护器件另一端接地）。</w:t>
       </w:r>
@@ -248,13 +279,13 @@
       <w:pPr/>
       <w:r>
         <w:rPr>
-          <w:rFonts w:hint="eastAsia"/>
+          <w:rFonts w:hint="eastAsia" w:eastAsia="黑体"/>
         </w:rPr>
         <w:t xml:space="preserve">各元件管脚连接：</w:t>
       </w:r>
       <w:r>
         <w:rPr>
-          <w:rFonts w:hint="eastAsia"/>
+          <w:rFonts w:hint="eastAsia" w:eastAsia="黑体"/>
           <w:b/>
           <w:bCs/>
         </w:rPr>
@@ -262,40 +293,47 @@
       </w:r>
       <w:r>
         <w:rPr>
+          <w:rFonts w:eastAsia="黑体"/>
           <w:b/>
           <w:bCs/>
         </w:rPr>
         <w:t xml:space="preserve"> GDT/MOV</w:t>
       </w:r>
       <w:r>
+        <w:rPr>
+          <w:rFonts w:eastAsia="黑体"/>
+        </w:rPr>
         <w:t xml:space="preserve"> </w:t>
       </w:r>
       <w:r>
         <w:rPr>
-          <w:rFonts w:hint="eastAsia"/>
+          <w:rFonts w:hint="eastAsia" w:eastAsia="黑体"/>
         </w:rPr>
         <w:t xml:space="preserve">一端接节点①、另一端接节点③；</w:t>
       </w:r>
       <w:r>
         <w:rPr>
-          <w:rFonts w:hint="eastAsia"/>
+          <w:rFonts w:hint="eastAsia" w:eastAsia="黑体"/>
           <w:b/>
           <w:bCs/>
         </w:rPr>
         <w:t xml:space="preserve">退耦电感/电阻</w:t>
       </w:r>
       <w:r>
+        <w:rPr>
+          <w:rFonts w:eastAsia="黑体"/>
+        </w:rPr>
         <w:t xml:space="preserve"> </w:t>
       </w:r>
       <w:r>
         <w:rPr>
-          <w:rFonts w:hint="eastAsia"/>
+          <w:rFonts w:hint="eastAsia" w:eastAsia="黑体"/>
         </w:rPr>
         <w:t xml:space="preserve">一端接节点①、另一端接节点②；</w:t>
       </w:r>
       <w:r>
         <w:rPr>
-          <w:rFonts w:hint="eastAsia"/>
+          <w:rFonts w:hint="eastAsia" w:eastAsia="黑体"/>
           <w:b/>
           <w:bCs/>
         </w:rPr>
@@ -303,17 +341,21 @@
       </w:r>
       <w:r>
         <w:rPr>
+          <w:rFonts w:eastAsia="黑体"/>
           <w:b/>
           <w:bCs/>
         </w:rPr>
         <w:t xml:space="preserve"> TVS</w:t>
       </w:r>
       <w:r>
+        <w:rPr>
+          <w:rFonts w:eastAsia="黑体"/>
+        </w:rPr>
         <w:t xml:space="preserve"> </w:t>
       </w:r>
       <w:r>
         <w:rPr>
-          <w:rFonts w:hint="eastAsia"/>
+          <w:rFonts w:hint="eastAsia" w:eastAsia="黑体"/>
         </w:rPr>
         <w:t xml:space="preserve">一端接节点②、另一端接节点③。</w:t>
       </w:r>
@@ -322,52 +364,67 @@
       <w:pPr/>
       <w:r>
         <w:rPr>
-          <w:rFonts w:hint="eastAsia"/>
+          <w:rFonts w:hint="eastAsia" w:eastAsia="黑体"/>
         </w:rPr>
         <w:t xml:space="preserve">由此构成”输入先并第一级</w:t>
       </w:r>
       <w:r>
+        <w:rPr>
+          <w:rFonts w:eastAsia="黑体"/>
+        </w:rPr>
         <w:t xml:space="preserve"> GDT/MOV </w:t>
       </w:r>
       <w:r>
         <w:rPr>
-          <w:rFonts w:hint="eastAsia"/>
+          <w:rFonts w:hint="eastAsia" w:eastAsia="黑体"/>
         </w:rPr>
         <w:t xml:space="preserve">泄放大电流、经退耦后由末级</w:t>
       </w:r>
       <w:r>
+        <w:rPr>
+          <w:rFonts w:eastAsia="黑体"/>
+        </w:rPr>
         <w:t xml:space="preserve"> TVS </w:t>
       </w:r>
       <w:r>
         <w:rPr>
-          <w:rFonts w:hint="eastAsia"/>
+          <w:rFonts w:hint="eastAsia" w:eastAsia="黑体"/>
         </w:rPr>
         <w:t xml:space="preserve">精细钳位”的多级分级泄放</w:t>
       </w:r>
       <w:r>
+        <w:rPr>
+          <w:rFonts w:eastAsia="黑体"/>
+        </w:rPr>
         <w:t xml:space="preserve"> SPD </w:t>
       </w:r>
       <w:r>
         <w:rPr>
-          <w:rFonts w:hint="eastAsia"/>
+          <w:rFonts w:hint="eastAsia" w:eastAsia="黑体"/>
         </w:rPr>
         <w:t xml:space="preserve">浪涌保护组态，逐级把雷击浪涌（1.2/50</w:t>
       </w:r>
       <w:r>
+        <w:rPr>
+          <w:rFonts w:eastAsia="黑体"/>
+        </w:rPr>
         <w:t xml:space="preserve"> μs </w:t>
       </w:r>
       <w:r>
         <w:rPr>
-          <w:rFonts w:hint="eastAsia"/>
+          <w:rFonts w:hint="eastAsia" w:eastAsia="黑体"/>
         </w:rPr>
         <w:t xml:space="preserve">与</w:t>
       </w:r>
       <w:r>
+        <w:rPr>
+          <w:rFonts w:eastAsia="黑体"/>
+        </w:rPr>
         <w:t xml:space="preserve"> 8/20 μs </w:t>
       </w:r>
       <w:r>
         <w:rPr>
-          <w:rFonts w:hint="eastAsia"/>
+          <w:rFonts w:hint="eastAsia" w:eastAsia="黑体"/>
         </w:rPr>
         <w:t xml:space="preserve">波形）能量导入地，把残压降到下游设备耐压以内。</w:t>
       </w:r>
@@ -380,7 +437,7 @@
       </w:pPr>
       <w:r>
         <w:rPr>
-          <w:rFonts w:hint="eastAsia"/>
+          <w:rFonts w:hint="eastAsia" w:eastAsia="黑体"/>
         </w:rPr>
         <w:t xml:space="preserve">工作原理</w:t>
       </w:r>
@@ -391,16 +448,19 @@
       </w:pPr>
       <w:r>
         <w:rPr>
-          <w:rFonts w:hint="eastAsia"/>
+          <w:rFonts w:hint="eastAsia" w:eastAsia="黑体"/>
         </w:rPr>
         <w:t xml:space="preserve">浪涌到来时，电压超过压敏电阻或气体放电管动作电压，器件迅速变为低阻，把大电流分流到地；若为多级结构，第一级泄放大部分能量，后级</w:t>
       </w:r>
       <w:r>
+        <w:rPr>
+          <w:rFonts w:eastAsia="黑体"/>
+        </w:rPr>
         <w:t xml:space="preserve"> TVS </w:t>
       </w:r>
       <w:r>
         <w:rPr>
-          <w:rFonts w:hint="eastAsia"/>
+          <w:rFonts w:hint="eastAsia" w:eastAsia="黑体"/>
         </w:rPr>
         <w:t xml:space="preserve">把残压进一步钳制到低电平，保护下游设备。能量泄放后器件恢复高阻。</w:t>
       </w:r>
@@ -413,7 +473,7 @@
       </w:pPr>
       <w:r>
         <w:rPr>
-          <w:rFonts w:hint="eastAsia"/>
+          <w:rFonts w:hint="eastAsia" w:eastAsia="黑体"/>
         </w:rPr>
         <w:t xml:space="preserve">关键计算公式</w:t>
       </w:r>
@@ -427,7 +487,7 @@
       </w:pPr>
       <w:r>
         <w:rPr>
-          <w:rFonts w:hint="eastAsia"/>
+          <w:rFonts w:hint="eastAsia" w:eastAsia="黑体"/>
         </w:rPr>
         <w:t xml:space="preserve">压敏电阻钳位电压近似：</w:t>
       </w:r>
@@ -548,7 +608,7 @@
       </w:pPr>
       <w:r>
         <w:rPr>
-          <w:rFonts w:hint="eastAsia"/>
+          <w:rFonts w:hint="eastAsia" w:eastAsia="黑体"/>
         </w:rPr>
         <w:t xml:space="preserve">压敏电阻耗散能量：</w:t>
       </w:r>
@@ -638,7 +698,7 @@
       </w:pPr>
       <w:r>
         <w:rPr>
-          <w:rFonts w:hint="eastAsia"/>
+          <w:rFonts w:hint="eastAsia" w:eastAsia="黑体"/>
         </w:rPr>
         <w:t xml:space="preserve">退耦电感压降：</w:t>
       </w:r>
@@ -707,16 +767,19 @@
       </w:pPr>
       <w:r>
         <w:rPr>
-          <w:rFonts w:hint="eastAsia"/>
+          <w:rFonts w:hint="eastAsia" w:eastAsia="黑体"/>
         </w:rPr>
         <w:t xml:space="preserve">冲击电流峰值与波形（8/20</w:t>
       </w:r>
       <w:r>
+        <w:rPr>
+          <w:rFonts w:eastAsia="黑体"/>
+        </w:rPr>
         <w:t xml:space="preserve"> </w:t>
       </w:r>
       <w:r>
         <w:rPr>
-          <w:rFonts w:hint="eastAsia"/>
+          <w:rFonts w:hint="eastAsia" w:eastAsia="黑体"/>
         </w:rPr>
         <w:t xml:space="preserve">μs）定义，电荷量：</w:t>
       </w:r>
@@ -838,7 +901,7 @@
             </w:pPr>
             <w:r>
               <w:rPr>
-                <w:rFonts w:hint="eastAsia"/>
+                <w:rFonts w:hint="eastAsia" w:eastAsia="黑体"/>
               </w:rPr>
               <w:t xml:space="preserve">符号</w:t>
             </w:r>
@@ -852,7 +915,7 @@
             </w:pPr>
             <w:r>
               <w:rPr>
-                <w:rFonts w:hint="eastAsia"/>
+                <w:rFonts w:hint="eastAsia" w:eastAsia="黑体"/>
               </w:rPr>
               <w:t xml:space="preserve">含义</w:t>
             </w:r>
@@ -866,7 +929,7 @@
             </w:pPr>
             <w:r>
               <w:rPr>
-                <w:rFonts w:hint="eastAsia"/>
+                <w:rFonts w:hint="eastAsia" w:eastAsia="黑体"/>
               </w:rPr>
               <w:t xml:space="preserve">单位</w:t>
             </w:r>
@@ -907,6 +970,9 @@
               </m:sSub>
             </m:oMath>
             <w:r>
+              <w:rPr>
+                <w:rFonts w:eastAsia="黑体"/>
+              </w:rPr>
               <w:t xml:space="preserve">​</w:t>
             </w:r>
           </w:p>
@@ -919,7 +985,7 @@
             </w:pPr>
             <w:r>
               <w:rPr>
-                <w:rFonts w:hint="eastAsia"/>
+                <w:rFonts w:hint="eastAsia" w:eastAsia="黑体"/>
               </w:rPr>
               <w:t xml:space="preserve">钳位电压</w:t>
             </w:r>
@@ -932,6 +998,9 @@
               <w:pStyle w:val="Compact"/>
             </w:pPr>
             <w:r>
+              <w:rPr>
+                <w:rFonts w:eastAsia="黑体"/>
+              </w:rPr>
               <w:t xml:space="preserve">V</w:t>
             </w:r>
           </w:p>
@@ -971,6 +1040,9 @@
               </m:sSub>
             </m:oMath>
             <w:r>
+              <w:rPr>
+                <w:rFonts w:eastAsia="黑体"/>
+              </w:rPr>
               <w:t xml:space="preserve">​</w:t>
             </w:r>
           </w:p>
@@ -983,7 +1055,7 @@
             </w:pPr>
             <w:r>
               <w:rPr>
-                <w:rFonts w:hint="eastAsia"/>
+                <w:rFonts w:hint="eastAsia" w:eastAsia="黑体"/>
               </w:rPr>
               <w:t xml:space="preserve">浪涌电流</w:t>
             </w:r>
@@ -996,6 +1068,9 @@
               <w:pStyle w:val="Compact"/>
             </w:pPr>
             <w:r>
+              <w:rPr>
+                <w:rFonts w:eastAsia="黑体"/>
+              </w:rPr>
               <w:t xml:space="preserve">A</w:t>
             </w:r>
           </w:p>
@@ -1026,6 +1101,9 @@
               </m:r>
             </m:oMath>
             <w:r>
+              <w:rPr>
+                <w:rFonts w:eastAsia="黑体"/>
+              </w:rPr>
               <w:t xml:space="preserve">​</w:t>
             </w:r>
           </w:p>
@@ -1038,7 +1116,7 @@
             </w:pPr>
             <w:r>
               <w:rPr>
-                <w:rFonts w:hint="eastAsia"/>
+                <w:rFonts w:hint="eastAsia" w:eastAsia="黑体"/>
               </w:rPr>
               <w:t xml:space="preserve">压敏电阻非线性系数</w:t>
             </w:r>
@@ -1051,6 +1129,9 @@
               <w:pStyle w:val="Compact"/>
             </w:pPr>
             <w:r>
+              <w:rPr>
+                <w:rFonts w:eastAsia="黑体"/>
+              </w:rPr>
               <w:t xml:space="preserve">—</w:t>
             </w:r>
           </w:p>
@@ -1069,6 +1150,9 @@
               </m:r>
             </m:oMath>
             <w:r>
+              <w:rPr>
+                <w:rFonts w:eastAsia="黑体"/>
+              </w:rPr>
               <w:t xml:space="preserve">​</w:t>
             </w:r>
           </w:p>
@@ -1081,7 +1165,7 @@
             </w:pPr>
             <w:r>
               <w:rPr>
-                <w:rFonts w:hint="eastAsia"/>
+                <w:rFonts w:hint="eastAsia" w:eastAsia="黑体"/>
               </w:rPr>
               <w:t xml:space="preserve">退耦电感</w:t>
             </w:r>
@@ -1094,6 +1178,9 @@
               <w:pStyle w:val="Compact"/>
             </w:pPr>
             <w:r>
+              <w:rPr>
+                <w:rFonts w:eastAsia="黑体"/>
+              </w:rPr>
               <w:t xml:space="preserve">H</w:t>
             </w:r>
           </w:p>
@@ -1124,6 +1211,9 @@
               </m:sSub>
             </m:oMath>
             <w:r>
+              <w:rPr>
+                <w:rFonts w:eastAsia="黑体"/>
+              </w:rPr>
               <w:t xml:space="preserve">​</w:t>
             </w:r>
           </w:p>
@@ -1136,7 +1226,7 @@
             </w:pPr>
             <w:r>
               <w:rPr>
-                <w:rFonts w:hint="eastAsia"/>
+                <w:rFonts w:hint="eastAsia" w:eastAsia="黑体"/>
               </w:rPr>
               <w:t xml:space="preserve">峰值冲击电流</w:t>
             </w:r>
@@ -1149,6 +1239,9 @@
               <w:pStyle w:val="Compact"/>
             </w:pPr>
             <w:r>
+              <w:rPr>
+                <w:rFonts w:eastAsia="黑体"/>
+              </w:rPr>
               <w:t xml:space="preserve">A</w:t>
             </w:r>
           </w:p>
@@ -1176,6 +1269,9 @@
               </m:sSub>
             </m:oMath>
             <w:r>
+              <w:rPr>
+                <w:rFonts w:eastAsia="黑体"/>
+              </w:rPr>
               <w:t xml:space="preserve">​</w:t>
             </w:r>
           </w:p>
@@ -1188,7 +1284,7 @@
             </w:pPr>
             <w:r>
               <w:rPr>
-                <w:rFonts w:hint="eastAsia"/>
+                <w:rFonts w:hint="eastAsia" w:eastAsia="黑体"/>
               </w:rPr>
               <w:t xml:space="preserve">波形持续时间</w:t>
             </w:r>
@@ -1201,6 +1297,9 @@
               <w:pStyle w:val="Compact"/>
             </w:pPr>
             <w:r>
+              <w:rPr>
+                <w:rFonts w:eastAsia="黑体"/>
+              </w:rPr>
               <w:t xml:space="preserve">s</w:t>
             </w:r>
           </w:p>
@@ -1215,7 +1314,7 @@
       </w:pPr>
       <w:r>
         <w:rPr>
-          <w:rFonts w:hint="eastAsia"/>
+          <w:rFonts w:hint="eastAsia" w:eastAsia="黑体"/>
         </w:rPr>
         <w:t xml:space="preserve">元件调整影响</w:t>
       </w:r>
@@ -1230,21 +1329,27 @@
       </w:pPr>
       <w:r>
         <w:rPr>
-          <w:rFonts w:hint="eastAsia"/>
+          <w:rFonts w:hint="eastAsia" w:eastAsia="黑体"/>
           <w:b/>
           <w:bCs/>
         </w:rPr>
         <w:t xml:space="preserve">压敏电阻标称电压选低</w:t>
       </w:r>
       <w:r>
+        <w:rPr>
+          <w:rFonts w:eastAsia="黑体"/>
+        </w:rPr>
         <w:t xml:space="preserve"> </w:t>
       </w:r>
       <w:r>
+        <w:rPr>
+          <w:rFonts w:eastAsia="黑体"/>
+        </w:rPr>
         <w:t xml:space="preserve">→ </w:t>
       </w:r>
       <w:r>
         <w:rPr>
-          <w:rFonts w:hint="eastAsia"/>
+          <w:rFonts w:hint="eastAsia" w:eastAsia="黑体"/>
         </w:rPr>
         <w:t xml:space="preserve">钳位低、防护强，但正常电压下漏电流增大、可能劣化。</w:t>
       </w:r>
@@ -1259,21 +1364,27 @@
       </w:pPr>
       <w:r>
         <w:rPr>
-          <w:rFonts w:hint="eastAsia"/>
+          <w:rFonts w:hint="eastAsia" w:eastAsia="黑体"/>
           <w:b/>
           <w:bCs/>
         </w:rPr>
         <w:t xml:space="preserve">两级间退耦电感增大</w:t>
       </w:r>
       <w:r>
+        <w:rPr>
+          <w:rFonts w:eastAsia="黑体"/>
+        </w:rPr>
         <w:t xml:space="preserve"> </w:t>
       </w:r>
       <w:r>
+        <w:rPr>
+          <w:rFonts w:eastAsia="黑体"/>
+        </w:rPr>
         <w:t xml:space="preserve">→ </w:t>
       </w:r>
       <w:r>
         <w:rPr>
-          <w:rFonts w:hint="eastAsia"/>
+          <w:rFonts w:hint="eastAsia" w:eastAsia="黑体"/>
         </w:rPr>
         <w:t xml:space="preserve">波峰隔离更好、后级残压低，但体积大、引入线路压降。</w:t>
       </w:r>
@@ -1288,21 +1399,27 @@
       </w:pPr>
       <w:r>
         <w:rPr>
-          <w:rFonts w:hint="eastAsia"/>
+          <w:rFonts w:hint="eastAsia" w:eastAsia="黑体"/>
           <w:b/>
           <w:bCs/>
         </w:rPr>
         <w:t xml:space="preserve">气体放电管动作电压高</w:t>
       </w:r>
       <w:r>
+        <w:rPr>
+          <w:rFonts w:eastAsia="黑体"/>
+        </w:rPr>
         <w:t xml:space="preserve"> </w:t>
       </w:r>
       <w:r>
+        <w:rPr>
+          <w:rFonts w:eastAsia="黑体"/>
+        </w:rPr>
         <w:t xml:space="preserve">→ </w:t>
       </w:r>
       <w:r>
         <w:rPr>
-          <w:rFonts w:hint="eastAsia"/>
+          <w:rFonts w:hint="eastAsia" w:eastAsia="黑体"/>
         </w:rPr>
         <w:t xml:space="preserve">不易误触发，但残压起点高，需与后级配合。</w:t>
       </w:r>
@@ -1317,7 +1434,7 @@
       </w:pPr>
       <w:r>
         <w:rPr>
-          <w:rFonts w:hint="eastAsia"/>
+          <w:rFonts w:hint="eastAsia" w:eastAsia="黑体"/>
           <w:b/>
           <w:bCs/>
         </w:rPr>
@@ -1342,21 +1459,27 @@
       </m:oMath>
       <w:r>
         <w:rPr>
-          <w:rFonts w:hint="eastAsia"/>
+          <w:rFonts w:hint="eastAsia" w:eastAsia="黑体"/>
           <w:b/>
           <w:bCs/>
         </w:rPr>
         <w:t xml:space="preserve">）增大</w:t>
       </w:r>
       <w:r>
+        <w:rPr>
+          <w:rFonts w:eastAsia="黑体"/>
+        </w:rPr>
         <w:t xml:space="preserve"> </w:t>
       </w:r>
       <w:r>
+        <w:rPr>
+          <w:rFonts w:eastAsia="黑体"/>
+        </w:rPr>
         <w:t xml:space="preserve">→ </w:t>
       </w:r>
       <w:r>
         <w:rPr>
-          <w:rFonts w:hint="eastAsia"/>
+          <w:rFonts w:hint="eastAsia" w:eastAsia="黑体"/>
         </w:rPr>
         <w:t xml:space="preserve">能承受更强浪涌，但体积与漏流增加。</w:t>
       </w:r>
@@ -1371,21 +1494,27 @@
       </w:pPr>
       <w:r>
         <w:rPr>
-          <w:rFonts w:hint="eastAsia"/>
+          <w:rFonts w:hint="eastAsia" w:eastAsia="黑体"/>
           <w:b/>
           <w:bCs/>
         </w:rPr>
         <w:t xml:space="preserve">多点接地阻抗高</w:t>
       </w:r>
       <w:r>
+        <w:rPr>
+          <w:rFonts w:eastAsia="黑体"/>
+        </w:rPr>
         <w:t xml:space="preserve"> </w:t>
       </w:r>
       <w:r>
+        <w:rPr>
+          <w:rFonts w:eastAsia="黑体"/>
+        </w:rPr>
         <w:t xml:space="preserve">→ </w:t>
       </w:r>
       <w:r>
         <w:rPr>
-          <w:rFonts w:hint="eastAsia"/>
+          <w:rFonts w:hint="eastAsia" w:eastAsia="黑体"/>
         </w:rPr>
         <w:t xml:space="preserve">泄放路径不通畅，残压升高，保护效果下降。</w:t>
       </w:r>
@@ -1398,7 +1527,7 @@
       </w:pPr>
       <w:r>
         <w:rPr>
-          <w:rFonts w:hint="eastAsia"/>
+          <w:rFonts w:hint="eastAsia" w:eastAsia="黑体"/>
         </w:rPr>
         <w:t xml:space="preserve">典型参数示例</w:t>
       </w:r>
@@ -1413,29 +1542,38 @@
       </w:pPr>
       <w:r>
         <w:rPr>
-          <w:rFonts w:hint="eastAsia"/>
+          <w:rFonts w:hint="eastAsia" w:eastAsia="黑体"/>
         </w:rPr>
         <w:t xml:space="preserve">取</w:t>
       </w:r>
       <w:r>
+        <w:rPr>
+          <w:rFonts w:eastAsia="黑体"/>
+        </w:rPr>
         <w:t xml:space="preserve"> 275 V </w:t>
       </w:r>
       <w:r>
         <w:rPr>
-          <w:rFonts w:hint="eastAsia"/>
+          <w:rFonts w:hint="eastAsia" w:eastAsia="黑体"/>
         </w:rPr>
         <w:t xml:space="preserve">压敏电阻（标称</w:t>
       </w:r>
       <w:r>
+        <w:rPr>
+          <w:rFonts w:eastAsia="黑体"/>
+        </w:rPr>
         <w:t xml:space="preserve"> 275 V </w:t>
       </w:r>
       <w:r>
         <w:rPr>
-          <w:rFonts w:hint="eastAsia"/>
+          <w:rFonts w:hint="eastAsia" w:eastAsia="黑体"/>
         </w:rPr>
         <w:t xml:space="preserve">AC），浪涌</w:t>
       </w:r>
       <w:r>
+        <w:rPr>
+          <w:rFonts w:eastAsia="黑体"/>
+        </w:rPr>
         <w:t xml:space="preserve"> </w:t>
       </w:r>
       <m:oMath>
@@ -1485,20 +1623,26 @@
       </m:oMath>
       <w:r>
         <w:rPr>
-          <w:rFonts w:hint="eastAsia"/>
+          <w:rFonts w:hint="eastAsia" w:eastAsia="黑体"/>
         </w:rPr>
         <w:t xml:space="preserve">（8/20</w:t>
       </w:r>
       <w:r>
+        <w:rPr>
+          <w:rFonts w:eastAsia="黑体"/>
+        </w:rPr>
         <w:t xml:space="preserve"> </w:t>
       </w:r>
       <w:r>
         <w:rPr>
-          <w:rFonts w:hint="eastAsia"/>
+          <w:rFonts w:hint="eastAsia" w:eastAsia="黑体"/>
         </w:rPr>
         <w:t xml:space="preserve">μs），典型钳位约</w:t>
       </w:r>
       <w:r>
+        <w:rPr>
+          <w:rFonts w:eastAsia="黑体"/>
+        </w:rPr>
         <w:t xml:space="preserve"> </w:t>
       </w:r>
       <m:oMath>
@@ -1548,16 +1692,19 @@
       </m:oMath>
       <w:r>
         <w:rPr>
-          <w:rFonts w:hint="eastAsia"/>
+          <w:rFonts w:hint="eastAsia" w:eastAsia="黑体"/>
         </w:rPr>
         <w:t xml:space="preserve">（按器件</w:t>
       </w:r>
       <w:r>
+        <w:rPr>
+          <w:rFonts w:eastAsia="黑体"/>
+        </w:rPr>
         <w:t xml:space="preserve"> datasheet </w:t>
       </w:r>
       <w:r>
         <w:rPr>
-          <w:rFonts w:hint="eastAsia"/>
+          <w:rFonts w:hint="eastAsia" w:eastAsia="黑体"/>
         </w:rPr>
         <w:t xml:space="preserve">曲线取值）。</w:t>
       </w:r>
@@ -1572,11 +1719,14 @@
       </w:pPr>
       <w:r>
         <w:rPr>
-          <w:rFonts w:hint="eastAsia"/>
+          <w:rFonts w:hint="eastAsia" w:eastAsia="黑体"/>
         </w:rPr>
         <w:t xml:space="preserve">取退耦电感</w:t>
       </w:r>
       <w:r>
+        <w:rPr>
+          <w:rFonts w:eastAsia="黑体"/>
+        </w:rPr>
         <w:t xml:space="preserve"> </w:t>
       </w:r>
       <m:oMath>
@@ -1608,7 +1758,7 @@
       </m:oMath>
       <w:r>
         <w:rPr>
-          <w:rFonts w:hint="eastAsia"/>
+          <w:rFonts w:hint="eastAsia" w:eastAsia="黑体"/>
         </w:rPr>
         <w:t xml:space="preserve">，</w:t>
       </w:r>
@@ -1712,7 +1862,7 @@
       </m:oMath>
       <w:r>
         <w:rPr>
-          <w:rFonts w:hint="eastAsia"/>
+          <w:rFonts w:hint="eastAsia" w:eastAsia="黑体"/>
         </w:rPr>
         <w:t xml:space="preserve">：</w:t>
       </w:r>
@@ -1811,7 +1961,7 @@
       </m:oMath>
       <w:r>
         <w:rPr>
-          <w:rFonts w:hint="eastAsia"/>
+          <w:rFonts w:hint="eastAsia" w:eastAsia="黑体"/>
         </w:rPr>
         <w:t xml:space="preserve">（浪涌上升沿期间的瞬态压降）。</w:t>
       </w:r>
@@ -1824,7 +1974,7 @@
       </w:pPr>
       <w:r>
         <w:rPr>
-          <w:rFonts w:hint="eastAsia"/>
+          <w:rFonts w:hint="eastAsia" w:eastAsia="黑体"/>
         </w:rPr>
         <w:t xml:space="preserve">常见器件型号</w:t>
       </w:r>
@@ -1839,52 +1989,67 @@
       </w:pPr>
       <w:r>
         <w:rPr>
-          <w:rFonts w:hint="eastAsia"/>
+          <w:rFonts w:hint="eastAsia" w:eastAsia="黑体"/>
         </w:rPr>
         <w:t xml:space="preserve">压敏电阻</w:t>
       </w:r>
       <w:r>
+        <w:rPr>
+          <w:rFonts w:eastAsia="黑体"/>
+        </w:rPr>
         <w:t xml:space="preserve"> </w:t>
       </w:r>
       <w:r>
         <w:rPr>
-          <w:rFonts w:hint="eastAsia"/>
+          <w:rFonts w:hint="eastAsia" w:eastAsia="黑体"/>
         </w:rPr>
         <w:t xml:space="preserve">MOV：TDK/EPCOS</w:t>
       </w:r>
       <w:r>
+        <w:rPr>
+          <w:rFonts w:eastAsia="黑体"/>
+        </w:rPr>
         <w:t xml:space="preserve"> </w:t>
       </w:r>
       <w:r>
         <w:rPr>
-          <w:rFonts w:hint="eastAsia"/>
+          <w:rFonts w:hint="eastAsia" w:eastAsia="黑体"/>
         </w:rPr>
         <w:t xml:space="preserve">系列、Littelfuse</w:t>
       </w:r>
       <w:r>
+        <w:rPr>
+          <w:rFonts w:eastAsia="黑体"/>
+        </w:rPr>
         <w:t xml:space="preserve"> V </w:t>
       </w:r>
       <w:r>
         <w:rPr>
-          <w:rFonts w:hint="eastAsia"/>
+          <w:rFonts w:hint="eastAsia" w:eastAsia="黑体"/>
         </w:rPr>
         <w:t xml:space="preserve">系列（如</w:t>
       </w:r>
       <w:r>
+        <w:rPr>
+          <w:rFonts w:eastAsia="黑体"/>
+        </w:rPr>
         <w:t xml:space="preserve"> </w:t>
       </w:r>
       <w:r>
         <w:rPr>
-          <w:rFonts w:hint="eastAsia"/>
+          <w:rFonts w:hint="eastAsia" w:eastAsia="黑体"/>
         </w:rPr>
         <w:t xml:space="preserve">V275LA20A）、Bourns</w:t>
       </w:r>
       <w:r>
+        <w:rPr>
+          <w:rFonts w:eastAsia="黑体"/>
+        </w:rPr>
         <w:t xml:space="preserve"> MOV </w:t>
       </w:r>
       <w:r>
         <w:rPr>
-          <w:rFonts w:hint="eastAsia"/>
+          <w:rFonts w:hint="eastAsia" w:eastAsia="黑体"/>
         </w:rPr>
         <w:t xml:space="preserve">系列。</w:t>
       </w:r>
@@ -1899,34 +2064,43 @@
       </w:pPr>
       <w:r>
         <w:rPr>
-          <w:rFonts w:hint="eastAsia"/>
+          <w:rFonts w:hint="eastAsia" w:eastAsia="黑体"/>
         </w:rPr>
         <w:t xml:space="preserve">气体放电管</w:t>
       </w:r>
       <w:r>
+        <w:rPr>
+          <w:rFonts w:eastAsia="黑体"/>
+        </w:rPr>
         <w:t xml:space="preserve"> </w:t>
       </w:r>
       <w:r>
         <w:rPr>
-          <w:rFonts w:hint="eastAsia"/>
+          <w:rFonts w:hint="eastAsia" w:eastAsia="黑体"/>
         </w:rPr>
         <w:t xml:space="preserve">GDT：Bourns</w:t>
       </w:r>
       <w:r>
+        <w:rPr>
+          <w:rFonts w:eastAsia="黑体"/>
+        </w:rPr>
         <w:t xml:space="preserve"> 2036 </w:t>
       </w:r>
       <w:r>
         <w:rPr>
-          <w:rFonts w:hint="eastAsia"/>
+          <w:rFonts w:hint="eastAsia" w:eastAsia="黑体"/>
         </w:rPr>
         <w:t xml:space="preserve">系列、Littelfuse</w:t>
       </w:r>
       <w:r>
+        <w:rPr>
+          <w:rFonts w:eastAsia="黑体"/>
+        </w:rPr>
         <w:t xml:space="preserve"> GDT </w:t>
       </w:r>
       <w:r>
         <w:rPr>
-          <w:rFonts w:hint="eastAsia"/>
+          <w:rFonts w:hint="eastAsia" w:eastAsia="黑体"/>
         </w:rPr>
         <w:t xml:space="preserve">系列。</w:t>
       </w:r>
@@ -1941,25 +2115,31 @@
       </w:pPr>
       <w:r>
         <w:rPr>
-          <w:rFonts w:hint="eastAsia"/>
+          <w:rFonts w:hint="eastAsia" w:eastAsia="黑体"/>
         </w:rPr>
         <w:t xml:space="preserve">TVS：SMBJ、SMCJ、5KP</w:t>
       </w:r>
       <w:r>
+        <w:rPr>
+          <w:rFonts w:eastAsia="黑体"/>
+        </w:rPr>
         <w:t xml:space="preserve"> </w:t>
       </w:r>
       <w:r>
         <w:rPr>
-          <w:rFonts w:hint="eastAsia"/>
+          <w:rFonts w:hint="eastAsia" w:eastAsia="黑体"/>
         </w:rPr>
         <w:t xml:space="preserve">系列（Littelfuse</w:t>
       </w:r>
       <w:r>
+        <w:rPr>
+          <w:rFonts w:eastAsia="黑体"/>
+        </w:rPr>
         <w:t xml:space="preserve"> / </w:t>
       </w:r>
       <w:r>
         <w:rPr>
-          <w:rFonts w:hint="eastAsia"/>
+          <w:rFonts w:hint="eastAsia" w:eastAsia="黑体"/>
         </w:rPr>
         <w:t xml:space="preserve">ST）。</w:t>
       </w:r>
@@ -1974,25 +2154,31 @@
       </w:pPr>
       <w:r>
         <w:rPr>
-          <w:rFonts w:hint="eastAsia"/>
+          <w:rFonts w:hint="eastAsia" w:eastAsia="黑体"/>
         </w:rPr>
         <w:t xml:space="preserve">组合式</w:t>
       </w:r>
       <w:r>
+        <w:rPr>
+          <w:rFonts w:eastAsia="黑体"/>
+        </w:rPr>
         <w:t xml:space="preserve"> SPD </w:t>
       </w:r>
       <w:r>
         <w:rPr>
-          <w:rFonts w:hint="eastAsia"/>
+          <w:rFonts w:hint="eastAsia" w:eastAsia="黑体"/>
         </w:rPr>
         <w:t xml:space="preserve">模块：Phoenix</w:t>
       </w:r>
       <w:r>
+        <w:rPr>
+          <w:rFonts w:eastAsia="黑体"/>
+        </w:rPr>
         <w:t xml:space="preserve"> Contact、Dehn </w:t>
       </w:r>
       <w:r>
         <w:rPr>
-          <w:rFonts w:hint="eastAsia"/>
+          <w:rFonts w:hint="eastAsia" w:eastAsia="黑体"/>
         </w:rPr>
         <w:t xml:space="preserve">型号（按需选型）。</w:t>
       </w:r>
@@ -2005,7 +2191,7 @@
       </w:pPr>
       <w:r>
         <w:rPr>
-          <w:rFonts w:hint="eastAsia"/>
+          <w:rFonts w:hint="eastAsia" w:eastAsia="黑体"/>
         </w:rPr>
         <w:t xml:space="preserve">注意事项</w:t>
       </w:r>
@@ -2020,25 +2206,31 @@
       </w:pPr>
       <w:r>
         <w:rPr>
-          <w:rFonts w:hint="eastAsia"/>
+          <w:rFonts w:hint="eastAsia" w:eastAsia="黑体"/>
         </w:rPr>
         <w:t xml:space="preserve">前端需加熔断器</w:t>
       </w:r>
       <w:r>
+        <w:rPr>
+          <w:rFonts w:eastAsia="黑体"/>
+        </w:rPr>
         <w:t xml:space="preserve"> / </w:t>
       </w:r>
       <w:r>
         <w:rPr>
-          <w:rFonts w:hint="eastAsia"/>
+          <w:rFonts w:hint="eastAsia" w:eastAsia="黑体"/>
         </w:rPr>
         <w:t xml:space="preserve">断路器，防止</w:t>
       </w:r>
       <w:r>
+        <w:rPr>
+          <w:rFonts w:eastAsia="黑体"/>
+        </w:rPr>
         <w:t xml:space="preserve"> SPD </w:t>
       </w:r>
       <w:r>
         <w:rPr>
-          <w:rFonts w:hint="eastAsia"/>
+          <w:rFonts w:hint="eastAsia" w:eastAsia="黑体"/>
         </w:rPr>
         <w:t xml:space="preserve">短路失效后引起持续短路事故。</w:t>
       </w:r>
@@ -2053,16 +2245,19 @@
       </w:pPr>
       <w:r>
         <w:rPr>
-          <w:rFonts w:hint="eastAsia"/>
+          <w:rFonts w:hint="eastAsia" w:eastAsia="黑体"/>
         </w:rPr>
         <w:t xml:space="preserve">多级</w:t>
       </w:r>
       <w:r>
+        <w:rPr>
+          <w:rFonts w:eastAsia="黑体"/>
+        </w:rPr>
         <w:t xml:space="preserve"> SPD </w:t>
       </w:r>
       <w:r>
         <w:rPr>
-          <w:rFonts w:hint="eastAsia"/>
+          <w:rFonts w:hint="eastAsia" w:eastAsia="黑体"/>
         </w:rPr>
         <w:t xml:space="preserve">之间退耦电感（或导线长度）不可省，否则后级不能有效钳位。</w:t>
       </w:r>
@@ -2077,7 +2272,7 @@
       </w:pPr>
       <w:r>
         <w:rPr>
-          <w:rFonts w:hint="eastAsia"/>
+          <w:rFonts w:hint="eastAsia" w:eastAsia="黑体"/>
         </w:rPr>
         <w:t xml:space="preserve">接地连接要短、粗、低阻，浪涌泄放路径的可靠性决定保护效果。</w:t>
       </w:r>
@@ -2092,16 +2287,19 @@
       </w:pPr>
       <w:r>
         <w:rPr>
-          <w:rFonts w:hint="eastAsia"/>
+          <w:rFonts w:hint="eastAsia" w:eastAsia="黑体"/>
         </w:rPr>
         <w:t xml:space="preserve">压敏电阻老化后漏流增大、性能下降，需定期检测或选择带指示</w:t>
       </w:r>
       <w:r>
+        <w:rPr>
+          <w:rFonts w:eastAsia="黑体"/>
+        </w:rPr>
         <w:t xml:space="preserve"> / </w:t>
       </w:r>
       <w:r>
         <w:rPr>
-          <w:rFonts w:hint="eastAsia"/>
+          <w:rFonts w:hint="eastAsia" w:eastAsia="黑体"/>
         </w:rPr>
         <w:t xml:space="preserve">可更换设计。</w:t>
       </w:r>
@@ -2114,7 +2312,7 @@
       </w:pPr>
       <w:r>
         <w:rPr>
-          <w:rFonts w:hint="eastAsia"/>
+          <w:rFonts w:hint="eastAsia" w:eastAsia="黑体"/>
         </w:rPr>
         <w:t xml:space="preserve">参考资料</w:t>
       </w:r>
@@ -2128,6 +2326,9 @@
         </w:numPr>
       </w:pPr>
       <w:r>
+        <w:rPr>
+          <w:rFonts w:eastAsia="黑体"/>
+        </w:rPr>
         <w:t xml:space="preserve">Wikipedia: Surge protector。</w:t>
       </w:r>
     </w:p>
@@ -2140,20 +2341,26 @@
         </w:numPr>
       </w:pPr>
       <w:r>
+        <w:rPr>
+          <w:rFonts w:eastAsia="黑体"/>
+        </w:rPr>
         <w:t xml:space="preserve">Littelfuse </w:t>
       </w:r>
       <w:r>
         <w:rPr>
-          <w:rFonts w:hint="eastAsia"/>
+          <w:rFonts w:hint="eastAsia" w:eastAsia="黑体"/>
         </w:rPr>
         <w:t xml:space="preserve">官网：MOV</w:t>
       </w:r>
       <w:r>
+        <w:rPr>
+          <w:rFonts w:eastAsia="黑体"/>
+        </w:rPr>
         <w:t xml:space="preserve"> / SPD </w:t>
       </w:r>
       <w:r>
         <w:rPr>
-          <w:rFonts w:hint="eastAsia"/>
+          <w:rFonts w:hint="eastAsia" w:eastAsia="黑体"/>
         </w:rPr>
         <w:t xml:space="preserve">选型与应用。</w:t>
       </w:r>
@@ -2167,11 +2374,14 @@
         </w:numPr>
       </w:pPr>
       <w:r>
+        <w:rPr>
+          <w:rFonts w:eastAsia="黑体"/>
+        </w:rPr>
         <w:t xml:space="preserve">IEC 61643-11 </w:t>
       </w:r>
       <w:r>
         <w:rPr>
-          <w:rFonts w:hint="eastAsia"/>
+          <w:rFonts w:hint="eastAsia" w:eastAsia="黑体"/>
         </w:rPr>
         <w:t xml:space="preserve">低压浪涌保护器件标准。</w:t>
       </w:r>
@@ -2185,11 +2395,14 @@
         </w:numPr>
       </w:pPr>
       <w:r>
+        <w:rPr>
+          <w:rFonts w:eastAsia="黑体"/>
+        </w:rPr>
         <w:t xml:space="preserve">TDK/EPCOS </w:t>
       </w:r>
       <w:r>
         <w:rPr>
-          <w:rFonts w:hint="eastAsia"/>
+          <w:rFonts w:hint="eastAsia" w:eastAsia="黑体"/>
         </w:rPr>
         <w:t xml:space="preserve">官网：压敏电阻技术资料。</w:t>
       </w:r>
@@ -2203,11 +2416,11 @@
       </w:pPr>
       <w:r>
         <w:rPr>
-          <w:rFonts w:ascii="Times New Roman" w:hAnsi="Times New Roman"/>
+          <w:rFonts w:ascii="Times New Roman" w:hAnsi="Times New Roman" w:eastAsia="黑体"/>
           <w:color w:val="555555"/>
           <w:sz w:val="21"/>
         </w:rPr>
-        <w:t>材料收集者：杜文杰</w:t>
+        <w:t>材料收集者：杜文杰，WX手机：19519196569，QQ:3478827729</w:t>
       </w:r>
     </w:p>
     <w:sectPr>
@@ -2227,7 +2440,7 @@
 </file>
 
 <file path=word/footer1.xml><?xml version="1.0" encoding="utf-8"?>
-<w:ftr xmlns:m="http://schemas.openxmlformats.org/officeDocument/2006/math" xmlns:mc="http://schemas.openxmlformats.org/markup-compatibility/2006" xmlns:mo="http://schemas.microsoft.com/office/mac/office/2008/main" xmlns:mv="urn:schemas-microsoft-com:mac:vml" xmlns:o="urn:schemas-microsoft-com:office:office" xmlns:r="http://schemas.openxmlformats.org/officeDocument/2006/relationships" xmlns:v="urn:schemas-microsoft-com:vml" xmlns:w10="urn:schemas-microsoft-com:office:word" xmlns:w14="http://schemas.microsoft.com/office/word/2010/wordml" xmlns:w="http://schemas.openxmlformats.org/wordprocessingml/2006/main" xmlns:wne="http://schemas.microsoft.com/office/word/2006/wordml" xmlns:wp14="http://schemas.microsoft.com/office/word/2010/wordprocessingDrawing" xmlns:wp="http://schemas.openxmlformats.org/drawingml/2006/wordprocessingDrawing" xmlns:wpc="http://schemas.microsoft.com/office/word/2010/wordprocessingCanvas" xmlns:wpg="http://schemas.microsoft.com/office/word/2010/wordprocessingGroup" xmlns:wpi="http://schemas.microsoft.com/office/word/2010/wordprocessingInk" xmlns:wps="http://schemas.microsoft.com/office/word/2010/wordprocessingShape" mc:Ignorable="w14 wp14">
+<w:ftr xmlns:mc="http://schemas.openxmlformats.org/markup-compatibility/2006" xmlns:w="http://schemas.openxmlformats.org/wordprocessingml/2006/main" xmlns:m="http://schemas.openxmlformats.org/officeDocument/2006/math" xmlns:mo="http://schemas.microsoft.com/office/mac/office/2008/main" xmlns:mv="urn:schemas-microsoft-com:mac:vml" xmlns:o="urn:schemas-microsoft-com:office:office" xmlns:r="http://schemas.openxmlformats.org/officeDocument/2006/relationships" xmlns:v="urn:schemas-microsoft-com:vml" xmlns:w10="urn:schemas-microsoft-com:office:word" xmlns:w14="http://schemas.microsoft.com/office/word/2010/wordml" xmlns:wne="http://schemas.microsoft.com/office/word/2006/wordml" xmlns:wp14="http://schemas.microsoft.com/office/word/2010/wordprocessingDrawing" xmlns:wp="http://schemas.openxmlformats.org/drawingml/2006/wordprocessingDrawing" xmlns:wpc="http://schemas.microsoft.com/office/word/2010/wordprocessingCanvas" xmlns:wpg="http://schemas.microsoft.com/office/word/2010/wordprocessingGroup" xmlns:wpi="http://schemas.microsoft.com/office/word/2010/wordprocessingInk" xmlns:wps="http://schemas.microsoft.com/office/word/2010/wordprocessingShape" mc:Ignorable="w14 wp14">
   <w:p>
     <w:pPr>
       <w:pStyle w:val="Footer"/>
@@ -2235,12 +2448,14 @@
     </w:pPr>
     <w:r>
       <w:rPr>
+        <w:rFonts w:eastAsia="黑体"/>
         <w:sz w:val="18"/>
       </w:rPr>
       <w:t xml:space="preserve">第 </w:t>
     </w:r>
     <w:r>
       <w:rPr>
+        <w:rFonts w:eastAsia="黑体"/>
         <w:sz w:val="18"/>
       </w:rPr>
       <w:fldChar w:fldCharType="begin"/>
@@ -2249,6 +2464,7 @@
     </w:r>
     <w:r>
       <w:rPr>
+        <w:rFonts w:eastAsia="黑体"/>
         <w:sz w:val="18"/>
       </w:rPr>
       <w:t xml:space="preserve"> 页</w:t>
@@ -2262,6 +2478,9 @@
   <w:footnote w:type="continuationSeparator" w:id="0">
     <w:p>
       <w:r>
+        <w:rPr>
+          <w:rFonts w:eastAsia="黑体"/>
+        </w:rPr>
         <w:continuationSeparator/>
       </w:r>
     </w:p>
@@ -2269,6 +2488,9 @@
   <w:footnote w:type="separator" w:id="-1">
     <w:p>
       <w:r>
+        <w:rPr>
+          <w:rFonts w:eastAsia="黑体"/>
+        </w:rPr>
         <w:separator/>
       </w:r>
     </w:p>
@@ -2277,7 +2499,7 @@
 </file>
 
 <file path=word/header1.xml><?xml version="1.0" encoding="utf-8"?>
-<w:hdr xmlns:m="http://schemas.openxmlformats.org/officeDocument/2006/math" xmlns:mc="http://schemas.openxmlformats.org/markup-compatibility/2006" xmlns:mo="http://schemas.microsoft.com/office/mac/office/2008/main" xmlns:mv="urn:schemas-microsoft-com:mac:vml" xmlns:o="urn:schemas-microsoft-com:office:office" xmlns:r="http://schemas.openxmlformats.org/officeDocument/2006/relationships" xmlns:v="urn:schemas-microsoft-com:vml" xmlns:w10="urn:schemas-microsoft-com:office:word" xmlns:w14="http://schemas.microsoft.com/office/word/2010/wordml" xmlns:w="http://schemas.openxmlformats.org/wordprocessingml/2006/main" xmlns:wne="http://schemas.microsoft.com/office/word/2006/wordml" xmlns:wp14="http://schemas.microsoft.com/office/word/2010/wordprocessingDrawing" xmlns:wp="http://schemas.openxmlformats.org/drawingml/2006/wordprocessingDrawing" xmlns:wpc="http://schemas.microsoft.com/office/word/2010/wordprocessingCanvas" xmlns:wpg="http://schemas.microsoft.com/office/word/2010/wordprocessingGroup" xmlns:wpi="http://schemas.microsoft.com/office/word/2010/wordprocessingInk" xmlns:wps="http://schemas.microsoft.com/office/word/2010/wordprocessingShape" mc:Ignorable="w14 wp14">
+<w:hdr xmlns:mc="http://schemas.openxmlformats.org/markup-compatibility/2006" xmlns:w="http://schemas.openxmlformats.org/wordprocessingml/2006/main" xmlns:m="http://schemas.openxmlformats.org/officeDocument/2006/math" xmlns:mo="http://schemas.microsoft.com/office/mac/office/2008/main" xmlns:mv="urn:schemas-microsoft-com:mac:vml" xmlns:o="urn:schemas-microsoft-com:office:office" xmlns:r="http://schemas.openxmlformats.org/officeDocument/2006/relationships" xmlns:v="urn:schemas-microsoft-com:vml" xmlns:w10="urn:schemas-microsoft-com:office:word" xmlns:w14="http://schemas.microsoft.com/office/word/2010/wordml" xmlns:wne="http://schemas.microsoft.com/office/word/2006/wordml" xmlns:wp14="http://schemas.microsoft.com/office/word/2010/wordprocessingDrawing" xmlns:wp="http://schemas.openxmlformats.org/drawingml/2006/wordprocessingDrawing" xmlns:wpc="http://schemas.microsoft.com/office/word/2010/wordprocessingCanvas" xmlns:wpg="http://schemas.microsoft.com/office/word/2010/wordprocessingGroup" xmlns:wpi="http://schemas.microsoft.com/office/word/2010/wordprocessingInk" xmlns:wps="http://schemas.microsoft.com/office/word/2010/wordprocessingShape" mc:Ignorable="w14 wp14">
   <w:p>
     <w:pPr>
       <w:pStyle w:val="Header"/>
@@ -2285,7 +2507,7 @@
     </w:pPr>
     <w:r>
       <w:rPr>
-        <w:rFonts w:ascii="Times New Roman" w:hAnsi="Times New Roman"/>
+        <w:rFonts w:ascii="Times New Roman" w:hAnsi="Times New Roman" w:eastAsia="黑体"/>
         <w:sz w:val="18"/>
         <w:rFonts w:eastAsia="黑体"/>
         <w:rFonts w:eastAsia="黑体"/>
@@ -2297,7 +2519,7 @@
 </file>
 
 <file path=word/numbering.xml><?xml version="1.0" encoding="utf-8"?>
-<w:numbering xmlns:m="http://schemas.openxmlformats.org/officeDocument/2006/math" xmlns:mc="http://schemas.openxmlformats.org/markup-compatibility/2006" xmlns:mo="http://schemas.microsoft.com/office/mac/office/2008/main" xmlns:mv="urn:schemas-microsoft-com:mac:vml" xmlns:o="urn:schemas-microsoft-com:office:office" xmlns:r="http://schemas.openxmlformats.org/officeDocument/2006/relationships" xmlns:v="urn:schemas-microsoft-com:vml" xmlns:w="http://schemas.openxmlformats.org/wordprocessingml/2006/main" xmlns:w10="urn:schemas-microsoft-com:office:word" xmlns:w14="http://schemas.microsoft.com/office/word/2010/wordml" xmlns:wne="http://schemas.microsoft.com/office/word/2006/wordml" xmlns:wp="http://schemas.openxmlformats.org/drawingml/2006/wordprocessingDrawing" xmlns:wp14="http://schemas.microsoft.com/office/word/2010/wordprocessingDrawing" xmlns:wpc="http://schemas.microsoft.com/office/word/2010/wordprocessingCanvas" xmlns:wpg="http://schemas.microsoft.com/office/word/2010/wordprocessingGroup" xmlns:wpi="http://schemas.microsoft.com/office/word/2010/wordprocessingInk" xmlns:wps="http://schemas.microsoft.com/office/word/2010/wordprocessingShape" mc:Ignorable="w14 wp14">
+<w:numbering xmlns:mc="http://schemas.openxmlformats.org/markup-compatibility/2006" xmlns:w="http://schemas.openxmlformats.org/wordprocessingml/2006/main" xmlns:m="http://schemas.openxmlformats.org/officeDocument/2006/math" xmlns:mo="http://schemas.microsoft.com/office/mac/office/2008/main" xmlns:mv="urn:schemas-microsoft-com:mac:vml" xmlns:o="urn:schemas-microsoft-com:office:office" xmlns:r="http://schemas.openxmlformats.org/officeDocument/2006/relationships" xmlns:v="urn:schemas-microsoft-com:vml" xmlns:w10="urn:schemas-microsoft-com:office:word" xmlns:w14="http://schemas.microsoft.com/office/word/2010/wordml" xmlns:wne="http://schemas.microsoft.com/office/word/2006/wordml" xmlns:wp="http://schemas.openxmlformats.org/drawingml/2006/wordprocessingDrawing" xmlns:wp14="http://schemas.microsoft.com/office/word/2010/wordprocessingDrawing" xmlns:wpc="http://schemas.microsoft.com/office/word/2010/wordprocessingCanvas" xmlns:wpg="http://schemas.microsoft.com/office/word/2010/wordprocessingGroup" xmlns:wpi="http://schemas.microsoft.com/office/word/2010/wordprocessingInk" xmlns:wps="http://schemas.microsoft.com/office/word/2010/wordprocessingShape" mc:Ignorable="w14 wp14">
   <w:abstractNum w:abstractNumId="0">
     <w:nsid w:val="FFFFFF7C"/>
     <w:multiLevelType w:val="singleLevel"/>
@@ -2384,7 +2606,7 @@
         <w:ind w:hanging="360" w:left="1440"/>
       </w:pPr>
       <w:rPr>
-        <w:rFonts w:ascii="Symbol" w:hAnsi="Symbol" w:hint="default"/>
+        <w:rFonts w:ascii="Symbol" w:hAnsi="Symbol" w:hint="default" w:eastAsia="黑体"/>
       </w:rPr>
     </w:lvl>
   </w:abstractNum>
@@ -2405,7 +2627,7 @@
         <w:ind w:hanging="360" w:left="1080"/>
       </w:pPr>
       <w:rPr>
-        <w:rFonts w:ascii="Symbol" w:hAnsi="Symbol" w:hint="default"/>
+        <w:rFonts w:ascii="Symbol" w:hAnsi="Symbol" w:hint="default" w:eastAsia="黑体"/>
       </w:rPr>
     </w:lvl>
   </w:abstractNum>
@@ -2426,7 +2648,7 @@
         <w:ind w:hanging="360" w:left="720"/>
       </w:pPr>
       <w:rPr>
-        <w:rFonts w:ascii="Symbol" w:hAnsi="Symbol" w:hint="default"/>
+        <w:rFonts w:ascii="Symbol" w:hAnsi="Symbol" w:hint="default" w:eastAsia="黑体"/>
       </w:rPr>
     </w:lvl>
   </w:abstractNum>
@@ -2465,7 +2687,7 @@
         <w:ind w:hanging="360" w:left="360"/>
       </w:pPr>
       <w:rPr>
-        <w:rFonts w:ascii="Symbol" w:hAnsi="Symbol" w:hint="default"/>
+        <w:rFonts w:ascii="Symbol" w:hAnsi="Symbol" w:hint="default" w:eastAsia="黑体"/>
       </w:rPr>
     </w:lvl>
   </w:abstractNum>
@@ -2556,7 +2778,7 @@
         <w:ind w:left="720" w:hanging="360"/>
       </w:pPr>
       <w:rPr>
-        <w:rFonts w:ascii="Symbol" w:hAnsi="Symbol" w:cs="Symbol" w:hint="default"/>
+        <w:rFonts w:ascii="Symbol" w:hAnsi="Symbol" w:cs="Symbol" w:hint="default" w:eastAsia="黑体"/>
       </w:rPr>
     </w:lvl>
     <w:lvl w:ilvl="1">
@@ -2567,7 +2789,7 @@
         <w:ind w:left="1440" w:hanging="360"/>
       </w:pPr>
       <w:rPr>
-        <w:rFonts w:ascii="Courier New" w:hAnsi="Courier New" w:cs="Courier New" w:hint="default"/>
+        <w:rFonts w:ascii="Courier New" w:hAnsi="Courier New" w:cs="Courier New" w:hint="default" w:eastAsia="黑体"/>
       </w:rPr>
     </w:lvl>
     <w:lvl w:ilvl="2">
@@ -2578,7 +2800,7 @@
         <w:ind w:left="2160" w:hanging="360"/>
       </w:pPr>
       <w:rPr>
-        <w:rFonts w:ascii="Wingdings" w:hAnsi="Wingdings" w:cs="Wingdings" w:hint="default"/>
+        <w:rFonts w:ascii="Wingdings" w:hAnsi="Wingdings" w:cs="Wingdings" w:hint="default" w:eastAsia="黑体"/>
       </w:rPr>
     </w:lvl>
     <w:lvl w:ilvl="3">
@@ -2589,7 +2811,7 @@
         <w:ind w:left="2880" w:hanging="360"/>
       </w:pPr>
       <w:rPr>
-        <w:rFonts w:ascii="Symbol" w:hAnsi="Symbol" w:cs="Symbol" w:hint="default"/>
+        <w:rFonts w:ascii="Symbol" w:hAnsi="Symbol" w:cs="Symbol" w:hint="default" w:eastAsia="黑体"/>
       </w:rPr>
     </w:lvl>
     <w:lvl w:ilvl="4">
@@ -2600,7 +2822,7 @@
         <w:ind w:left="3600" w:hanging="360"/>
       </w:pPr>
       <w:rPr>
-        <w:rFonts w:ascii="Courier New" w:hAnsi="Courier New" w:cs="Courier New" w:hint="default"/>
+        <w:rFonts w:ascii="Courier New" w:hAnsi="Courier New" w:cs="Courier New" w:hint="default" w:eastAsia="黑体"/>
       </w:rPr>
     </w:lvl>
     <w:lvl w:ilvl="5">
@@ -2611,7 +2833,7 @@
         <w:ind w:left="4320" w:hanging="360"/>
       </w:pPr>
       <w:rPr>
-        <w:rFonts w:ascii="Wingdings" w:hAnsi="Wingdings" w:cs="Wingdings" w:hint="default"/>
+        <w:rFonts w:ascii="Wingdings" w:hAnsi="Wingdings" w:cs="Wingdings" w:hint="default" w:eastAsia="黑体"/>
       </w:rPr>
     </w:lvl>
     <w:lvl w:ilvl="6">
@@ -2622,7 +2844,7 @@
         <w:ind w:left="5040" w:hanging="360"/>
       </w:pPr>
       <w:rPr>
-        <w:rFonts w:ascii="Symbol" w:hAnsi="Symbol" w:cs="Symbol" w:hint="default"/>
+        <w:rFonts w:ascii="Symbol" w:hAnsi="Symbol" w:cs="Symbol" w:hint="default" w:eastAsia="黑体"/>
       </w:rPr>
     </w:lvl>
     <w:lvl w:ilvl="7">
@@ -2633,7 +2855,7 @@
         <w:ind w:left="5760" w:hanging="360"/>
       </w:pPr>
       <w:rPr>
-        <w:rFonts w:ascii="Courier New" w:hAnsi="Courier New" w:cs="Courier New" w:hint="default"/>
+        <w:rFonts w:ascii="Courier New" w:hAnsi="Courier New" w:cs="Courier New" w:hint="default" w:eastAsia="黑体"/>
       </w:rPr>
     </w:lvl>
     <w:lvl w:ilvl="8">
@@ -2644,7 +2866,7 @@
         <w:ind w:left="6480" w:hanging="360"/>
       </w:pPr>
       <w:rPr>
-        <w:rFonts w:ascii="Wingdings" w:hAnsi="Wingdings" w:cs="Wingdings" w:hint="default"/>
+        <w:rFonts w:ascii="Wingdings" w:hAnsi="Wingdings" w:cs="Wingdings" w:hint="default" w:eastAsia="黑体"/>
       </w:rPr>
     </w:lvl>
   </w:abstractNum>
@@ -2700,11 +2922,11 @@
 </file>
 
 <file path=word/styles.xml><?xml version="1.0" encoding="utf-8"?>
-<w:styles xmlns:mc="http://schemas.openxmlformats.org/markup-compatibility/2006" xmlns:r="http://schemas.openxmlformats.org/officeDocument/2006/relationships" xmlns:w="http://schemas.openxmlformats.org/wordprocessingml/2006/main" xmlns:w14="http://schemas.microsoft.com/office/word/2010/wordml" mc:Ignorable="w14">
+<w:styles xmlns:mc="http://schemas.openxmlformats.org/markup-compatibility/2006" xmlns:w="http://schemas.openxmlformats.org/wordprocessingml/2006/main" xmlns:r="http://schemas.openxmlformats.org/officeDocument/2006/relationships" xmlns:w14="http://schemas.microsoft.com/office/word/2010/wordml" mc:Ignorable="w14">
   <w:docDefaults>
     <w:rPrDefault>
       <w:rPr>
-        <w:rFonts w:asciiTheme="minorHAnsi" w:cstheme="minorBidi" w:eastAsiaTheme="minorEastAsia" w:hAnsiTheme="minorHAnsi"/>
+        <w:rFonts w:asciiTheme="minorHAnsi" w:cstheme="minorBidi" w:hAnsiTheme="minorHAnsi" w:eastAsia="黑体"/>
         <w:sz w:val="22"/>
         <w:szCs w:val="22"/>
         <w:lang w:bidi="ar-SA" w:eastAsia="en-US" w:val="en-US"/>
@@ -2926,7 +3148,7 @@
       <w:outlineLvl w:val="0"/>
     </w:pPr>
     <w:rPr>
-      <w:rFonts w:ascii="Times New Roman" w:asciiTheme="majorHAnsi" w:cstheme="majorBidi" w:eastAsia="黑体" w:eastAsiaTheme="majorEastAsia" w:hAnsi="Times New Roman" w:hAnsiTheme="majorHAnsi"/>
+      <w:rFonts w:ascii="Times New Roman" w:asciiTheme="majorHAnsi" w:cstheme="majorBidi" w:eastAsia="黑体" w:hAnsi="Times New Roman" w:hAnsiTheme="majorHAnsi"/>
       <w:b/>
       <w:bCs/>
       <w:color w:val="1F3864"/>
@@ -2950,7 +3172,7 @@
       <w:outlineLvl w:val="1"/>
     </w:pPr>
     <w:rPr>
-      <w:rFonts w:ascii="Times New Roman" w:asciiTheme="majorHAnsi" w:cstheme="majorBidi" w:eastAsia="黑体" w:eastAsiaTheme="majorEastAsia" w:hAnsi="Times New Roman" w:hAnsiTheme="majorHAnsi"/>
+      <w:rFonts w:ascii="Times New Roman" w:asciiTheme="majorHAnsi" w:cstheme="majorBidi" w:eastAsia="黑体" w:hAnsi="Times New Roman" w:hAnsiTheme="majorHAnsi"/>
       <w:b/>
       <w:bCs/>
       <w:color w:val="2E4E7E"/>
@@ -2974,7 +3196,7 @@
       <w:outlineLvl w:val="2"/>
     </w:pPr>
     <w:rPr>
-      <w:rFonts w:ascii="Times New Roman" w:asciiTheme="majorHAnsi" w:cstheme="majorBidi" w:eastAsia="黑体" w:eastAsiaTheme="majorEastAsia" w:hAnsi="Times New Roman" w:hAnsiTheme="majorHAnsi"/>
+      <w:rFonts w:ascii="Times New Roman" w:asciiTheme="majorHAnsi" w:cstheme="majorBidi" w:eastAsia="黑体" w:hAnsi="Times New Roman" w:hAnsiTheme="majorHAnsi"/>
       <w:b/>
       <w:bCs/>
       <w:color w:val="2E4E7E"/>
@@ -2998,7 +3220,7 @@
       <w:outlineLvl w:val="3"/>
     </w:pPr>
     <w:rPr>
-      <w:rFonts w:ascii="Times New Roman" w:asciiTheme="majorHAnsi" w:cstheme="majorBidi" w:eastAsia="黑体" w:eastAsiaTheme="majorEastAsia" w:hAnsi="Times New Roman" w:hAnsiTheme="majorHAnsi"/>
+      <w:rFonts w:ascii="Times New Roman" w:asciiTheme="majorHAnsi" w:cstheme="majorBidi" w:eastAsia="黑体" w:hAnsi="Times New Roman" w:hAnsiTheme="majorHAnsi"/>
       <w:b/>
       <w:bCs/>
       <w:i/>
@@ -3024,7 +3246,7 @@
       <w:outlineLvl w:val="4"/>
     </w:pPr>
     <w:rPr>
-      <w:rFonts w:ascii="Times New Roman" w:asciiTheme="majorHAnsi" w:cstheme="majorBidi" w:eastAsia="黑体" w:eastAsiaTheme="majorEastAsia" w:hAnsi="Times New Roman" w:hAnsiTheme="majorHAnsi"/>
+      <w:rFonts w:ascii="Times New Roman" w:asciiTheme="majorHAnsi" w:cstheme="majorBidi" w:eastAsia="黑体" w:hAnsi="Times New Roman" w:hAnsiTheme="majorHAnsi"/>
       <w:b/>
       <w:color w:val="333333"/>
       <w:sz w:val="22"/>
@@ -3047,7 +3269,7 @@
       <w:outlineLvl w:val="5"/>
     </w:pPr>
     <w:rPr>
-      <w:rFonts w:asciiTheme="majorHAnsi" w:cstheme="majorBidi" w:eastAsiaTheme="majorEastAsia" w:hAnsiTheme="majorHAnsi"/>
+      <w:rFonts w:asciiTheme="majorHAnsi" w:cstheme="majorBidi" w:hAnsiTheme="majorHAnsi" w:eastAsia="黑体"/>
       <w:i/>
       <w:iCs/>
       <w:color w:themeColor="accent1" w:themeShade="7F" w:val="243F60"/>
@@ -3070,7 +3292,7 @@
       <w:outlineLvl w:val="6"/>
     </w:pPr>
     <w:rPr>
-      <w:rFonts w:asciiTheme="majorHAnsi" w:cstheme="majorBidi" w:eastAsiaTheme="majorEastAsia" w:hAnsiTheme="majorHAnsi"/>
+      <w:rFonts w:asciiTheme="majorHAnsi" w:cstheme="majorBidi" w:hAnsiTheme="majorHAnsi" w:eastAsia="黑体"/>
       <w:i/>
       <w:iCs/>
       <w:color w:themeColor="text1" w:themeTint="BF" w:val="404040"/>
@@ -3093,7 +3315,7 @@
       <w:outlineLvl w:val="7"/>
     </w:pPr>
     <w:rPr>
-      <w:rFonts w:asciiTheme="majorHAnsi" w:cstheme="majorBidi" w:eastAsiaTheme="majorEastAsia" w:hAnsiTheme="majorHAnsi"/>
+      <w:rFonts w:asciiTheme="majorHAnsi" w:cstheme="majorBidi" w:hAnsiTheme="majorHAnsi" w:eastAsia="黑体"/>
       <w:color w:themeColor="accent1" w:val="4F81BD"/>
       <w:sz w:val="20"/>
       <w:szCs w:val="20"/>
@@ -3116,7 +3338,7 @@
       <w:outlineLvl w:val="8"/>
     </w:pPr>
     <w:rPr>
-      <w:rFonts w:asciiTheme="majorHAnsi" w:cstheme="majorBidi" w:eastAsiaTheme="majorEastAsia" w:hAnsiTheme="majorHAnsi"/>
+      <w:rFonts w:asciiTheme="majorHAnsi" w:cstheme="majorBidi" w:hAnsiTheme="majorHAnsi" w:eastAsia="黑体"/>
       <w:i/>
       <w:iCs/>
       <w:color w:themeColor="text1" w:themeTint="BF" w:val="404040"/>
@@ -3167,7 +3389,7 @@
     <w:uiPriority w:val="9"/>
     <w:rsid w:val="00FC693F"/>
     <w:rPr>
-      <w:rFonts w:asciiTheme="majorHAnsi" w:cstheme="majorBidi" w:eastAsiaTheme="majorEastAsia" w:hAnsiTheme="majorHAnsi"/>
+      <w:rFonts w:asciiTheme="majorHAnsi" w:cstheme="majorBidi" w:hAnsiTheme="majorHAnsi" w:eastAsia="黑体"/>
       <w:b/>
       <w:bCs/>
       <w:color w:themeColor="accent1" w:themeShade="BF" w:val="365F91"/>
@@ -3182,7 +3404,7 @@
     <w:uiPriority w:val="9"/>
     <w:rsid w:val="00FC693F"/>
     <w:rPr>
-      <w:rFonts w:asciiTheme="majorHAnsi" w:cstheme="majorBidi" w:eastAsiaTheme="majorEastAsia" w:hAnsiTheme="majorHAnsi"/>
+      <w:rFonts w:asciiTheme="majorHAnsi" w:cstheme="majorBidi" w:hAnsiTheme="majorHAnsi" w:eastAsia="黑体"/>
       <w:b/>
       <w:bCs/>
       <w:color w:themeColor="accent1" w:val="4F81BD"/>
@@ -3197,7 +3419,7 @@
     <w:uiPriority w:val="9"/>
     <w:rsid w:val="00FC693F"/>
     <w:rPr>
-      <w:rFonts w:asciiTheme="majorHAnsi" w:cstheme="majorBidi" w:eastAsiaTheme="majorEastAsia" w:hAnsiTheme="majorHAnsi"/>
+      <w:rFonts w:asciiTheme="majorHAnsi" w:cstheme="majorBidi" w:hAnsiTheme="majorHAnsi" w:eastAsia="黑体"/>
       <w:b/>
       <w:bCs/>
       <w:color w:themeColor="accent1" w:val="4F81BD"/>
@@ -3220,7 +3442,7 @@
       <w:contextualSpacing/>
     </w:pPr>
     <w:rPr>
-      <w:rFonts w:ascii="Times New Roman" w:asciiTheme="majorHAnsi" w:cstheme="majorBidi" w:eastAsia="黑体" w:eastAsiaTheme="majorEastAsia" w:hAnsi="Times New Roman" w:hAnsiTheme="majorHAnsi"/>
+      <w:rFonts w:ascii="Times New Roman" w:asciiTheme="majorHAnsi" w:cstheme="majorBidi" w:eastAsia="黑体" w:hAnsi="Times New Roman" w:hAnsiTheme="majorHAnsi"/>
       <w:b/>
       <w:color w:val="1F3864"/>
       <w:spacing w:val="5"/>
@@ -3236,7 +3458,7 @@
     <w:uiPriority w:val="10"/>
     <w:rsid w:val="00FC693F"/>
     <w:rPr>
-      <w:rFonts w:asciiTheme="majorHAnsi" w:cstheme="majorBidi" w:eastAsiaTheme="majorEastAsia" w:hAnsiTheme="majorHAnsi"/>
+      <w:rFonts w:asciiTheme="majorHAnsi" w:cstheme="majorBidi" w:hAnsiTheme="majorHAnsi" w:eastAsia="黑体"/>
       <w:color w:themeColor="text2" w:themeShade="BF" w:val="17365D"/>
       <w:spacing w:val="5"/>
       <w:kern w:val="28"/>
@@ -3258,7 +3480,7 @@
       </w:numPr>
     </w:pPr>
     <w:rPr>
-      <w:rFonts w:asciiTheme="majorHAnsi" w:cstheme="majorBidi" w:eastAsiaTheme="majorEastAsia" w:hAnsiTheme="majorHAnsi"/>
+      <w:rFonts w:asciiTheme="majorHAnsi" w:cstheme="majorBidi" w:hAnsiTheme="majorHAnsi" w:eastAsia="黑体"/>
       <w:i/>
       <w:iCs/>
       <w:color w:themeColor="accent1" w:val="4F81BD"/>
@@ -3274,7 +3496,7 @@
     <w:uiPriority w:val="11"/>
     <w:rsid w:val="00FC693F"/>
     <w:rPr>
-      <w:rFonts w:asciiTheme="majorHAnsi" w:cstheme="majorBidi" w:eastAsiaTheme="majorEastAsia" w:hAnsiTheme="majorHAnsi"/>
+      <w:rFonts w:asciiTheme="majorHAnsi" w:cstheme="majorBidi" w:hAnsiTheme="majorHAnsi" w:eastAsia="黑体"/>
       <w:i/>
       <w:iCs/>
       <w:color w:themeColor="accent1" w:val="4F81BD"/>
@@ -3341,6 +3563,7 @@
       <w:spacing w:after="120"/>
     </w:pPr>
     <w:rPr>
+      <w:rFonts w:eastAsia="黑体"/>
       <w:sz w:val="16"/>
       <w:szCs w:val="16"/>
     </w:rPr>
@@ -3352,6 +3575,7 @@
     <w:uiPriority w:val="99"/>
     <w:rsid w:val="00AA1D8D"/>
     <w:rPr>
+      <w:rFonts w:eastAsia="黑体"/>
       <w:sz w:val="16"/>
       <w:szCs w:val="16"/>
     </w:rPr>
@@ -3521,7 +3745,7 @@
       </w:tabs>
     </w:pPr>
     <w:rPr>
-      <w:rFonts w:ascii="Courier" w:hAnsi="Courier"/>
+      <w:rFonts w:ascii="Courier" w:hAnsi="Courier" w:eastAsia="黑体"/>
       <w:sz w:val="20"/>
       <w:szCs w:val="20"/>
     </w:rPr>
@@ -3533,7 +3757,7 @@
     <w:uiPriority w:val="99"/>
     <w:rsid w:val="0029639D"/>
     <w:rPr>
-      <w:rFonts w:ascii="Courier" w:hAnsi="Courier"/>
+      <w:rFonts w:ascii="Courier" w:hAnsi="Courier" w:eastAsia="黑体"/>
       <w:sz w:val="20"/>
       <w:szCs w:val="20"/>
     </w:rPr>
@@ -3569,6 +3793,7 @@
     <w:uiPriority w:val="29"/>
     <w:rsid w:val="00FC693F"/>
     <w:rPr>
+      <w:rFonts w:eastAsia="黑体"/>
       <w:i/>
       <w:iCs/>
       <w:color w:themeColor="text1" w:val="000000"/>
@@ -3582,7 +3807,7 @@
     <w:semiHidden/>
     <w:rsid w:val="00FC693F"/>
     <w:rPr>
-      <w:rFonts w:asciiTheme="majorHAnsi" w:cstheme="majorBidi" w:eastAsiaTheme="majorEastAsia" w:hAnsiTheme="majorHAnsi"/>
+      <w:rFonts w:asciiTheme="majorHAnsi" w:cstheme="majorBidi" w:hAnsiTheme="majorHAnsi" w:eastAsia="黑体"/>
       <w:b/>
       <w:bCs/>
       <w:i/>
@@ -3598,7 +3823,7 @@
     <w:semiHidden/>
     <w:rsid w:val="00FC693F"/>
     <w:rPr>
-      <w:rFonts w:asciiTheme="majorHAnsi" w:cstheme="majorBidi" w:eastAsiaTheme="majorEastAsia" w:hAnsiTheme="majorHAnsi"/>
+      <w:rFonts w:asciiTheme="majorHAnsi" w:cstheme="majorBidi" w:hAnsiTheme="majorHAnsi" w:eastAsia="黑体"/>
       <w:color w:themeColor="accent1" w:themeShade="7F" w:val="243F60"/>
     </w:rPr>
   </w:style>
@@ -3610,7 +3835,7 @@
     <w:semiHidden/>
     <w:rsid w:val="00FC693F"/>
     <w:rPr>
-      <w:rFonts w:asciiTheme="majorHAnsi" w:cstheme="majorBidi" w:eastAsiaTheme="majorEastAsia" w:hAnsiTheme="majorHAnsi"/>
+      <w:rFonts w:asciiTheme="majorHAnsi" w:cstheme="majorBidi" w:hAnsiTheme="majorHAnsi" w:eastAsia="黑体"/>
       <w:i/>
       <w:iCs/>
       <w:color w:themeColor="accent1" w:themeShade="7F" w:val="243F60"/>
@@ -3624,7 +3849,7 @@
     <w:semiHidden/>
     <w:rsid w:val="00FC693F"/>
     <w:rPr>
-      <w:rFonts w:asciiTheme="majorHAnsi" w:cstheme="majorBidi" w:eastAsiaTheme="majorEastAsia" w:hAnsiTheme="majorHAnsi"/>
+      <w:rFonts w:asciiTheme="majorHAnsi" w:cstheme="majorBidi" w:hAnsiTheme="majorHAnsi" w:eastAsia="黑体"/>
       <w:i/>
       <w:iCs/>
       <w:color w:themeColor="text1" w:themeTint="BF" w:val="404040"/>
@@ -3638,7 +3863,7 @@
     <w:semiHidden/>
     <w:rsid w:val="00FC693F"/>
     <w:rPr>
-      <w:rFonts w:asciiTheme="majorHAnsi" w:cstheme="majorBidi" w:eastAsiaTheme="majorEastAsia" w:hAnsiTheme="majorHAnsi"/>
+      <w:rFonts w:asciiTheme="majorHAnsi" w:cstheme="majorBidi" w:hAnsiTheme="majorHAnsi" w:eastAsia="黑体"/>
       <w:color w:themeColor="accent1" w:val="4F81BD"/>
       <w:sz w:val="20"/>
       <w:szCs w:val="20"/>
@@ -3652,7 +3877,7 @@
     <w:semiHidden/>
     <w:rsid w:val="00FC693F"/>
     <w:rPr>
-      <w:rFonts w:asciiTheme="majorHAnsi" w:cstheme="majorBidi" w:eastAsiaTheme="majorEastAsia" w:hAnsiTheme="majorHAnsi"/>
+      <w:rFonts w:asciiTheme="majorHAnsi" w:cstheme="majorBidi" w:hAnsiTheme="majorHAnsi" w:eastAsia="黑体"/>
       <w:i/>
       <w:iCs/>
       <w:color w:themeColor="text1" w:themeTint="BF" w:val="404040"/>
@@ -3673,6 +3898,7 @@
       <w:spacing w:line="240" w:lineRule="auto"/>
     </w:pPr>
     <w:rPr>
+      <w:rFonts w:eastAsia="黑体"/>
       <w:b/>
       <w:bCs/>
       <w:color w:themeColor="accent1" w:val="4F81BD"/>
@@ -3687,6 +3913,7 @@
     <w:qFormat/>
     <w:rsid w:val="00FC693F"/>
     <w:rPr>
+      <w:rFonts w:eastAsia="黑体"/>
       <w:b/>
       <w:bCs/>
     </w:rPr>
@@ -3698,6 +3925,7 @@
     <w:qFormat/>
     <w:rsid w:val="00FC693F"/>
     <w:rPr>
+      <w:rFonts w:eastAsia="黑体"/>
       <w:i/>
       <w:iCs/>
     </w:rPr>
@@ -3718,6 +3946,7 @@
       <w:ind w:left="936" w:right="936"/>
     </w:pPr>
     <w:rPr>
+      <w:rFonts w:eastAsia="黑体"/>
       <w:b/>
       <w:bCs/>
       <w:i/>
@@ -3732,6 +3961,7 @@
     <w:uiPriority w:val="30"/>
     <w:rsid w:val="00FC693F"/>
     <w:rPr>
+      <w:rFonts w:eastAsia="黑体"/>
       <w:b/>
       <w:bCs/>
       <w:i/>
@@ -3746,6 +3976,7 @@
     <w:qFormat/>
     <w:rsid w:val="00FC693F"/>
     <w:rPr>
+      <w:rFonts w:eastAsia="黑体"/>
       <w:i/>
       <w:iCs/>
       <w:color w:themeColor="text1" w:themeTint="7F" w:val="808080"/>
@@ -3758,6 +3989,7 @@
     <w:qFormat/>
     <w:rsid w:val="00FC693F"/>
     <w:rPr>
+      <w:rFonts w:eastAsia="黑体"/>
       <w:b/>
       <w:bCs/>
       <w:i/>
@@ -3772,6 +4004,7 @@
     <w:qFormat/>
     <w:rsid w:val="00FC693F"/>
     <w:rPr>
+      <w:rFonts w:eastAsia="黑体"/>
       <w:smallCaps/>
       <w:color w:themeColor="accent2" w:val="C0504D"/>
       <w:u w:val="single"/>
@@ -3784,6 +4017,7 @@
     <w:qFormat/>
     <w:rsid w:val="00FC693F"/>
     <w:rPr>
+      <w:rFonts w:eastAsia="黑体"/>
       <w:b/>
       <w:bCs/>
       <w:smallCaps/>
@@ -3799,6 +4033,7 @@
     <w:qFormat/>
     <w:rsid w:val="00FC693F"/>
     <w:rPr>
+      <w:rFonts w:eastAsia="黑体"/>
       <w:b/>
       <w:bCs/>
       <w:smallCaps/>
@@ -3853,6 +4088,7 @@
       <w:spacing w:after="0" w:line="240" w:lineRule="auto"/>
     </w:pPr>
     <w:rPr>
+      <w:rFonts w:eastAsia="黑体"/>
       <w:color w:themeColor="text1" w:themeShade="BF" w:val="000000"/>
     </w:rPr>
     <w:tblPr>
@@ -3875,6 +4111,7 @@
         <w:spacing w:after="0" w:before="0" w:line="240" w:lineRule="auto"/>
       </w:pPr>
       <w:rPr>
+        <w:rFonts w:eastAsia="黑体"/>
         <w:b/>
         <w:bCs/>
       </w:rPr>
@@ -3895,6 +4132,7 @@
         <w:spacing w:after="0" w:before="0" w:line="240" w:lineRule="auto"/>
       </w:pPr>
       <w:rPr>
+        <w:rFonts w:eastAsia="黑体"/>
         <w:b/>
         <w:bCs/>
       </w:rPr>
@@ -3912,12 +4150,14 @@
     </w:tblStylePr>
     <w:tblStylePr w:type="firstCol">
       <w:rPr>
+        <w:rFonts w:eastAsia="黑体"/>
         <w:b/>
         <w:bCs/>
       </w:rPr>
     </w:tblStylePr>
     <w:tblStylePr w:type="lastCol">
       <w:rPr>
+        <w:rFonts w:eastAsia="黑体"/>
         <w:b/>
         <w:bCs/>
       </w:rPr>
@@ -3956,6 +4196,7 @@
       <w:spacing w:after="0" w:line="240" w:lineRule="auto"/>
     </w:pPr>
     <w:rPr>
+      <w:rFonts w:eastAsia="黑体"/>
       <w:color w:themeColor="accent1" w:themeShade="BF" w:val="365F91"/>
     </w:rPr>
     <w:tblPr>
@@ -3978,6 +4219,7 @@
         <w:spacing w:after="0" w:before="0" w:line="240" w:lineRule="auto"/>
       </w:pPr>
       <w:rPr>
+        <w:rFonts w:eastAsia="黑体"/>
         <w:b/>
         <w:bCs/>
       </w:rPr>
@@ -3998,6 +4240,7 @@
         <w:spacing w:after="0" w:before="0" w:line="240" w:lineRule="auto"/>
       </w:pPr>
       <w:rPr>
+        <w:rFonts w:eastAsia="黑体"/>
         <w:b/>
         <w:bCs/>
       </w:rPr>
@@ -4015,12 +4258,14 @@
     </w:tblStylePr>
     <w:tblStylePr w:type="firstCol">
       <w:rPr>
+        <w:rFonts w:eastAsia="黑体"/>
         <w:b/>
         <w:bCs/>
       </w:rPr>
     </w:tblStylePr>
     <w:tblStylePr w:type="lastCol">
       <w:rPr>
+        <w:rFonts w:eastAsia="黑体"/>
         <w:b/>
         <w:bCs/>
       </w:rPr>
@@ -4059,6 +4304,7 @@
       <w:spacing w:after="0" w:line="240" w:lineRule="auto"/>
     </w:pPr>
     <w:rPr>
+      <w:rFonts w:eastAsia="黑体"/>
       <w:color w:themeColor="accent2" w:themeShade="BF" w:val="943634"/>
     </w:rPr>
     <w:tblPr>
@@ -4081,6 +4327,7 @@
         <w:spacing w:after="0" w:before="0" w:line="240" w:lineRule="auto"/>
       </w:pPr>
       <w:rPr>
+        <w:rFonts w:eastAsia="黑体"/>
         <w:b/>
         <w:bCs/>
       </w:rPr>
@@ -4101,6 +4348,7 @@
         <w:spacing w:after="0" w:before="0" w:line="240" w:lineRule="auto"/>
       </w:pPr>
       <w:rPr>
+        <w:rFonts w:eastAsia="黑体"/>
         <w:b/>
         <w:bCs/>
       </w:rPr>
@@ -4118,12 +4366,14 @@
     </w:tblStylePr>
     <w:tblStylePr w:type="firstCol">
       <w:rPr>
+        <w:rFonts w:eastAsia="黑体"/>
         <w:b/>
         <w:bCs/>
       </w:rPr>
     </w:tblStylePr>
     <w:tblStylePr w:type="lastCol">
       <w:rPr>
+        <w:rFonts w:eastAsia="黑体"/>
         <w:b/>
         <w:bCs/>
       </w:rPr>
@@ -4162,6 +4412,7 @@
       <w:spacing w:after="0" w:line="240" w:lineRule="auto"/>
     </w:pPr>
     <w:rPr>
+      <w:rFonts w:eastAsia="黑体"/>
       <w:color w:themeColor="accent3" w:themeShade="BF" w:val="76923C"/>
     </w:rPr>
     <w:tblPr>
@@ -4184,6 +4435,7 @@
         <w:spacing w:after="0" w:before="0" w:line="240" w:lineRule="auto"/>
       </w:pPr>
       <w:rPr>
+        <w:rFonts w:eastAsia="黑体"/>
         <w:b/>
         <w:bCs/>
       </w:rPr>
@@ -4204,6 +4456,7 @@
         <w:spacing w:after="0" w:before="0" w:line="240" w:lineRule="auto"/>
       </w:pPr>
       <w:rPr>
+        <w:rFonts w:eastAsia="黑体"/>
         <w:b/>
         <w:bCs/>
       </w:rPr>
@@ -4221,12 +4474,14 @@
     </w:tblStylePr>
     <w:tblStylePr w:type="firstCol">
       <w:rPr>
+        <w:rFonts w:eastAsia="黑体"/>
         <w:b/>
         <w:bCs/>
       </w:rPr>
     </w:tblStylePr>
     <w:tblStylePr w:type="lastCol">
       <w:rPr>
+        <w:rFonts w:eastAsia="黑体"/>
         <w:b/>
         <w:bCs/>
       </w:rPr>
@@ -4265,6 +4520,7 @@
       <w:spacing w:after="0" w:line="240" w:lineRule="auto"/>
     </w:pPr>
     <w:rPr>
+      <w:rFonts w:eastAsia="黑体"/>
       <w:color w:themeColor="accent4" w:themeShade="BF" w:val="5F497A"/>
     </w:rPr>
     <w:tblPr>
@@ -4287,6 +4543,7 @@
         <w:spacing w:after="0" w:before="0" w:line="240" w:lineRule="auto"/>
       </w:pPr>
       <w:rPr>
+        <w:rFonts w:eastAsia="黑体"/>
         <w:b/>
         <w:bCs/>
       </w:rPr>
@@ -4307,6 +4564,7 @@
         <w:spacing w:after="0" w:before="0" w:line="240" w:lineRule="auto"/>
       </w:pPr>
       <w:rPr>
+        <w:rFonts w:eastAsia="黑体"/>
         <w:b/>
         <w:bCs/>
       </w:rPr>
@@ -4324,12 +4582,14 @@
     </w:tblStylePr>
     <w:tblStylePr w:type="firstCol">
       <w:rPr>
+        <w:rFonts w:eastAsia="黑体"/>
         <w:b/>
         <w:bCs/>
       </w:rPr>
     </w:tblStylePr>
     <w:tblStylePr w:type="lastCol">
       <w:rPr>
+        <w:rFonts w:eastAsia="黑体"/>
         <w:b/>
         <w:bCs/>
       </w:rPr>
@@ -4368,6 +4628,7 @@
       <w:spacing w:after="0" w:line="240" w:lineRule="auto"/>
     </w:pPr>
     <w:rPr>
+      <w:rFonts w:eastAsia="黑体"/>
       <w:color w:themeColor="accent5" w:themeShade="BF" w:val="31849B"/>
     </w:rPr>
     <w:tblPr>
@@ -4390,6 +4651,7 @@
         <w:spacing w:after="0" w:before="0" w:line="240" w:lineRule="auto"/>
       </w:pPr>
       <w:rPr>
+        <w:rFonts w:eastAsia="黑体"/>
         <w:b/>
         <w:bCs/>
       </w:rPr>
@@ -4410,6 +4672,7 @@
         <w:spacing w:after="0" w:before="0" w:line="240" w:lineRule="auto"/>
       </w:pPr>
       <w:rPr>
+        <w:rFonts w:eastAsia="黑体"/>
         <w:b/>
         <w:bCs/>
       </w:rPr>
@@ -4427,12 +4690,14 @@
     </w:tblStylePr>
     <w:tblStylePr w:type="firstCol">
       <w:rPr>
+        <w:rFonts w:eastAsia="黑体"/>
         <w:b/>
         <w:bCs/>
       </w:rPr>
     </w:tblStylePr>
     <w:tblStylePr w:type="lastCol">
       <w:rPr>
+        <w:rFonts w:eastAsia="黑体"/>
         <w:b/>
         <w:bCs/>
       </w:rPr>
@@ -4471,6 +4736,7 @@
       <w:spacing w:after="0" w:line="240" w:lineRule="auto"/>
     </w:pPr>
     <w:rPr>
+      <w:rFonts w:eastAsia="黑体"/>
       <w:color w:themeColor="accent6" w:themeShade="BF" w:val="E36C0A"/>
     </w:rPr>
     <w:tblPr>
@@ -4493,6 +4759,7 @@
         <w:spacing w:after="0" w:before="0" w:line="240" w:lineRule="auto"/>
       </w:pPr>
       <w:rPr>
+        <w:rFonts w:eastAsia="黑体"/>
         <w:b/>
         <w:bCs/>
       </w:rPr>
@@ -4513,6 +4780,7 @@
         <w:spacing w:after="0" w:before="0" w:line="240" w:lineRule="auto"/>
       </w:pPr>
       <w:rPr>
+        <w:rFonts w:eastAsia="黑体"/>
         <w:b/>
         <w:bCs/>
       </w:rPr>
@@ -4530,12 +4798,14 @@
     </w:tblStylePr>
     <w:tblStylePr w:type="firstCol">
       <w:rPr>
+        <w:rFonts w:eastAsia="黑体"/>
         <w:b/>
         <w:bCs/>
       </w:rPr>
     </w:tblStylePr>
     <w:tblStylePr w:type="lastCol">
       <w:rPr>
+        <w:rFonts w:eastAsia="黑体"/>
         <w:b/>
         <w:bCs/>
       </w:rPr>
@@ -4595,6 +4865,7 @@
         <w:spacing w:after="0" w:before="0" w:line="240" w:lineRule="auto"/>
       </w:pPr>
       <w:rPr>
+        <w:rFonts w:eastAsia="黑体"/>
         <w:b/>
         <w:bCs/>
         <w:color w:themeColor="background1" w:val="FFFFFF"/>
@@ -4609,6 +4880,7 @@
         <w:spacing w:after="0" w:before="0" w:line="240" w:lineRule="auto"/>
       </w:pPr>
       <w:rPr>
+        <w:rFonts w:eastAsia="黑体"/>
         <w:b/>
         <w:bCs/>
       </w:rPr>
@@ -4624,12 +4896,14 @@
     </w:tblStylePr>
     <w:tblStylePr w:type="firstCol">
       <w:rPr>
+        <w:rFonts w:eastAsia="黑体"/>
         <w:b/>
         <w:bCs/>
       </w:rPr>
     </w:tblStylePr>
     <w:tblStylePr w:type="lastCol">
       <w:rPr>
+        <w:rFonts w:eastAsia="黑体"/>
         <w:b/>
         <w:bCs/>
       </w:rPr>
@@ -4687,6 +4961,7 @@
         <w:spacing w:after="0" w:before="0" w:line="240" w:lineRule="auto"/>
       </w:pPr>
       <w:rPr>
+        <w:rFonts w:eastAsia="黑体"/>
         <w:b/>
         <w:bCs/>
         <w:color w:themeColor="background1" w:val="FFFFFF"/>
@@ -4701,6 +4976,7 @@
         <w:spacing w:after="0" w:before="0" w:line="240" w:lineRule="auto"/>
       </w:pPr>
       <w:rPr>
+        <w:rFonts w:eastAsia="黑体"/>
         <w:b/>
         <w:bCs/>
       </w:rPr>
@@ -4716,12 +4992,14 @@
     </w:tblStylePr>
     <w:tblStylePr w:type="firstCol">
       <w:rPr>
+        <w:rFonts w:eastAsia="黑体"/>
         <w:b/>
         <w:bCs/>
       </w:rPr>
     </w:tblStylePr>
     <w:tblStylePr w:type="lastCol">
       <w:rPr>
+        <w:rFonts w:eastAsia="黑体"/>
         <w:b/>
         <w:bCs/>
       </w:rPr>
@@ -4779,6 +5057,7 @@
         <w:spacing w:after="0" w:before="0" w:line="240" w:lineRule="auto"/>
       </w:pPr>
       <w:rPr>
+        <w:rFonts w:eastAsia="黑体"/>
         <w:b/>
         <w:bCs/>
         <w:color w:themeColor="background1" w:val="FFFFFF"/>
@@ -4793,6 +5072,7 @@
         <w:spacing w:after="0" w:before="0" w:line="240" w:lineRule="auto"/>
       </w:pPr>
       <w:rPr>
+        <w:rFonts w:eastAsia="黑体"/>
         <w:b/>
         <w:bCs/>
       </w:rPr>
@@ -4808,12 +5088,14 @@
     </w:tblStylePr>
     <w:tblStylePr w:type="firstCol">
       <w:rPr>
+        <w:rFonts w:eastAsia="黑体"/>
         <w:b/>
         <w:bCs/>
       </w:rPr>
     </w:tblStylePr>
     <w:tblStylePr w:type="lastCol">
       <w:rPr>
+        <w:rFonts w:eastAsia="黑体"/>
         <w:b/>
         <w:bCs/>
       </w:rPr>
@@ -4871,6 +5153,7 @@
         <w:spacing w:after="0" w:before="0" w:line="240" w:lineRule="auto"/>
       </w:pPr>
       <w:rPr>
+        <w:rFonts w:eastAsia="黑体"/>
         <w:b/>
         <w:bCs/>
         <w:color w:themeColor="background1" w:val="FFFFFF"/>
@@ -4885,6 +5168,7 @@
         <w:spacing w:after="0" w:before="0" w:line="240" w:lineRule="auto"/>
       </w:pPr>
       <w:rPr>
+        <w:rFonts w:eastAsia="黑体"/>
         <w:b/>
         <w:bCs/>
       </w:rPr>
@@ -4900,12 +5184,14 @@
     </w:tblStylePr>
     <w:tblStylePr w:type="firstCol">
       <w:rPr>
+        <w:rFonts w:eastAsia="黑体"/>
         <w:b/>
         <w:bCs/>
       </w:rPr>
     </w:tblStylePr>
     <w:tblStylePr w:type="lastCol">
       <w:rPr>
+        <w:rFonts w:eastAsia="黑体"/>
         <w:b/>
         <w:bCs/>
       </w:rPr>
@@ -4963,6 +5249,7 @@
         <w:spacing w:after="0" w:before="0" w:line="240" w:lineRule="auto"/>
       </w:pPr>
       <w:rPr>
+        <w:rFonts w:eastAsia="黑体"/>
         <w:b/>
         <w:bCs/>
         <w:color w:themeColor="background1" w:val="FFFFFF"/>
@@ -4977,6 +5264,7 @@
         <w:spacing w:after="0" w:before="0" w:line="240" w:lineRule="auto"/>
       </w:pPr>
       <w:rPr>
+        <w:rFonts w:eastAsia="黑体"/>
         <w:b/>
         <w:bCs/>
       </w:rPr>
@@ -4992,12 +5280,14 @@
     </w:tblStylePr>
     <w:tblStylePr w:type="firstCol">
       <w:rPr>
+        <w:rFonts w:eastAsia="黑体"/>
         <w:b/>
         <w:bCs/>
       </w:rPr>
     </w:tblStylePr>
     <w:tblStylePr w:type="lastCol">
       <w:rPr>
+        <w:rFonts w:eastAsia="黑体"/>
         <w:b/>
         <w:bCs/>
       </w:rPr>
@@ -5055,6 +5345,7 @@
         <w:spacing w:after="0" w:before="0" w:line="240" w:lineRule="auto"/>
       </w:pPr>
       <w:rPr>
+        <w:rFonts w:eastAsia="黑体"/>
         <w:b/>
         <w:bCs/>
         <w:color w:themeColor="background1" w:val="FFFFFF"/>
@@ -5069,6 +5360,7 @@
         <w:spacing w:after="0" w:before="0" w:line="240" w:lineRule="auto"/>
       </w:pPr>
       <w:rPr>
+        <w:rFonts w:eastAsia="黑体"/>
         <w:b/>
         <w:bCs/>
       </w:rPr>
@@ -5084,12 +5376,14 @@
     </w:tblStylePr>
     <w:tblStylePr w:type="firstCol">
       <w:rPr>
+        <w:rFonts w:eastAsia="黑体"/>
         <w:b/>
         <w:bCs/>
       </w:rPr>
     </w:tblStylePr>
     <w:tblStylePr w:type="lastCol">
       <w:rPr>
+        <w:rFonts w:eastAsia="黑体"/>
         <w:b/>
         <w:bCs/>
       </w:rPr>
@@ -5147,6 +5441,7 @@
         <w:spacing w:after="0" w:before="0" w:line="240" w:lineRule="auto"/>
       </w:pPr>
       <w:rPr>
+        <w:rFonts w:eastAsia="黑体"/>
         <w:b/>
         <w:bCs/>
         <w:color w:themeColor="background1" w:val="FFFFFF"/>
@@ -5161,6 +5456,7 @@
         <w:spacing w:after="0" w:before="0" w:line="240" w:lineRule="auto"/>
       </w:pPr>
       <w:rPr>
+        <w:rFonts w:eastAsia="黑体"/>
         <w:b/>
         <w:bCs/>
       </w:rPr>
@@ -5176,12 +5472,14 @@
     </w:tblStylePr>
     <w:tblStylePr w:type="firstCol">
       <w:rPr>
+        <w:rFonts w:eastAsia="黑体"/>
         <w:b/>
         <w:bCs/>
       </w:rPr>
     </w:tblStylePr>
     <w:tblStylePr w:type="lastCol">
       <w:rPr>
+        <w:rFonts w:eastAsia="黑体"/>
         <w:b/>
         <w:bCs/>
       </w:rPr>
@@ -5241,7 +5539,7 @@
         <w:spacing w:after="0" w:before="0" w:line="240" w:lineRule="auto"/>
       </w:pPr>
       <w:rPr>
-        <w:rFonts w:asciiTheme="majorHAnsi" w:cstheme="majorBidi" w:eastAsiaTheme="majorEastAsia" w:hAnsiTheme="majorHAnsi"/>
+        <w:rFonts w:asciiTheme="majorHAnsi" w:cstheme="majorBidi" w:hAnsiTheme="majorHAnsi" w:eastAsia="黑体"/>
         <w:b/>
         <w:bCs/>
       </w:rPr>
@@ -5262,7 +5560,7 @@
         <w:spacing w:after="0" w:before="0" w:line="240" w:lineRule="auto"/>
       </w:pPr>
       <w:rPr>
-        <w:rFonts w:asciiTheme="majorHAnsi" w:cstheme="majorBidi" w:eastAsiaTheme="majorEastAsia" w:hAnsiTheme="majorHAnsi"/>
+        <w:rFonts w:asciiTheme="majorHAnsi" w:cstheme="majorBidi" w:hAnsiTheme="majorHAnsi" w:eastAsia="黑体"/>
         <w:b/>
         <w:bCs/>
       </w:rPr>
@@ -5280,14 +5578,14 @@
     </w:tblStylePr>
     <w:tblStylePr w:type="firstCol">
       <w:rPr>
-        <w:rFonts w:asciiTheme="majorHAnsi" w:cstheme="majorBidi" w:eastAsiaTheme="majorEastAsia" w:hAnsiTheme="majorHAnsi"/>
+        <w:rFonts w:asciiTheme="majorHAnsi" w:cstheme="majorBidi" w:hAnsiTheme="majorHAnsi" w:eastAsia="黑体"/>
         <w:b/>
         <w:bCs/>
       </w:rPr>
     </w:tblStylePr>
     <w:tblStylePr w:type="lastCol">
       <w:rPr>
-        <w:rFonts w:asciiTheme="majorHAnsi" w:cstheme="majorBidi" w:eastAsiaTheme="majorEastAsia" w:hAnsiTheme="majorHAnsi"/>
+        <w:rFonts w:asciiTheme="majorHAnsi" w:cstheme="majorBidi" w:hAnsiTheme="majorHAnsi" w:eastAsia="黑体"/>
         <w:b/>
         <w:bCs/>
       </w:rPr>
@@ -5371,7 +5669,7 @@
         <w:spacing w:after="0" w:before="0" w:line="240" w:lineRule="auto"/>
       </w:pPr>
       <w:rPr>
-        <w:rFonts w:asciiTheme="majorHAnsi" w:cstheme="majorBidi" w:eastAsiaTheme="majorEastAsia" w:hAnsiTheme="majorHAnsi"/>
+        <w:rFonts w:asciiTheme="majorHAnsi" w:cstheme="majorBidi" w:hAnsiTheme="majorHAnsi" w:eastAsia="黑体"/>
         <w:b/>
         <w:bCs/>
       </w:rPr>
@@ -5392,7 +5690,7 @@
         <w:spacing w:after="0" w:before="0" w:line="240" w:lineRule="auto"/>
       </w:pPr>
       <w:rPr>
-        <w:rFonts w:asciiTheme="majorHAnsi" w:cstheme="majorBidi" w:eastAsiaTheme="majorEastAsia" w:hAnsiTheme="majorHAnsi"/>
+        <w:rFonts w:asciiTheme="majorHAnsi" w:cstheme="majorBidi" w:hAnsiTheme="majorHAnsi" w:eastAsia="黑体"/>
         <w:b/>
         <w:bCs/>
       </w:rPr>
@@ -5410,14 +5708,14 @@
     </w:tblStylePr>
     <w:tblStylePr w:type="firstCol">
       <w:rPr>
-        <w:rFonts w:asciiTheme="majorHAnsi" w:cstheme="majorBidi" w:eastAsiaTheme="majorEastAsia" w:hAnsiTheme="majorHAnsi"/>
+        <w:rFonts w:asciiTheme="majorHAnsi" w:cstheme="majorBidi" w:hAnsiTheme="majorHAnsi" w:eastAsia="黑体"/>
         <w:b/>
         <w:bCs/>
       </w:rPr>
     </w:tblStylePr>
     <w:tblStylePr w:type="lastCol">
       <w:rPr>
-        <w:rFonts w:asciiTheme="majorHAnsi" w:cstheme="majorBidi" w:eastAsiaTheme="majorEastAsia" w:hAnsiTheme="majorHAnsi"/>
+        <w:rFonts w:asciiTheme="majorHAnsi" w:cstheme="majorBidi" w:hAnsiTheme="majorHAnsi" w:eastAsia="黑体"/>
         <w:b/>
         <w:bCs/>
       </w:rPr>
@@ -5501,7 +5799,7 @@
         <w:spacing w:after="0" w:before="0" w:line="240" w:lineRule="auto"/>
       </w:pPr>
       <w:rPr>
-        <w:rFonts w:asciiTheme="majorHAnsi" w:cstheme="majorBidi" w:eastAsiaTheme="majorEastAsia" w:hAnsiTheme="majorHAnsi"/>
+        <w:rFonts w:asciiTheme="majorHAnsi" w:cstheme="majorBidi" w:hAnsiTheme="majorHAnsi" w:eastAsia="黑体"/>
         <w:b/>
         <w:bCs/>
       </w:rPr>
@@ -5522,7 +5820,7 @@
         <w:spacing w:after="0" w:before="0" w:line="240" w:lineRule="auto"/>
       </w:pPr>
       <w:rPr>
-        <w:rFonts w:asciiTheme="majorHAnsi" w:cstheme="majorBidi" w:eastAsiaTheme="majorEastAsia" w:hAnsiTheme="majorHAnsi"/>
+        <w:rFonts w:asciiTheme="majorHAnsi" w:cstheme="majorBidi" w:hAnsiTheme="majorHAnsi" w:eastAsia="黑体"/>
         <w:b/>
         <w:bCs/>
       </w:rPr>
@@ -5540,14 +5838,14 @@
     </w:tblStylePr>
     <w:tblStylePr w:type="firstCol">
       <w:rPr>
-        <w:rFonts w:asciiTheme="majorHAnsi" w:cstheme="majorBidi" w:eastAsiaTheme="majorEastAsia" w:hAnsiTheme="majorHAnsi"/>
+        <w:rFonts w:asciiTheme="majorHAnsi" w:cstheme="majorBidi" w:hAnsiTheme="majorHAnsi" w:eastAsia="黑体"/>
         <w:b/>
         <w:bCs/>
       </w:rPr>
     </w:tblStylePr>
     <w:tblStylePr w:type="lastCol">
       <w:rPr>
-        <w:rFonts w:asciiTheme="majorHAnsi" w:cstheme="majorBidi" w:eastAsiaTheme="majorEastAsia" w:hAnsiTheme="majorHAnsi"/>
+        <w:rFonts w:asciiTheme="majorHAnsi" w:cstheme="majorBidi" w:hAnsiTheme="majorHAnsi" w:eastAsia="黑体"/>
         <w:b/>
         <w:bCs/>
       </w:rPr>
@@ -5631,7 +5929,7 @@
         <w:spacing w:after="0" w:before="0" w:line="240" w:lineRule="auto"/>
       </w:pPr>
       <w:rPr>
-        <w:rFonts w:asciiTheme="majorHAnsi" w:cstheme="majorBidi" w:eastAsiaTheme="majorEastAsia" w:hAnsiTheme="majorHAnsi"/>
+        <w:rFonts w:asciiTheme="majorHAnsi" w:cstheme="majorBidi" w:hAnsiTheme="majorHAnsi" w:eastAsia="黑体"/>
         <w:b/>
         <w:bCs/>
       </w:rPr>
@@ -5652,7 +5950,7 @@
         <w:spacing w:after="0" w:before="0" w:line="240" w:lineRule="auto"/>
       </w:pPr>
       <w:rPr>
-        <w:rFonts w:asciiTheme="majorHAnsi" w:cstheme="majorBidi" w:eastAsiaTheme="majorEastAsia" w:hAnsiTheme="majorHAnsi"/>
+        <w:rFonts w:asciiTheme="majorHAnsi" w:cstheme="majorBidi" w:hAnsiTheme="majorHAnsi" w:eastAsia="黑体"/>
         <w:b/>
         <w:bCs/>
       </w:rPr>
@@ -5670,14 +5968,14 @@
     </w:tblStylePr>
     <w:tblStylePr w:type="firstCol">
       <w:rPr>
-        <w:rFonts w:asciiTheme="majorHAnsi" w:cstheme="majorBidi" w:eastAsiaTheme="majorEastAsia" w:hAnsiTheme="majorHAnsi"/>
+        <w:rFonts w:asciiTheme="majorHAnsi" w:cstheme="majorBidi" w:hAnsiTheme="majorHAnsi" w:eastAsia="黑体"/>
         <w:b/>
         <w:bCs/>
       </w:rPr>
     </w:tblStylePr>
     <w:tblStylePr w:type="lastCol">
       <w:rPr>
-        <w:rFonts w:asciiTheme="majorHAnsi" w:cstheme="majorBidi" w:eastAsiaTheme="majorEastAsia" w:hAnsiTheme="majorHAnsi"/>
+        <w:rFonts w:asciiTheme="majorHAnsi" w:cstheme="majorBidi" w:hAnsiTheme="majorHAnsi" w:eastAsia="黑体"/>
         <w:b/>
         <w:bCs/>
       </w:rPr>
@@ -5761,7 +6059,7 @@
         <w:spacing w:after="0" w:before="0" w:line="240" w:lineRule="auto"/>
       </w:pPr>
       <w:rPr>
-        <w:rFonts w:asciiTheme="majorHAnsi" w:cstheme="majorBidi" w:eastAsiaTheme="majorEastAsia" w:hAnsiTheme="majorHAnsi"/>
+        <w:rFonts w:asciiTheme="majorHAnsi" w:cstheme="majorBidi" w:hAnsiTheme="majorHAnsi" w:eastAsia="黑体"/>
         <w:b/>
         <w:bCs/>
       </w:rPr>
@@ -5782,7 +6080,7 @@
         <w:spacing w:after="0" w:before="0" w:line="240" w:lineRule="auto"/>
       </w:pPr>
       <w:rPr>
-        <w:rFonts w:asciiTheme="majorHAnsi" w:cstheme="majorBidi" w:eastAsiaTheme="majorEastAsia" w:hAnsiTheme="majorHAnsi"/>
+        <w:rFonts w:asciiTheme="majorHAnsi" w:cstheme="majorBidi" w:hAnsiTheme="majorHAnsi" w:eastAsia="黑体"/>
         <w:b/>
         <w:bCs/>
       </w:rPr>
@@ -5800,14 +6098,14 @@
     </w:tblStylePr>
     <w:tblStylePr w:type="firstCol">
       <w:rPr>
-        <w:rFonts w:asciiTheme="majorHAnsi" w:cstheme="majorBidi" w:eastAsiaTheme="majorEastAsia" w:hAnsiTheme="majorHAnsi"/>
+        <w:rFonts w:asciiTheme="majorHAnsi" w:cstheme="majorBidi" w:hAnsiTheme="majorHAnsi" w:eastAsia="黑体"/>
         <w:b/>
         <w:bCs/>
       </w:rPr>
     </w:tblStylePr>
     <w:tblStylePr w:type="lastCol">
       <w:rPr>
-        <w:rFonts w:asciiTheme="majorHAnsi" w:cstheme="majorBidi" w:eastAsiaTheme="majorEastAsia" w:hAnsiTheme="majorHAnsi"/>
+        <w:rFonts w:asciiTheme="majorHAnsi" w:cstheme="majorBidi" w:hAnsiTheme="majorHAnsi" w:eastAsia="黑体"/>
         <w:b/>
         <w:bCs/>
       </w:rPr>
@@ -5891,7 +6189,7 @@
         <w:spacing w:after="0" w:before="0" w:line="240" w:lineRule="auto"/>
       </w:pPr>
       <w:rPr>
-        <w:rFonts w:asciiTheme="majorHAnsi" w:cstheme="majorBidi" w:eastAsiaTheme="majorEastAsia" w:hAnsiTheme="majorHAnsi"/>
+        <w:rFonts w:asciiTheme="majorHAnsi" w:cstheme="majorBidi" w:hAnsiTheme="majorHAnsi" w:eastAsia="黑体"/>
         <w:b/>
         <w:bCs/>
       </w:rPr>
@@ -5912,7 +6210,7 @@
         <w:spacing w:after="0" w:before="0" w:line="240" w:lineRule="auto"/>
       </w:pPr>
       <w:rPr>
-        <w:rFonts w:asciiTheme="majorHAnsi" w:cstheme="majorBidi" w:eastAsiaTheme="majorEastAsia" w:hAnsiTheme="majorHAnsi"/>
+        <w:rFonts w:asciiTheme="majorHAnsi" w:cstheme="majorBidi" w:hAnsiTheme="majorHAnsi" w:eastAsia="黑体"/>
         <w:b/>
         <w:bCs/>
       </w:rPr>
@@ -5930,14 +6228,14 @@
     </w:tblStylePr>
     <w:tblStylePr w:type="firstCol">
       <w:rPr>
-        <w:rFonts w:asciiTheme="majorHAnsi" w:cstheme="majorBidi" w:eastAsiaTheme="majorEastAsia" w:hAnsiTheme="majorHAnsi"/>
+        <w:rFonts w:asciiTheme="majorHAnsi" w:cstheme="majorBidi" w:hAnsiTheme="majorHAnsi" w:eastAsia="黑体"/>
         <w:b/>
         <w:bCs/>
       </w:rPr>
     </w:tblStylePr>
     <w:tblStylePr w:type="lastCol">
       <w:rPr>
-        <w:rFonts w:asciiTheme="majorHAnsi" w:cstheme="majorBidi" w:eastAsiaTheme="majorEastAsia" w:hAnsiTheme="majorHAnsi"/>
+        <w:rFonts w:asciiTheme="majorHAnsi" w:cstheme="majorBidi" w:hAnsiTheme="majorHAnsi" w:eastAsia="黑体"/>
         <w:b/>
         <w:bCs/>
       </w:rPr>
@@ -6021,7 +6319,7 @@
         <w:spacing w:after="0" w:before="0" w:line="240" w:lineRule="auto"/>
       </w:pPr>
       <w:rPr>
-        <w:rFonts w:asciiTheme="majorHAnsi" w:cstheme="majorBidi" w:eastAsiaTheme="majorEastAsia" w:hAnsiTheme="majorHAnsi"/>
+        <w:rFonts w:asciiTheme="majorHAnsi" w:cstheme="majorBidi" w:hAnsiTheme="majorHAnsi" w:eastAsia="黑体"/>
         <w:b/>
         <w:bCs/>
       </w:rPr>
@@ -6042,7 +6340,7 @@
         <w:spacing w:after="0" w:before="0" w:line="240" w:lineRule="auto"/>
       </w:pPr>
       <w:rPr>
-        <w:rFonts w:asciiTheme="majorHAnsi" w:cstheme="majorBidi" w:eastAsiaTheme="majorEastAsia" w:hAnsiTheme="majorHAnsi"/>
+        <w:rFonts w:asciiTheme="majorHAnsi" w:cstheme="majorBidi" w:hAnsiTheme="majorHAnsi" w:eastAsia="黑体"/>
         <w:b/>
         <w:bCs/>
       </w:rPr>
@@ -6060,14 +6358,14 @@
     </w:tblStylePr>
     <w:tblStylePr w:type="firstCol">
       <w:rPr>
-        <w:rFonts w:asciiTheme="majorHAnsi" w:cstheme="majorBidi" w:eastAsiaTheme="majorEastAsia" w:hAnsiTheme="majorHAnsi"/>
+        <w:rFonts w:asciiTheme="majorHAnsi" w:cstheme="majorBidi" w:hAnsiTheme="majorHAnsi" w:eastAsia="黑体"/>
         <w:b/>
         <w:bCs/>
       </w:rPr>
     </w:tblStylePr>
     <w:tblStylePr w:type="lastCol">
       <w:rPr>
-        <w:rFonts w:asciiTheme="majorHAnsi" w:cstheme="majorBidi" w:eastAsiaTheme="majorEastAsia" w:hAnsiTheme="majorHAnsi"/>
+        <w:rFonts w:asciiTheme="majorHAnsi" w:cstheme="majorBidi" w:hAnsiTheme="majorHAnsi" w:eastAsia="黑体"/>
         <w:b/>
         <w:bCs/>
       </w:rPr>
@@ -6150,6 +6448,7 @@
         <w:spacing w:after="0" w:before="0" w:line="240" w:lineRule="auto"/>
       </w:pPr>
       <w:rPr>
+        <w:rFonts w:eastAsia="黑体"/>
         <w:b/>
         <w:bCs/>
         <w:color w:themeColor="background1" w:val="FFFFFF"/>
@@ -6172,6 +6471,7 @@
         <w:spacing w:after="0" w:before="0" w:line="240" w:lineRule="auto"/>
       </w:pPr>
       <w:rPr>
+        <w:rFonts w:eastAsia="黑体"/>
         <w:b/>
         <w:bCs/>
       </w:rPr>
@@ -6189,12 +6489,14 @@
     </w:tblStylePr>
     <w:tblStylePr w:type="firstCol">
       <w:rPr>
+        <w:rFonts w:eastAsia="黑体"/>
         <w:b/>
         <w:bCs/>
       </w:rPr>
     </w:tblStylePr>
     <w:tblStylePr w:type="lastCol">
       <w:rPr>
+        <w:rFonts w:eastAsia="黑体"/>
         <w:b/>
         <w:bCs/>
       </w:rPr>
@@ -6256,6 +6558,7 @@
         <w:spacing w:after="0" w:before="0" w:line="240" w:lineRule="auto"/>
       </w:pPr>
       <w:rPr>
+        <w:rFonts w:eastAsia="黑体"/>
         <w:b/>
         <w:bCs/>
         <w:color w:themeColor="background1" w:val="FFFFFF"/>
@@ -6278,6 +6581,7 @@
         <w:spacing w:after="0" w:before="0" w:line="240" w:lineRule="auto"/>
       </w:pPr>
       <w:rPr>
+        <w:rFonts w:eastAsia="黑体"/>
         <w:b/>
         <w:bCs/>
       </w:rPr>
@@ -6295,12 +6599,14 @@
     </w:tblStylePr>
     <w:tblStylePr w:type="firstCol">
       <w:rPr>
+        <w:rFonts w:eastAsia="黑体"/>
         <w:b/>
         <w:bCs/>
       </w:rPr>
     </w:tblStylePr>
     <w:tblStylePr w:type="lastCol">
       <w:rPr>
+        <w:rFonts w:eastAsia="黑体"/>
         <w:b/>
         <w:bCs/>
       </w:rPr>
@@ -6362,6 +6668,7 @@
         <w:spacing w:after="0" w:before="0" w:line="240" w:lineRule="auto"/>
       </w:pPr>
       <w:rPr>
+        <w:rFonts w:eastAsia="黑体"/>
         <w:b/>
         <w:bCs/>
         <w:color w:themeColor="background1" w:val="FFFFFF"/>
@@ -6384,6 +6691,7 @@
         <w:spacing w:after="0" w:before="0" w:line="240" w:lineRule="auto"/>
       </w:pPr>
       <w:rPr>
+        <w:rFonts w:eastAsia="黑体"/>
         <w:b/>
         <w:bCs/>
       </w:rPr>
@@ -6401,12 +6709,14 @@
     </w:tblStylePr>
     <w:tblStylePr w:type="firstCol">
       <w:rPr>
+        <w:rFonts w:eastAsia="黑体"/>
         <w:b/>
         <w:bCs/>
       </w:rPr>
     </w:tblStylePr>
     <w:tblStylePr w:type="lastCol">
       <w:rPr>
+        <w:rFonts w:eastAsia="黑体"/>
         <w:b/>
         <w:bCs/>
       </w:rPr>
@@ -6468,6 +6778,7 @@
         <w:spacing w:after="0" w:before="0" w:line="240" w:lineRule="auto"/>
       </w:pPr>
       <w:rPr>
+        <w:rFonts w:eastAsia="黑体"/>
         <w:b/>
         <w:bCs/>
         <w:color w:themeColor="background1" w:val="FFFFFF"/>
@@ -6490,6 +6801,7 @@
         <w:spacing w:after="0" w:before="0" w:line="240" w:lineRule="auto"/>
       </w:pPr>
       <w:rPr>
+        <w:rFonts w:eastAsia="黑体"/>
         <w:b/>
         <w:bCs/>
       </w:rPr>
@@ -6507,12 +6819,14 @@
     </w:tblStylePr>
     <w:tblStylePr w:type="firstCol">
       <w:rPr>
+        <w:rFonts w:eastAsia="黑体"/>
         <w:b/>
         <w:bCs/>
       </w:rPr>
     </w:tblStylePr>
     <w:tblStylePr w:type="lastCol">
       <w:rPr>
+        <w:rFonts w:eastAsia="黑体"/>
         <w:b/>
         <w:bCs/>
       </w:rPr>
@@ -6574,6 +6888,7 @@
         <w:spacing w:after="0" w:before="0" w:line="240" w:lineRule="auto"/>
       </w:pPr>
       <w:rPr>
+        <w:rFonts w:eastAsia="黑体"/>
         <w:b/>
         <w:bCs/>
         <w:color w:themeColor="background1" w:val="FFFFFF"/>
@@ -6596,6 +6911,7 @@
         <w:spacing w:after="0" w:before="0" w:line="240" w:lineRule="auto"/>
       </w:pPr>
       <w:rPr>
+        <w:rFonts w:eastAsia="黑体"/>
         <w:b/>
         <w:bCs/>
       </w:rPr>
@@ -6613,12 +6929,14 @@
     </w:tblStylePr>
     <w:tblStylePr w:type="firstCol">
       <w:rPr>
+        <w:rFonts w:eastAsia="黑体"/>
         <w:b/>
         <w:bCs/>
       </w:rPr>
     </w:tblStylePr>
     <w:tblStylePr w:type="lastCol">
       <w:rPr>
+        <w:rFonts w:eastAsia="黑体"/>
         <w:b/>
         <w:bCs/>
       </w:rPr>
@@ -6680,6 +6998,7 @@
         <w:spacing w:after="0" w:before="0" w:line="240" w:lineRule="auto"/>
       </w:pPr>
       <w:rPr>
+        <w:rFonts w:eastAsia="黑体"/>
         <w:b/>
         <w:bCs/>
         <w:color w:themeColor="background1" w:val="FFFFFF"/>
@@ -6702,6 +7021,7 @@
         <w:spacing w:after="0" w:before="0" w:line="240" w:lineRule="auto"/>
       </w:pPr>
       <w:rPr>
+        <w:rFonts w:eastAsia="黑体"/>
         <w:b/>
         <w:bCs/>
       </w:rPr>
@@ -6719,12 +7039,14 @@
     </w:tblStylePr>
     <w:tblStylePr w:type="firstCol">
       <w:rPr>
+        <w:rFonts w:eastAsia="黑体"/>
         <w:b/>
         <w:bCs/>
       </w:rPr>
     </w:tblStylePr>
     <w:tblStylePr w:type="lastCol">
       <w:rPr>
+        <w:rFonts w:eastAsia="黑体"/>
         <w:b/>
         <w:bCs/>
       </w:rPr>
@@ -6786,6 +7108,7 @@
         <w:spacing w:after="0" w:before="0" w:line="240" w:lineRule="auto"/>
       </w:pPr>
       <w:rPr>
+        <w:rFonts w:eastAsia="黑体"/>
         <w:b/>
         <w:bCs/>
         <w:color w:themeColor="background1" w:val="FFFFFF"/>
@@ -6808,6 +7131,7 @@
         <w:spacing w:after="0" w:before="0" w:line="240" w:lineRule="auto"/>
       </w:pPr>
       <w:rPr>
+        <w:rFonts w:eastAsia="黑体"/>
         <w:b/>
         <w:bCs/>
       </w:rPr>
@@ -6825,12 +7149,14 @@
     </w:tblStylePr>
     <w:tblStylePr w:type="firstCol">
       <w:rPr>
+        <w:rFonts w:eastAsia="黑体"/>
         <w:b/>
         <w:bCs/>
       </w:rPr>
     </w:tblStylePr>
     <w:tblStylePr w:type="lastCol">
       <w:rPr>
+        <w:rFonts w:eastAsia="黑体"/>
         <w:b/>
         <w:bCs/>
       </w:rPr>
@@ -6889,6 +7215,7 @@
         <w:spacing w:after="0" w:before="0" w:line="240" w:lineRule="auto"/>
       </w:pPr>
       <w:rPr>
+        <w:rFonts w:eastAsia="黑体"/>
         <w:b/>
         <w:bCs/>
         <w:color w:themeColor="background1" w:val="FFFFFF"/>
@@ -6911,6 +7238,7 @@
         <w:spacing w:after="0" w:before="0" w:line="240" w:lineRule="auto"/>
       </w:pPr>
       <w:rPr>
+        <w:rFonts w:eastAsia="黑体"/>
         <w:color w:val="auto"/>
       </w:rPr>
       <w:tblPr/>
@@ -6928,6 +7256,7 @@
     </w:tblStylePr>
     <w:tblStylePr w:type="firstCol">
       <w:rPr>
+        <w:rFonts w:eastAsia="黑体"/>
         <w:b/>
         <w:bCs/>
         <w:color w:themeColor="background1" w:val="FFFFFF"/>
@@ -6947,6 +7276,7 @@
     </w:tblStylePr>
     <w:tblStylePr w:type="lastCol">
       <w:rPr>
+        <w:rFonts w:eastAsia="黑体"/>
         <w:b/>
         <w:bCs/>
         <w:color w:themeColor="background1" w:val="FFFFFF"/>
@@ -6995,6 +7325,7 @@
     </w:tblStylePr>
     <w:tblStylePr w:type="nwCell">
       <w:rPr>
+        <w:rFonts w:eastAsia="黑体"/>
         <w:color w:themeColor="background1" w:val="FFFFFF"/>
       </w:rPr>
       <w:tblPr/>
@@ -7038,6 +7369,7 @@
         <w:spacing w:after="0" w:before="0" w:line="240" w:lineRule="auto"/>
       </w:pPr>
       <w:rPr>
+        <w:rFonts w:eastAsia="黑体"/>
         <w:b/>
         <w:bCs/>
         <w:color w:themeColor="background1" w:val="FFFFFF"/>
@@ -7060,6 +7392,7 @@
         <w:spacing w:after="0" w:before="0" w:line="240" w:lineRule="auto"/>
       </w:pPr>
       <w:rPr>
+        <w:rFonts w:eastAsia="黑体"/>
         <w:color w:val="auto"/>
       </w:rPr>
       <w:tblPr/>
@@ -7077,6 +7410,7 @@
     </w:tblStylePr>
     <w:tblStylePr w:type="firstCol">
       <w:rPr>
+        <w:rFonts w:eastAsia="黑体"/>
         <w:b/>
         <w:bCs/>
         <w:color w:themeColor="background1" w:val="FFFFFF"/>
@@ -7096,6 +7430,7 @@
     </w:tblStylePr>
     <w:tblStylePr w:type="lastCol">
       <w:rPr>
+        <w:rFonts w:eastAsia="黑体"/>
         <w:b/>
         <w:bCs/>
         <w:color w:themeColor="background1" w:val="FFFFFF"/>
@@ -7144,6 +7479,7 @@
     </w:tblStylePr>
     <w:tblStylePr w:type="nwCell">
       <w:rPr>
+        <w:rFonts w:eastAsia="黑体"/>
         <w:color w:themeColor="background1" w:val="FFFFFF"/>
       </w:rPr>
       <w:tblPr/>
@@ -7187,6 +7523,7 @@
         <w:spacing w:after="0" w:before="0" w:line="240" w:lineRule="auto"/>
       </w:pPr>
       <w:rPr>
+        <w:rFonts w:eastAsia="黑体"/>
         <w:b/>
         <w:bCs/>
         <w:color w:themeColor="background1" w:val="FFFFFF"/>
@@ -7209,6 +7546,7 @@
         <w:spacing w:after="0" w:before="0" w:line="240" w:lineRule="auto"/>
       </w:pPr>
       <w:rPr>
+        <w:rFonts w:eastAsia="黑体"/>
         <w:color w:val="auto"/>
       </w:rPr>
       <w:tblPr/>
@@ -7226,6 +7564,7 @@
     </w:tblStylePr>
     <w:tblStylePr w:type="firstCol">
       <w:rPr>
+        <w:rFonts w:eastAsia="黑体"/>
         <w:b/>
         <w:bCs/>
         <w:color w:themeColor="background1" w:val="FFFFFF"/>
@@ -7245,6 +7584,7 @@
     </w:tblStylePr>
     <w:tblStylePr w:type="lastCol">
       <w:rPr>
+        <w:rFonts w:eastAsia="黑体"/>
         <w:b/>
         <w:bCs/>
         <w:color w:themeColor="background1" w:val="FFFFFF"/>
@@ -7293,6 +7633,7 @@
     </w:tblStylePr>
     <w:tblStylePr w:type="nwCell">
       <w:rPr>
+        <w:rFonts w:eastAsia="黑体"/>
         <w:color w:themeColor="background1" w:val="FFFFFF"/>
       </w:rPr>
       <w:tblPr/>
@@ -7336,6 +7677,7 @@
         <w:spacing w:after="0" w:before="0" w:line="240" w:lineRule="auto"/>
       </w:pPr>
       <w:rPr>
+        <w:rFonts w:eastAsia="黑体"/>
         <w:b/>
         <w:bCs/>
         <w:color w:themeColor="background1" w:val="FFFFFF"/>
@@ -7358,6 +7700,7 @@
         <w:spacing w:after="0" w:before="0" w:line="240" w:lineRule="auto"/>
       </w:pPr>
       <w:rPr>
+        <w:rFonts w:eastAsia="黑体"/>
         <w:color w:val="auto"/>
       </w:rPr>
       <w:tblPr/>
@@ -7375,6 +7718,7 @@
     </w:tblStylePr>
     <w:tblStylePr w:type="firstCol">
       <w:rPr>
+        <w:rFonts w:eastAsia="黑体"/>
         <w:b/>
         <w:bCs/>
         <w:color w:themeColor="background1" w:val="FFFFFF"/>
@@ -7394,6 +7738,7 @@
     </w:tblStylePr>
     <w:tblStylePr w:type="lastCol">
       <w:rPr>
+        <w:rFonts w:eastAsia="黑体"/>
         <w:b/>
         <w:bCs/>
         <w:color w:themeColor="background1" w:val="FFFFFF"/>
@@ -7442,6 +7787,7 @@
     </w:tblStylePr>
     <w:tblStylePr w:type="nwCell">
       <w:rPr>
+        <w:rFonts w:eastAsia="黑体"/>
         <w:color w:themeColor="background1" w:val="FFFFFF"/>
       </w:rPr>
       <w:tblPr/>
@@ -7485,6 +7831,7 @@
         <w:spacing w:after="0" w:before="0" w:line="240" w:lineRule="auto"/>
       </w:pPr>
       <w:rPr>
+        <w:rFonts w:eastAsia="黑体"/>
         <w:b/>
         <w:bCs/>
         <w:color w:themeColor="background1" w:val="FFFFFF"/>
@@ -7507,6 +7854,7 @@
         <w:spacing w:after="0" w:before="0" w:line="240" w:lineRule="auto"/>
       </w:pPr>
       <w:rPr>
+        <w:rFonts w:eastAsia="黑体"/>
         <w:color w:val="auto"/>
       </w:rPr>
       <w:tblPr/>
@@ -7524,6 +7872,7 @@
     </w:tblStylePr>
     <w:tblStylePr w:type="firstCol">
       <w:rPr>
+        <w:rFonts w:eastAsia="黑体"/>
         <w:b/>
         <w:bCs/>
         <w:color w:themeColor="background1" w:val="FFFFFF"/>
@@ -7543,6 +7892,7 @@
     </w:tblStylePr>
     <w:tblStylePr w:type="lastCol">
       <w:rPr>
+        <w:rFonts w:eastAsia="黑体"/>
         <w:b/>
         <w:bCs/>
         <w:color w:themeColor="background1" w:val="FFFFFF"/>
@@ -7591,6 +7941,7 @@
     </w:tblStylePr>
     <w:tblStylePr w:type="nwCell">
       <w:rPr>
+        <w:rFonts w:eastAsia="黑体"/>
         <w:color w:themeColor="background1" w:val="FFFFFF"/>
       </w:rPr>
       <w:tblPr/>
@@ -7634,6 +7985,7 @@
         <w:spacing w:after="0" w:before="0" w:line="240" w:lineRule="auto"/>
       </w:pPr>
       <w:rPr>
+        <w:rFonts w:eastAsia="黑体"/>
         <w:b/>
         <w:bCs/>
         <w:color w:themeColor="background1" w:val="FFFFFF"/>
@@ -7656,6 +8008,7 @@
         <w:spacing w:after="0" w:before="0" w:line="240" w:lineRule="auto"/>
       </w:pPr>
       <w:rPr>
+        <w:rFonts w:eastAsia="黑体"/>
         <w:color w:val="auto"/>
       </w:rPr>
       <w:tblPr/>
@@ -7673,6 +8026,7 @@
     </w:tblStylePr>
     <w:tblStylePr w:type="firstCol">
       <w:rPr>
+        <w:rFonts w:eastAsia="黑体"/>
         <w:b/>
         <w:bCs/>
         <w:color w:themeColor="background1" w:val="FFFFFF"/>
@@ -7692,6 +8046,7 @@
     </w:tblStylePr>
     <w:tblStylePr w:type="lastCol">
       <w:rPr>
+        <w:rFonts w:eastAsia="黑体"/>
         <w:b/>
         <w:bCs/>
         <w:color w:themeColor="background1" w:val="FFFFFF"/>
@@ -7740,6 +8095,7 @@
     </w:tblStylePr>
     <w:tblStylePr w:type="nwCell">
       <w:rPr>
+        <w:rFonts w:eastAsia="黑体"/>
         <w:color w:themeColor="background1" w:val="FFFFFF"/>
       </w:rPr>
       <w:tblPr/>
@@ -7783,6 +8139,7 @@
         <w:spacing w:after="0" w:before="0" w:line="240" w:lineRule="auto"/>
       </w:pPr>
       <w:rPr>
+        <w:rFonts w:eastAsia="黑体"/>
         <w:b/>
         <w:bCs/>
         <w:color w:themeColor="background1" w:val="FFFFFF"/>
@@ -7805,6 +8162,7 @@
         <w:spacing w:after="0" w:before="0" w:line="240" w:lineRule="auto"/>
       </w:pPr>
       <w:rPr>
+        <w:rFonts w:eastAsia="黑体"/>
         <w:color w:val="auto"/>
       </w:rPr>
       <w:tblPr/>
@@ -7822,6 +8180,7 @@
     </w:tblStylePr>
     <w:tblStylePr w:type="firstCol">
       <w:rPr>
+        <w:rFonts w:eastAsia="黑体"/>
         <w:b/>
         <w:bCs/>
         <w:color w:themeColor="background1" w:val="FFFFFF"/>
@@ -7841,6 +8200,7 @@
     </w:tblStylePr>
     <w:tblStylePr w:type="lastCol">
       <w:rPr>
+        <w:rFonts w:eastAsia="黑体"/>
         <w:b/>
         <w:bCs/>
         <w:color w:themeColor="background1" w:val="FFFFFF"/>
@@ -7889,6 +8249,7 @@
     </w:tblStylePr>
     <w:tblStylePr w:type="nwCell">
       <w:rPr>
+        <w:rFonts w:eastAsia="黑体"/>
         <w:color w:themeColor="background1" w:val="FFFFFF"/>
       </w:rPr>
       <w:tblPr/>
@@ -7913,6 +8274,7 @@
       <w:spacing w:after="0" w:line="240" w:lineRule="auto"/>
     </w:pPr>
     <w:rPr>
+      <w:rFonts w:eastAsia="黑体"/>
       <w:color w:themeColor="text1" w:val="000000"/>
     </w:rPr>
     <w:tblPr>
@@ -7932,7 +8294,7 @@
     </w:tblPr>
     <w:tblStylePr w:type="firstRow">
       <w:rPr>
-        <w:rFonts w:asciiTheme="majorHAnsi" w:cstheme="majorBidi" w:eastAsiaTheme="majorEastAsia" w:hAnsiTheme="majorHAnsi"/>
+        <w:rFonts w:asciiTheme="majorHAnsi" w:cstheme="majorBidi" w:hAnsiTheme="majorHAnsi" w:eastAsia="黑体"/>
       </w:rPr>
       <w:tblPr/>
       <w:tcPr>
@@ -7944,6 +8306,7 @@
     </w:tblStylePr>
     <w:tblStylePr w:type="lastRow">
       <w:rPr>
+        <w:rFonts w:eastAsia="黑体"/>
         <w:b/>
         <w:bCs/>
         <w:color w:themeColor="text2" w:val="1F497D"/>
@@ -7958,12 +8321,14 @@
     </w:tblStylePr>
     <w:tblStylePr w:type="firstCol">
       <w:rPr>
+        <w:rFonts w:eastAsia="黑体"/>
         <w:b/>
         <w:bCs/>
       </w:rPr>
     </w:tblStylePr>
     <w:tblStylePr w:type="lastCol">
       <w:rPr>
+        <w:rFonts w:eastAsia="黑体"/>
         <w:b/>
         <w:bCs/>
       </w:rPr>
@@ -7997,6 +8362,7 @@
       <w:spacing w:after="0" w:line="240" w:lineRule="auto"/>
     </w:pPr>
     <w:rPr>
+      <w:rFonts w:eastAsia="黑体"/>
       <w:color w:themeColor="text1" w:val="000000"/>
     </w:rPr>
     <w:tblPr>
@@ -8016,7 +8382,7 @@
     </w:tblPr>
     <w:tblStylePr w:type="firstRow">
       <w:rPr>
-        <w:rFonts w:asciiTheme="majorHAnsi" w:cstheme="majorBidi" w:eastAsiaTheme="majorEastAsia" w:hAnsiTheme="majorHAnsi"/>
+        <w:rFonts w:asciiTheme="majorHAnsi" w:cstheme="majorBidi" w:hAnsiTheme="majorHAnsi" w:eastAsia="黑体"/>
       </w:rPr>
       <w:tblPr/>
       <w:tcPr>
@@ -8028,6 +8394,7 @@
     </w:tblStylePr>
     <w:tblStylePr w:type="lastRow">
       <w:rPr>
+        <w:rFonts w:eastAsia="黑体"/>
         <w:b/>
         <w:bCs/>
         <w:color w:themeColor="text2" w:val="1F497D"/>
@@ -8042,12 +8409,14 @@
     </w:tblStylePr>
     <w:tblStylePr w:type="firstCol">
       <w:rPr>
+        <w:rFonts w:eastAsia="黑体"/>
         <w:b/>
         <w:bCs/>
       </w:rPr>
     </w:tblStylePr>
     <w:tblStylePr w:type="lastCol">
       <w:rPr>
+        <w:rFonts w:eastAsia="黑体"/>
         <w:b/>
         <w:bCs/>
       </w:rPr>
@@ -8081,6 +8450,7 @@
       <w:spacing w:after="0" w:line="240" w:lineRule="auto"/>
     </w:pPr>
     <w:rPr>
+      <w:rFonts w:eastAsia="黑体"/>
       <w:color w:themeColor="text1" w:val="000000"/>
     </w:rPr>
     <w:tblPr>
@@ -8100,7 +8470,7 @@
     </w:tblPr>
     <w:tblStylePr w:type="firstRow">
       <w:rPr>
-        <w:rFonts w:asciiTheme="majorHAnsi" w:cstheme="majorBidi" w:eastAsiaTheme="majorEastAsia" w:hAnsiTheme="majorHAnsi"/>
+        <w:rFonts w:asciiTheme="majorHAnsi" w:cstheme="majorBidi" w:hAnsiTheme="majorHAnsi" w:eastAsia="黑体"/>
       </w:rPr>
       <w:tblPr/>
       <w:tcPr>
@@ -8112,6 +8482,7 @@
     </w:tblStylePr>
     <w:tblStylePr w:type="lastRow">
       <w:rPr>
+        <w:rFonts w:eastAsia="黑体"/>
         <w:b/>
         <w:bCs/>
         <w:color w:themeColor="text2" w:val="1F497D"/>
@@ -8126,12 +8497,14 @@
     </w:tblStylePr>
     <w:tblStylePr w:type="firstCol">
       <w:rPr>
+        <w:rFonts w:eastAsia="黑体"/>
         <w:b/>
         <w:bCs/>
       </w:rPr>
     </w:tblStylePr>
     <w:tblStylePr w:type="lastCol">
       <w:rPr>
+        <w:rFonts w:eastAsia="黑体"/>
         <w:b/>
         <w:bCs/>
       </w:rPr>
@@ -8165,6 +8538,7 @@
       <w:spacing w:after="0" w:line="240" w:lineRule="auto"/>
     </w:pPr>
     <w:rPr>
+      <w:rFonts w:eastAsia="黑体"/>
       <w:color w:themeColor="text1" w:val="000000"/>
     </w:rPr>
     <w:tblPr>
@@ -8184,7 +8558,7 @@
     </w:tblPr>
     <w:tblStylePr w:type="firstRow">
       <w:rPr>
-        <w:rFonts w:asciiTheme="majorHAnsi" w:cstheme="majorBidi" w:eastAsiaTheme="majorEastAsia" w:hAnsiTheme="majorHAnsi"/>
+        <w:rFonts w:asciiTheme="majorHAnsi" w:cstheme="majorBidi" w:hAnsiTheme="majorHAnsi" w:eastAsia="黑体"/>
       </w:rPr>
       <w:tblPr/>
       <w:tcPr>
@@ -8196,6 +8570,7 @@
     </w:tblStylePr>
     <w:tblStylePr w:type="lastRow">
       <w:rPr>
+        <w:rFonts w:eastAsia="黑体"/>
         <w:b/>
         <w:bCs/>
         <w:color w:themeColor="text2" w:val="1F497D"/>
@@ -8210,12 +8585,14 @@
     </w:tblStylePr>
     <w:tblStylePr w:type="firstCol">
       <w:rPr>
+        <w:rFonts w:eastAsia="黑体"/>
         <w:b/>
         <w:bCs/>
       </w:rPr>
     </w:tblStylePr>
     <w:tblStylePr w:type="lastCol">
       <w:rPr>
+        <w:rFonts w:eastAsia="黑体"/>
         <w:b/>
         <w:bCs/>
       </w:rPr>
@@ -8249,6 +8626,7 @@
       <w:spacing w:after="0" w:line="240" w:lineRule="auto"/>
     </w:pPr>
     <w:rPr>
+      <w:rFonts w:eastAsia="黑体"/>
       <w:color w:themeColor="text1" w:val="000000"/>
     </w:rPr>
     <w:tblPr>
@@ -8268,7 +8646,7 @@
     </w:tblPr>
     <w:tblStylePr w:type="firstRow">
       <w:rPr>
-        <w:rFonts w:asciiTheme="majorHAnsi" w:cstheme="majorBidi" w:eastAsiaTheme="majorEastAsia" w:hAnsiTheme="majorHAnsi"/>
+        <w:rFonts w:asciiTheme="majorHAnsi" w:cstheme="majorBidi" w:hAnsiTheme="majorHAnsi" w:eastAsia="黑体"/>
       </w:rPr>
       <w:tblPr/>
       <w:tcPr>
@@ -8280,6 +8658,7 @@
     </w:tblStylePr>
     <w:tblStylePr w:type="lastRow">
       <w:rPr>
+        <w:rFonts w:eastAsia="黑体"/>
         <w:b/>
         <w:bCs/>
         <w:color w:themeColor="text2" w:val="1F497D"/>
@@ -8294,12 +8673,14 @@
     </w:tblStylePr>
     <w:tblStylePr w:type="firstCol">
       <w:rPr>
+        <w:rFonts w:eastAsia="黑体"/>
         <w:b/>
         <w:bCs/>
       </w:rPr>
     </w:tblStylePr>
     <w:tblStylePr w:type="lastCol">
       <w:rPr>
+        <w:rFonts w:eastAsia="黑体"/>
         <w:b/>
         <w:bCs/>
       </w:rPr>
@@ -8333,6 +8714,7 @@
       <w:spacing w:after="0" w:line="240" w:lineRule="auto"/>
     </w:pPr>
     <w:rPr>
+      <w:rFonts w:eastAsia="黑体"/>
       <w:color w:themeColor="text1" w:val="000000"/>
     </w:rPr>
     <w:tblPr>
@@ -8352,7 +8734,7 @@
     </w:tblPr>
     <w:tblStylePr w:type="firstRow">
       <w:rPr>
-        <w:rFonts w:asciiTheme="majorHAnsi" w:cstheme="majorBidi" w:eastAsiaTheme="majorEastAsia" w:hAnsiTheme="majorHAnsi"/>
+        <w:rFonts w:asciiTheme="majorHAnsi" w:cstheme="majorBidi" w:hAnsiTheme="majorHAnsi" w:eastAsia="黑体"/>
       </w:rPr>
       <w:tblPr/>
       <w:tcPr>
@@ -8364,6 +8746,7 @@
     </w:tblStylePr>
     <w:tblStylePr w:type="lastRow">
       <w:rPr>
+        <w:rFonts w:eastAsia="黑体"/>
         <w:b/>
         <w:bCs/>
         <w:color w:themeColor="text2" w:val="1F497D"/>
@@ -8378,12 +8761,14 @@
     </w:tblStylePr>
     <w:tblStylePr w:type="firstCol">
       <w:rPr>
+        <w:rFonts w:eastAsia="黑体"/>
         <w:b/>
         <w:bCs/>
       </w:rPr>
     </w:tblStylePr>
     <w:tblStylePr w:type="lastCol">
       <w:rPr>
+        <w:rFonts w:eastAsia="黑体"/>
         <w:b/>
         <w:bCs/>
       </w:rPr>
@@ -8417,6 +8802,7 @@
       <w:spacing w:after="0" w:line="240" w:lineRule="auto"/>
     </w:pPr>
     <w:rPr>
+      <w:rFonts w:eastAsia="黑体"/>
       <w:color w:themeColor="text1" w:val="000000"/>
     </w:rPr>
     <w:tblPr>
@@ -8436,7 +8822,7 @@
     </w:tblPr>
     <w:tblStylePr w:type="firstRow">
       <w:rPr>
-        <w:rFonts w:asciiTheme="majorHAnsi" w:cstheme="majorBidi" w:eastAsiaTheme="majorEastAsia" w:hAnsiTheme="majorHAnsi"/>
+        <w:rFonts w:asciiTheme="majorHAnsi" w:cstheme="majorBidi" w:hAnsiTheme="majorHAnsi" w:eastAsia="黑体"/>
       </w:rPr>
       <w:tblPr/>
       <w:tcPr>
@@ -8448,6 +8834,7 @@
     </w:tblStylePr>
     <w:tblStylePr w:type="lastRow">
       <w:rPr>
+        <w:rFonts w:eastAsia="黑体"/>
         <w:b/>
         <w:bCs/>
         <w:color w:themeColor="text2" w:val="1F497D"/>
@@ -8462,12 +8849,14 @@
     </w:tblStylePr>
     <w:tblStylePr w:type="firstCol">
       <w:rPr>
+        <w:rFonts w:eastAsia="黑体"/>
         <w:b/>
         <w:bCs/>
       </w:rPr>
     </w:tblStylePr>
     <w:tblStylePr w:type="lastCol">
       <w:rPr>
+        <w:rFonts w:eastAsia="黑体"/>
         <w:b/>
         <w:bCs/>
       </w:rPr>
@@ -8501,7 +8890,7 @@
       <w:spacing w:after="0" w:line="240" w:lineRule="auto"/>
     </w:pPr>
     <w:rPr>
-      <w:rFonts w:asciiTheme="majorHAnsi" w:cstheme="majorBidi" w:eastAsiaTheme="majorEastAsia" w:hAnsiTheme="majorHAnsi"/>
+      <w:rFonts w:asciiTheme="majorHAnsi" w:cstheme="majorBidi" w:hAnsiTheme="majorHAnsi" w:eastAsia="黑体"/>
       <w:color w:themeColor="text1" w:val="000000"/>
     </w:rPr>
     <w:tblPr>
@@ -8523,6 +8912,7 @@
     </w:tblPr>
     <w:tblStylePr w:type="firstRow">
       <w:rPr>
+        <w:rFonts w:eastAsia="黑体"/>
         <w:sz w:val="24"/>
         <w:szCs w:val="24"/>
       </w:rPr>
@@ -8629,7 +9019,7 @@
       <w:spacing w:after="0" w:line="240" w:lineRule="auto"/>
     </w:pPr>
     <w:rPr>
-      <w:rFonts w:asciiTheme="majorHAnsi" w:cstheme="majorBidi" w:eastAsiaTheme="majorEastAsia" w:hAnsiTheme="majorHAnsi"/>
+      <w:rFonts w:asciiTheme="majorHAnsi" w:cstheme="majorBidi" w:hAnsiTheme="majorHAnsi" w:eastAsia="黑体"/>
       <w:color w:themeColor="text1" w:val="000000"/>
     </w:rPr>
     <w:tblPr>
@@ -8651,6 +9041,7 @@
     </w:tblPr>
     <w:tblStylePr w:type="firstRow">
       <w:rPr>
+        <w:rFonts w:eastAsia="黑体"/>
         <w:sz w:val="24"/>
         <w:szCs w:val="24"/>
       </w:rPr>
@@ -8757,7 +9148,7 @@
       <w:spacing w:after="0" w:line="240" w:lineRule="auto"/>
     </w:pPr>
     <w:rPr>
-      <w:rFonts w:asciiTheme="majorHAnsi" w:cstheme="majorBidi" w:eastAsiaTheme="majorEastAsia" w:hAnsiTheme="majorHAnsi"/>
+      <w:rFonts w:asciiTheme="majorHAnsi" w:cstheme="majorBidi" w:hAnsiTheme="majorHAnsi" w:eastAsia="黑体"/>
       <w:color w:themeColor="text1" w:val="000000"/>
     </w:rPr>
     <w:tblPr>
@@ -8779,6 +9170,7 @@
     </w:tblPr>
     <w:tblStylePr w:type="firstRow">
       <w:rPr>
+        <w:rFonts w:eastAsia="黑体"/>
         <w:sz w:val="24"/>
         <w:szCs w:val="24"/>
       </w:rPr>
@@ -8885,7 +9277,7 @@
       <w:spacing w:after="0" w:line="240" w:lineRule="auto"/>
     </w:pPr>
     <w:rPr>
-      <w:rFonts w:asciiTheme="majorHAnsi" w:cstheme="majorBidi" w:eastAsiaTheme="majorEastAsia" w:hAnsiTheme="majorHAnsi"/>
+      <w:rFonts w:asciiTheme="majorHAnsi" w:cstheme="majorBidi" w:hAnsiTheme="majorHAnsi" w:eastAsia="黑体"/>
       <w:color w:themeColor="text1" w:val="000000"/>
     </w:rPr>
     <w:tblPr>
@@ -8907,6 +9299,7 @@
     </w:tblPr>
     <w:tblStylePr w:type="firstRow">
       <w:rPr>
+        <w:rFonts w:eastAsia="黑体"/>
         <w:sz w:val="24"/>
         <w:szCs w:val="24"/>
       </w:rPr>
@@ -9013,7 +9406,7 @@
       <w:spacing w:after="0" w:line="240" w:lineRule="auto"/>
     </w:pPr>
     <w:rPr>
-      <w:rFonts w:asciiTheme="majorHAnsi" w:cstheme="majorBidi" w:eastAsiaTheme="majorEastAsia" w:hAnsiTheme="majorHAnsi"/>
+      <w:rFonts w:asciiTheme="majorHAnsi" w:cstheme="majorBidi" w:hAnsiTheme="majorHAnsi" w:eastAsia="黑体"/>
       <w:color w:themeColor="text1" w:val="000000"/>
     </w:rPr>
     <w:tblPr>
@@ -9035,6 +9428,7 @@
     </w:tblPr>
     <w:tblStylePr w:type="firstRow">
       <w:rPr>
+        <w:rFonts w:eastAsia="黑体"/>
         <w:sz w:val="24"/>
         <w:szCs w:val="24"/>
       </w:rPr>
@@ -9141,7 +9535,7 @@
       <w:spacing w:after="0" w:line="240" w:lineRule="auto"/>
     </w:pPr>
     <w:rPr>
-      <w:rFonts w:asciiTheme="majorHAnsi" w:cstheme="majorBidi" w:eastAsiaTheme="majorEastAsia" w:hAnsiTheme="majorHAnsi"/>
+      <w:rFonts w:asciiTheme="majorHAnsi" w:cstheme="majorBidi" w:hAnsiTheme="majorHAnsi" w:eastAsia="黑体"/>
       <w:color w:themeColor="text1" w:val="000000"/>
     </w:rPr>
     <w:tblPr>
@@ -9163,6 +9557,7 @@
     </w:tblPr>
     <w:tblStylePr w:type="firstRow">
       <w:rPr>
+        <w:rFonts w:eastAsia="黑体"/>
         <w:sz w:val="24"/>
         <w:szCs w:val="24"/>
       </w:rPr>
@@ -9269,7 +9664,7 @@
       <w:spacing w:after="0" w:line="240" w:lineRule="auto"/>
     </w:pPr>
     <w:rPr>
-      <w:rFonts w:asciiTheme="majorHAnsi" w:cstheme="majorBidi" w:eastAsiaTheme="majorEastAsia" w:hAnsiTheme="majorHAnsi"/>
+      <w:rFonts w:asciiTheme="majorHAnsi" w:cstheme="majorBidi" w:hAnsiTheme="majorHAnsi" w:eastAsia="黑体"/>
       <w:color w:themeColor="text1" w:val="000000"/>
     </w:rPr>
     <w:tblPr>
@@ -9291,6 +9686,7 @@
     </w:tblPr>
     <w:tblStylePr w:type="firstRow">
       <w:rPr>
+        <w:rFonts w:eastAsia="黑体"/>
         <w:sz w:val="24"/>
         <w:szCs w:val="24"/>
       </w:rPr>
@@ -9420,12 +9816,14 @@
     </w:tcPr>
     <w:tblStylePr w:type="firstRow">
       <w:rPr>
+        <w:rFonts w:eastAsia="黑体"/>
         <w:b/>
         <w:bCs/>
       </w:rPr>
     </w:tblStylePr>
     <w:tblStylePr w:type="lastRow">
       <w:rPr>
+        <w:rFonts w:eastAsia="黑体"/>
         <w:b/>
         <w:bCs/>
       </w:rPr>
@@ -9438,12 +9836,14 @@
     </w:tblStylePr>
     <w:tblStylePr w:type="firstCol">
       <w:rPr>
+        <w:rFonts w:eastAsia="黑体"/>
         <w:b/>
         <w:bCs/>
       </w:rPr>
     </w:tblStylePr>
     <w:tblStylePr w:type="lastCol">
       <w:rPr>
+        <w:rFonts w:eastAsia="黑体"/>
         <w:b/>
         <w:bCs/>
       </w:rPr>
@@ -9493,12 +9893,14 @@
     </w:tcPr>
     <w:tblStylePr w:type="firstRow">
       <w:rPr>
+        <w:rFonts w:eastAsia="黑体"/>
         <w:b/>
         <w:bCs/>
       </w:rPr>
     </w:tblStylePr>
     <w:tblStylePr w:type="lastRow">
       <w:rPr>
+        <w:rFonts w:eastAsia="黑体"/>
         <w:b/>
         <w:bCs/>
       </w:rPr>
@@ -9511,12 +9913,14 @@
     </w:tblStylePr>
     <w:tblStylePr w:type="firstCol">
       <w:rPr>
+        <w:rFonts w:eastAsia="黑体"/>
         <w:b/>
         <w:bCs/>
       </w:rPr>
     </w:tblStylePr>
     <w:tblStylePr w:type="lastCol">
       <w:rPr>
+        <w:rFonts w:eastAsia="黑体"/>
         <w:b/>
         <w:bCs/>
       </w:rPr>
@@ -9566,12 +9970,14 @@
     </w:tcPr>
     <w:tblStylePr w:type="firstRow">
       <w:rPr>
+        <w:rFonts w:eastAsia="黑体"/>
         <w:b/>
         <w:bCs/>
       </w:rPr>
     </w:tblStylePr>
     <w:tblStylePr w:type="lastRow">
       <w:rPr>
+        <w:rFonts w:eastAsia="黑体"/>
         <w:b/>
         <w:bCs/>
       </w:rPr>
@@ -9584,12 +9990,14 @@
     </w:tblStylePr>
     <w:tblStylePr w:type="firstCol">
       <w:rPr>
+        <w:rFonts w:eastAsia="黑体"/>
         <w:b/>
         <w:bCs/>
       </w:rPr>
     </w:tblStylePr>
     <w:tblStylePr w:type="lastCol">
       <w:rPr>
+        <w:rFonts w:eastAsia="黑体"/>
         <w:b/>
         <w:bCs/>
       </w:rPr>
@@ -9639,12 +10047,14 @@
     </w:tcPr>
     <w:tblStylePr w:type="firstRow">
       <w:rPr>
+        <w:rFonts w:eastAsia="黑体"/>
         <w:b/>
         <w:bCs/>
       </w:rPr>
     </w:tblStylePr>
     <w:tblStylePr w:type="lastRow">
       <w:rPr>
+        <w:rFonts w:eastAsia="黑体"/>
         <w:b/>
         <w:bCs/>
       </w:rPr>
@@ -9657,12 +10067,14 @@
     </w:tblStylePr>
     <w:tblStylePr w:type="firstCol">
       <w:rPr>
+        <w:rFonts w:eastAsia="黑体"/>
         <w:b/>
         <w:bCs/>
       </w:rPr>
     </w:tblStylePr>
     <w:tblStylePr w:type="lastCol">
       <w:rPr>
+        <w:rFonts w:eastAsia="黑体"/>
         <w:b/>
         <w:bCs/>
       </w:rPr>
@@ -9712,12 +10124,14 @@
     </w:tcPr>
     <w:tblStylePr w:type="firstRow">
       <w:rPr>
+        <w:rFonts w:eastAsia="黑体"/>
         <w:b/>
         <w:bCs/>
       </w:rPr>
     </w:tblStylePr>
     <w:tblStylePr w:type="lastRow">
       <w:rPr>
+        <w:rFonts w:eastAsia="黑体"/>
         <w:b/>
         <w:bCs/>
       </w:rPr>
@@ -9730,12 +10144,14 @@
     </w:tblStylePr>
     <w:tblStylePr w:type="firstCol">
       <w:rPr>
+        <w:rFonts w:eastAsia="黑体"/>
         <w:b/>
         <w:bCs/>
       </w:rPr>
     </w:tblStylePr>
     <w:tblStylePr w:type="lastCol">
       <w:rPr>
+        <w:rFonts w:eastAsia="黑体"/>
         <w:b/>
         <w:bCs/>
       </w:rPr>
@@ -9785,12 +10201,14 @@
     </w:tcPr>
     <w:tblStylePr w:type="firstRow">
       <w:rPr>
+        <w:rFonts w:eastAsia="黑体"/>
         <w:b/>
         <w:bCs/>
       </w:rPr>
     </w:tblStylePr>
     <w:tblStylePr w:type="lastRow">
       <w:rPr>
+        <w:rFonts w:eastAsia="黑体"/>
         <w:b/>
         <w:bCs/>
       </w:rPr>
@@ -9803,12 +10221,14 @@
     </w:tblStylePr>
     <w:tblStylePr w:type="firstCol">
       <w:rPr>
+        <w:rFonts w:eastAsia="黑体"/>
         <w:b/>
         <w:bCs/>
       </w:rPr>
     </w:tblStylePr>
     <w:tblStylePr w:type="lastCol">
       <w:rPr>
+        <w:rFonts w:eastAsia="黑体"/>
         <w:b/>
         <w:bCs/>
       </w:rPr>
@@ -9858,12 +10278,14 @@
     </w:tcPr>
     <w:tblStylePr w:type="firstRow">
       <w:rPr>
+        <w:rFonts w:eastAsia="黑体"/>
         <w:b/>
         <w:bCs/>
       </w:rPr>
     </w:tblStylePr>
     <w:tblStylePr w:type="lastRow">
       <w:rPr>
+        <w:rFonts w:eastAsia="黑体"/>
         <w:b/>
         <w:bCs/>
       </w:rPr>
@@ -9876,12 +10298,14 @@
     </w:tblStylePr>
     <w:tblStylePr w:type="firstCol">
       <w:rPr>
+        <w:rFonts w:eastAsia="黑体"/>
         <w:b/>
         <w:bCs/>
       </w:rPr>
     </w:tblStylePr>
     <w:tblStylePr w:type="lastCol">
       <w:rPr>
+        <w:rFonts w:eastAsia="黑体"/>
         <w:b/>
         <w:bCs/>
       </w:rPr>
@@ -9908,7 +10332,7 @@
       <w:spacing w:after="0" w:line="240" w:lineRule="auto"/>
     </w:pPr>
     <w:rPr>
-      <w:rFonts w:asciiTheme="majorHAnsi" w:cstheme="majorBidi" w:eastAsiaTheme="majorEastAsia" w:hAnsiTheme="majorHAnsi"/>
+      <w:rFonts w:asciiTheme="majorHAnsi" w:cstheme="majorBidi" w:hAnsiTheme="majorHAnsi" w:eastAsia="黑体"/>
       <w:color w:themeColor="text1" w:val="000000"/>
     </w:rPr>
     <w:tblPr>
@@ -9935,6 +10359,7 @@
     </w:tcPr>
     <w:tblStylePr w:type="firstRow">
       <w:rPr>
+        <w:rFonts w:eastAsia="黑体"/>
         <w:b/>
         <w:bCs/>
         <w:color w:themeColor="text1" w:val="000000"/>
@@ -9946,6 +10371,7 @@
     </w:tblStylePr>
     <w:tblStylePr w:type="lastRow">
       <w:rPr>
+        <w:rFonts w:eastAsia="黑体"/>
         <w:b/>
         <w:bCs/>
         <w:color w:themeColor="text1" w:val="000000"/>
@@ -9965,6 +10391,7 @@
     </w:tblStylePr>
     <w:tblStylePr w:type="firstCol">
       <w:rPr>
+        <w:rFonts w:eastAsia="黑体"/>
         <w:b/>
         <w:bCs/>
         <w:color w:themeColor="text1" w:val="000000"/>
@@ -9984,6 +10411,7 @@
     </w:tblStylePr>
     <w:tblStylePr w:type="lastCol">
       <w:rPr>
+        <w:rFonts w:eastAsia="黑体"/>
         <w:b w:val="0"/>
         <w:bCs w:val="0"/>
         <w:color w:themeColor="text1" w:val="000000"/>
@@ -10033,7 +10461,7 @@
       <w:spacing w:after="0" w:line="240" w:lineRule="auto"/>
     </w:pPr>
     <w:rPr>
-      <w:rFonts w:asciiTheme="majorHAnsi" w:cstheme="majorBidi" w:eastAsiaTheme="majorEastAsia" w:hAnsiTheme="majorHAnsi"/>
+      <w:rFonts w:asciiTheme="majorHAnsi" w:cstheme="majorBidi" w:hAnsiTheme="majorHAnsi" w:eastAsia="黑体"/>
       <w:color w:themeColor="text1" w:val="000000"/>
     </w:rPr>
     <w:tblPr>
@@ -10060,6 +10488,7 @@
     </w:tcPr>
     <w:tblStylePr w:type="firstRow">
       <w:rPr>
+        <w:rFonts w:eastAsia="黑体"/>
         <w:b/>
         <w:bCs/>
         <w:color w:themeColor="text1" w:val="000000"/>
@@ -10071,6 +10500,7 @@
     </w:tblStylePr>
     <w:tblStylePr w:type="lastRow">
       <w:rPr>
+        <w:rFonts w:eastAsia="黑体"/>
         <w:b/>
         <w:bCs/>
         <w:color w:themeColor="text1" w:val="000000"/>
@@ -10090,6 +10520,7 @@
     </w:tblStylePr>
     <w:tblStylePr w:type="firstCol">
       <w:rPr>
+        <w:rFonts w:eastAsia="黑体"/>
         <w:b/>
         <w:bCs/>
         <w:color w:themeColor="text1" w:val="000000"/>
@@ -10109,6 +10540,7 @@
     </w:tblStylePr>
     <w:tblStylePr w:type="lastCol">
       <w:rPr>
+        <w:rFonts w:eastAsia="黑体"/>
         <w:b w:val="0"/>
         <w:bCs w:val="0"/>
         <w:color w:themeColor="text1" w:val="000000"/>
@@ -10158,7 +10590,7 @@
       <w:spacing w:after="0" w:line="240" w:lineRule="auto"/>
     </w:pPr>
     <w:rPr>
-      <w:rFonts w:asciiTheme="majorHAnsi" w:cstheme="majorBidi" w:eastAsiaTheme="majorEastAsia" w:hAnsiTheme="majorHAnsi"/>
+      <w:rFonts w:asciiTheme="majorHAnsi" w:cstheme="majorBidi" w:hAnsiTheme="majorHAnsi" w:eastAsia="黑体"/>
       <w:color w:themeColor="text1" w:val="000000"/>
     </w:rPr>
     <w:tblPr>
@@ -10185,6 +10617,7 @@
     </w:tcPr>
     <w:tblStylePr w:type="firstRow">
       <w:rPr>
+        <w:rFonts w:eastAsia="黑体"/>
         <w:b/>
         <w:bCs/>
         <w:color w:themeColor="text1" w:val="000000"/>
@@ -10196,6 +10629,7 @@
     </w:tblStylePr>
     <w:tblStylePr w:type="lastRow">
       <w:rPr>
+        <w:rFonts w:eastAsia="黑体"/>
         <w:b/>
         <w:bCs/>
         <w:color w:themeColor="text1" w:val="000000"/>
@@ -10215,6 +10649,7 @@
     </w:tblStylePr>
     <w:tblStylePr w:type="firstCol">
       <w:rPr>
+        <w:rFonts w:eastAsia="黑体"/>
         <w:b/>
         <w:bCs/>
         <w:color w:themeColor="text1" w:val="000000"/>
@@ -10234,6 +10669,7 @@
     </w:tblStylePr>
     <w:tblStylePr w:type="lastCol">
       <w:rPr>
+        <w:rFonts w:eastAsia="黑体"/>
         <w:b w:val="0"/>
         <w:bCs w:val="0"/>
         <w:color w:themeColor="text1" w:val="000000"/>
@@ -10283,7 +10719,7 @@
       <w:spacing w:after="0" w:line="240" w:lineRule="auto"/>
     </w:pPr>
     <w:rPr>
-      <w:rFonts w:asciiTheme="majorHAnsi" w:cstheme="majorBidi" w:eastAsiaTheme="majorEastAsia" w:hAnsiTheme="majorHAnsi"/>
+      <w:rFonts w:asciiTheme="majorHAnsi" w:cstheme="majorBidi" w:hAnsiTheme="majorHAnsi" w:eastAsia="黑体"/>
       <w:color w:themeColor="text1" w:val="000000"/>
     </w:rPr>
     <w:tblPr>
@@ -10310,6 +10746,7 @@
     </w:tcPr>
     <w:tblStylePr w:type="firstRow">
       <w:rPr>
+        <w:rFonts w:eastAsia="黑体"/>
         <w:b/>
         <w:bCs/>
         <w:color w:themeColor="text1" w:val="000000"/>
@@ -10321,6 +10758,7 @@
     </w:tblStylePr>
     <w:tblStylePr w:type="lastRow">
       <w:rPr>
+        <w:rFonts w:eastAsia="黑体"/>
         <w:b/>
         <w:bCs/>
         <w:color w:themeColor="text1" w:val="000000"/>
@@ -10340,6 +10778,7 @@
     </w:tblStylePr>
     <w:tblStylePr w:type="firstCol">
       <w:rPr>
+        <w:rFonts w:eastAsia="黑体"/>
         <w:b/>
         <w:bCs/>
         <w:color w:themeColor="text1" w:val="000000"/>
@@ -10359,6 +10798,7 @@
     </w:tblStylePr>
     <w:tblStylePr w:type="lastCol">
       <w:rPr>
+        <w:rFonts w:eastAsia="黑体"/>
         <w:b w:val="0"/>
         <w:bCs w:val="0"/>
         <w:color w:themeColor="text1" w:val="000000"/>
@@ -10408,7 +10848,7 @@
       <w:spacing w:after="0" w:line="240" w:lineRule="auto"/>
     </w:pPr>
     <w:rPr>
-      <w:rFonts w:asciiTheme="majorHAnsi" w:cstheme="majorBidi" w:eastAsiaTheme="majorEastAsia" w:hAnsiTheme="majorHAnsi"/>
+      <w:rFonts w:asciiTheme="majorHAnsi" w:cstheme="majorBidi" w:hAnsiTheme="majorHAnsi" w:eastAsia="黑体"/>
       <w:color w:themeColor="text1" w:val="000000"/>
     </w:rPr>
     <w:tblPr>
@@ -10435,6 +10875,7 @@
     </w:tcPr>
     <w:tblStylePr w:type="firstRow">
       <w:rPr>
+        <w:rFonts w:eastAsia="黑体"/>
         <w:b/>
         <w:bCs/>
         <w:color w:themeColor="text1" w:val="000000"/>
@@ -10446,6 +10887,7 @@
     </w:tblStylePr>
     <w:tblStylePr w:type="lastRow">
       <w:rPr>
+        <w:rFonts w:eastAsia="黑体"/>
         <w:b/>
         <w:bCs/>
         <w:color w:themeColor="text1" w:val="000000"/>
@@ -10465,6 +10907,7 @@
     </w:tblStylePr>
     <w:tblStylePr w:type="firstCol">
       <w:rPr>
+        <w:rFonts w:eastAsia="黑体"/>
         <w:b/>
         <w:bCs/>
         <w:color w:themeColor="text1" w:val="000000"/>
@@ -10484,6 +10927,7 @@
     </w:tblStylePr>
     <w:tblStylePr w:type="lastCol">
       <w:rPr>
+        <w:rFonts w:eastAsia="黑体"/>
         <w:b w:val="0"/>
         <w:bCs w:val="0"/>
         <w:color w:themeColor="text1" w:val="000000"/>
@@ -10533,7 +10977,7 @@
       <w:spacing w:after="0" w:line="240" w:lineRule="auto"/>
     </w:pPr>
     <w:rPr>
-      <w:rFonts w:asciiTheme="majorHAnsi" w:cstheme="majorBidi" w:eastAsiaTheme="majorEastAsia" w:hAnsiTheme="majorHAnsi"/>
+      <w:rFonts w:asciiTheme="majorHAnsi" w:cstheme="majorBidi" w:hAnsiTheme="majorHAnsi" w:eastAsia="黑体"/>
       <w:color w:themeColor="text1" w:val="000000"/>
     </w:rPr>
     <w:tblPr>
@@ -10560,6 +11004,7 @@
     </w:tcPr>
     <w:tblStylePr w:type="firstRow">
       <w:rPr>
+        <w:rFonts w:eastAsia="黑体"/>
         <w:b/>
         <w:bCs/>
         <w:color w:themeColor="text1" w:val="000000"/>
@@ -10571,6 +11016,7 @@
     </w:tblStylePr>
     <w:tblStylePr w:type="lastRow">
       <w:rPr>
+        <w:rFonts w:eastAsia="黑体"/>
         <w:b/>
         <w:bCs/>
         <w:color w:themeColor="text1" w:val="000000"/>
@@ -10590,6 +11036,7 @@
     </w:tblStylePr>
     <w:tblStylePr w:type="firstCol">
       <w:rPr>
+        <w:rFonts w:eastAsia="黑体"/>
         <w:b/>
         <w:bCs/>
         <w:color w:themeColor="text1" w:val="000000"/>
@@ -10609,6 +11056,7 @@
     </w:tblStylePr>
     <w:tblStylePr w:type="lastCol">
       <w:rPr>
+        <w:rFonts w:eastAsia="黑体"/>
         <w:b w:val="0"/>
         <w:bCs w:val="0"/>
         <w:color w:themeColor="text1" w:val="000000"/>
@@ -10658,7 +11106,7 @@
       <w:spacing w:after="0" w:line="240" w:lineRule="auto"/>
     </w:pPr>
     <w:rPr>
-      <w:rFonts w:asciiTheme="majorHAnsi" w:cstheme="majorBidi" w:eastAsiaTheme="majorEastAsia" w:hAnsiTheme="majorHAnsi"/>
+      <w:rFonts w:asciiTheme="majorHAnsi" w:cstheme="majorBidi" w:hAnsiTheme="majorHAnsi" w:eastAsia="黑体"/>
       <w:color w:themeColor="text1" w:val="000000"/>
     </w:rPr>
     <w:tblPr>
@@ -10685,6 +11133,7 @@
     </w:tcPr>
     <w:tblStylePr w:type="firstRow">
       <w:rPr>
+        <w:rFonts w:eastAsia="黑体"/>
         <w:b/>
         <w:bCs/>
         <w:color w:themeColor="text1" w:val="000000"/>
@@ -10696,6 +11145,7 @@
     </w:tblStylePr>
     <w:tblStylePr w:type="lastRow">
       <w:rPr>
+        <w:rFonts w:eastAsia="黑体"/>
         <w:b/>
         <w:bCs/>
         <w:color w:themeColor="text1" w:val="000000"/>
@@ -10715,6 +11165,7 @@
     </w:tblStylePr>
     <w:tblStylePr w:type="firstCol">
       <w:rPr>
+        <w:rFonts w:eastAsia="黑体"/>
         <w:b/>
         <w:bCs/>
         <w:color w:themeColor="text1" w:val="000000"/>
@@ -10734,6 +11185,7 @@
     </w:tblStylePr>
     <w:tblStylePr w:type="lastCol">
       <w:rPr>
+        <w:rFonts w:eastAsia="黑体"/>
         <w:b w:val="0"/>
         <w:bCs w:val="0"/>
         <w:color w:themeColor="text1" w:val="000000"/>
@@ -10806,6 +11258,7 @@
     </w:tcPr>
     <w:tblStylePr w:type="firstRow">
       <w:rPr>
+        <w:rFonts w:eastAsia="黑体"/>
         <w:b/>
         <w:bCs/>
         <w:i w:val="0"/>
@@ -10827,6 +11280,7 @@
     </w:tblStylePr>
     <w:tblStylePr w:type="lastRow">
       <w:rPr>
+        <w:rFonts w:eastAsia="黑体"/>
         <w:b/>
         <w:bCs/>
         <w:i w:val="0"/>
@@ -10848,6 +11302,7 @@
     </w:tblStylePr>
     <w:tblStylePr w:type="firstCol">
       <w:rPr>
+        <w:rFonts w:eastAsia="黑体"/>
         <w:b/>
         <w:bCs/>
         <w:i w:val="0"/>
@@ -10867,6 +11322,7 @@
     </w:tblStylePr>
     <w:tblStylePr w:type="lastCol">
       <w:rPr>
+        <w:rFonts w:eastAsia="黑体"/>
         <w:b/>
         <w:bCs/>
         <w:i w:val="0"/>
@@ -10947,6 +11403,7 @@
     </w:tcPr>
     <w:tblStylePr w:type="firstRow">
       <w:rPr>
+        <w:rFonts w:eastAsia="黑体"/>
         <w:b/>
         <w:bCs/>
         <w:i w:val="0"/>
@@ -10968,6 +11425,7 @@
     </w:tblStylePr>
     <w:tblStylePr w:type="lastRow">
       <w:rPr>
+        <w:rFonts w:eastAsia="黑体"/>
         <w:b/>
         <w:bCs/>
         <w:i w:val="0"/>
@@ -10989,6 +11447,7 @@
     </w:tblStylePr>
     <w:tblStylePr w:type="firstCol">
       <w:rPr>
+        <w:rFonts w:eastAsia="黑体"/>
         <w:b/>
         <w:bCs/>
         <w:i w:val="0"/>
@@ -11008,6 +11467,7 @@
     </w:tblStylePr>
     <w:tblStylePr w:type="lastCol">
       <w:rPr>
+        <w:rFonts w:eastAsia="黑体"/>
         <w:b/>
         <w:bCs/>
         <w:i w:val="0"/>
@@ -11088,6 +11548,7 @@
     </w:tcPr>
     <w:tblStylePr w:type="firstRow">
       <w:rPr>
+        <w:rFonts w:eastAsia="黑体"/>
         <w:b/>
         <w:bCs/>
         <w:i w:val="0"/>
@@ -11109,6 +11570,7 @@
     </w:tblStylePr>
     <w:tblStylePr w:type="lastRow">
       <w:rPr>
+        <w:rFonts w:eastAsia="黑体"/>
         <w:b/>
         <w:bCs/>
         <w:i w:val="0"/>
@@ -11130,6 +11592,7 @@
     </w:tblStylePr>
     <w:tblStylePr w:type="firstCol">
       <w:rPr>
+        <w:rFonts w:eastAsia="黑体"/>
         <w:b/>
         <w:bCs/>
         <w:i w:val="0"/>
@@ -11149,6 +11612,7 @@
     </w:tblStylePr>
     <w:tblStylePr w:type="lastCol">
       <w:rPr>
+        <w:rFonts w:eastAsia="黑体"/>
         <w:b/>
         <w:bCs/>
         <w:i w:val="0"/>
@@ -11229,6 +11693,7 @@
     </w:tcPr>
     <w:tblStylePr w:type="firstRow">
       <w:rPr>
+        <w:rFonts w:eastAsia="黑体"/>
         <w:b/>
         <w:bCs/>
         <w:i w:val="0"/>
@@ -11250,6 +11715,7 @@
     </w:tblStylePr>
     <w:tblStylePr w:type="lastRow">
       <w:rPr>
+        <w:rFonts w:eastAsia="黑体"/>
         <w:b/>
         <w:bCs/>
         <w:i w:val="0"/>
@@ -11271,6 +11737,7 @@
     </w:tblStylePr>
     <w:tblStylePr w:type="firstCol">
       <w:rPr>
+        <w:rFonts w:eastAsia="黑体"/>
         <w:b/>
         <w:bCs/>
         <w:i w:val="0"/>
@@ -11290,6 +11757,7 @@
     </w:tblStylePr>
     <w:tblStylePr w:type="lastCol">
       <w:rPr>
+        <w:rFonts w:eastAsia="黑体"/>
         <w:b/>
         <w:bCs/>
         <w:i w:val="0"/>
@@ -11370,6 +11838,7 @@
     </w:tcPr>
     <w:tblStylePr w:type="firstRow">
       <w:rPr>
+        <w:rFonts w:eastAsia="黑体"/>
         <w:b/>
         <w:bCs/>
         <w:i w:val="0"/>
@@ -11391,6 +11860,7 @@
     </w:tblStylePr>
     <w:tblStylePr w:type="lastRow">
       <w:rPr>
+        <w:rFonts w:eastAsia="黑体"/>
         <w:b/>
         <w:bCs/>
         <w:i w:val="0"/>
@@ -11412,6 +11882,7 @@
     </w:tblStylePr>
     <w:tblStylePr w:type="firstCol">
       <w:rPr>
+        <w:rFonts w:eastAsia="黑体"/>
         <w:b/>
         <w:bCs/>
         <w:i w:val="0"/>
@@ -11431,6 +11902,7 @@
     </w:tblStylePr>
     <w:tblStylePr w:type="lastCol">
       <w:rPr>
+        <w:rFonts w:eastAsia="黑体"/>
         <w:b/>
         <w:bCs/>
         <w:i w:val="0"/>
@@ -11511,6 +11983,7 @@
     </w:tcPr>
     <w:tblStylePr w:type="firstRow">
       <w:rPr>
+        <w:rFonts w:eastAsia="黑体"/>
         <w:b/>
         <w:bCs/>
         <w:i w:val="0"/>
@@ -11532,6 +12005,7 @@
     </w:tblStylePr>
     <w:tblStylePr w:type="lastRow">
       <w:rPr>
+        <w:rFonts w:eastAsia="黑体"/>
         <w:b/>
         <w:bCs/>
         <w:i w:val="0"/>
@@ -11553,6 +12027,7 @@
     </w:tblStylePr>
     <w:tblStylePr w:type="firstCol">
       <w:rPr>
+        <w:rFonts w:eastAsia="黑体"/>
         <w:b/>
         <w:bCs/>
         <w:i w:val="0"/>
@@ -11572,6 +12047,7 @@
     </w:tblStylePr>
     <w:tblStylePr w:type="lastCol">
       <w:rPr>
+        <w:rFonts w:eastAsia="黑体"/>
         <w:b/>
         <w:bCs/>
         <w:i w:val="0"/>
@@ -11652,6 +12128,7 @@
     </w:tcPr>
     <w:tblStylePr w:type="firstRow">
       <w:rPr>
+        <w:rFonts w:eastAsia="黑体"/>
         <w:b/>
         <w:bCs/>
         <w:i w:val="0"/>
@@ -11673,6 +12150,7 @@
     </w:tblStylePr>
     <w:tblStylePr w:type="lastRow">
       <w:rPr>
+        <w:rFonts w:eastAsia="黑体"/>
         <w:b/>
         <w:bCs/>
         <w:i w:val="0"/>
@@ -11694,6 +12172,7 @@
     </w:tblStylePr>
     <w:tblStylePr w:type="firstCol">
       <w:rPr>
+        <w:rFonts w:eastAsia="黑体"/>
         <w:b/>
         <w:bCs/>
         <w:i w:val="0"/>
@@ -11713,6 +12192,7 @@
     </w:tblStylePr>
     <w:tblStylePr w:type="lastCol">
       <w:rPr>
+        <w:rFonts w:eastAsia="黑体"/>
         <w:b/>
         <w:bCs/>
         <w:i w:val="0"/>
@@ -11770,6 +12250,7 @@
       <w:spacing w:after="0" w:line="240" w:lineRule="auto"/>
     </w:pPr>
     <w:rPr>
+      <w:rFonts w:eastAsia="黑体"/>
       <w:color w:themeColor="background1" w:val="FFFFFF"/>
     </w:rPr>
     <w:tblPr>
@@ -11788,6 +12269,7 @@
     </w:tcPr>
     <w:tblStylePr w:type="firstRow">
       <w:rPr>
+        <w:rFonts w:eastAsia="黑体"/>
         <w:b/>
         <w:bCs/>
       </w:rPr>
@@ -11884,6 +12366,7 @@
       <w:spacing w:after="0" w:line="240" w:lineRule="auto"/>
     </w:pPr>
     <w:rPr>
+      <w:rFonts w:eastAsia="黑体"/>
       <w:color w:themeColor="background1" w:val="FFFFFF"/>
     </w:rPr>
     <w:tblPr>
@@ -11902,6 +12385,7 @@
     </w:tcPr>
     <w:tblStylePr w:type="firstRow">
       <w:rPr>
+        <w:rFonts w:eastAsia="黑体"/>
         <w:b/>
         <w:bCs/>
       </w:rPr>
@@ -11998,6 +12482,7 @@
       <w:spacing w:after="0" w:line="240" w:lineRule="auto"/>
     </w:pPr>
     <w:rPr>
+      <w:rFonts w:eastAsia="黑体"/>
       <w:color w:themeColor="background1" w:val="FFFFFF"/>
     </w:rPr>
     <w:tblPr>
@@ -12016,6 +12501,7 @@
     </w:tcPr>
     <w:tblStylePr w:type="firstRow">
       <w:rPr>
+        <w:rFonts w:eastAsia="黑体"/>
         <w:b/>
         <w:bCs/>
       </w:rPr>
@@ -12112,6 +12598,7 @@
       <w:spacing w:after="0" w:line="240" w:lineRule="auto"/>
     </w:pPr>
     <w:rPr>
+      <w:rFonts w:eastAsia="黑体"/>
       <w:color w:themeColor="background1" w:val="FFFFFF"/>
     </w:rPr>
     <w:tblPr>
@@ -12130,6 +12617,7 @@
     </w:tcPr>
     <w:tblStylePr w:type="firstRow">
       <w:rPr>
+        <w:rFonts w:eastAsia="黑体"/>
         <w:b/>
         <w:bCs/>
       </w:rPr>
@@ -12226,6 +12714,7 @@
       <w:spacing w:after="0" w:line="240" w:lineRule="auto"/>
     </w:pPr>
     <w:rPr>
+      <w:rFonts w:eastAsia="黑体"/>
       <w:color w:themeColor="background1" w:val="FFFFFF"/>
     </w:rPr>
     <w:tblPr>
@@ -12244,6 +12733,7 @@
     </w:tcPr>
     <w:tblStylePr w:type="firstRow">
       <w:rPr>
+        <w:rFonts w:eastAsia="黑体"/>
         <w:b/>
         <w:bCs/>
       </w:rPr>
@@ -12340,6 +12830,7 @@
       <w:spacing w:after="0" w:line="240" w:lineRule="auto"/>
     </w:pPr>
     <w:rPr>
+      <w:rFonts w:eastAsia="黑体"/>
       <w:color w:themeColor="background1" w:val="FFFFFF"/>
     </w:rPr>
     <w:tblPr>
@@ -12358,6 +12849,7 @@
     </w:tcPr>
     <w:tblStylePr w:type="firstRow">
       <w:rPr>
+        <w:rFonts w:eastAsia="黑体"/>
         <w:b/>
         <w:bCs/>
       </w:rPr>
@@ -12454,6 +12946,7 @@
       <w:spacing w:after="0" w:line="240" w:lineRule="auto"/>
     </w:pPr>
     <w:rPr>
+      <w:rFonts w:eastAsia="黑体"/>
       <w:color w:themeColor="background1" w:val="FFFFFF"/>
     </w:rPr>
     <w:tblPr>
@@ -12472,6 +12965,7 @@
     </w:tcPr>
     <w:tblStylePr w:type="firstRow">
       <w:rPr>
+        <w:rFonts w:eastAsia="黑体"/>
         <w:b/>
         <w:bCs/>
       </w:rPr>
@@ -12568,6 +13062,7 @@
       <w:spacing w:after="0" w:line="240" w:lineRule="auto"/>
     </w:pPr>
     <w:rPr>
+      <w:rFonts w:eastAsia="黑体"/>
       <w:color w:themeColor="text1" w:val="000000"/>
     </w:rPr>
     <w:tblPr>
@@ -12594,6 +13089,7 @@
     </w:tcPr>
     <w:tblStylePr w:type="firstRow">
       <w:rPr>
+        <w:rFonts w:eastAsia="黑体"/>
         <w:b/>
         <w:bCs/>
       </w:rPr>
@@ -12612,6 +13108,7 @@
     </w:tblStylePr>
     <w:tblStylePr w:type="lastRow">
       <w:rPr>
+        <w:rFonts w:eastAsia="黑体"/>
         <w:b/>
         <w:bCs/>
         <w:color w:themeColor="background1" w:val="FFFFFF"/>
@@ -12626,6 +13123,7 @@
     </w:tblStylePr>
     <w:tblStylePr w:type="firstCol">
       <w:rPr>
+        <w:rFonts w:eastAsia="黑体"/>
         <w:color w:themeColor="background1" w:val="FFFFFF"/>
       </w:rPr>
       <w:tblPr/>
@@ -12643,6 +13141,7 @@
     </w:tblStylePr>
     <w:tblStylePr w:type="lastCol">
       <w:rPr>
+        <w:rFonts w:eastAsia="黑体"/>
         <w:color w:themeColor="background1" w:val="FFFFFF"/>
       </w:rPr>
       <w:tblPr/>
@@ -12672,11 +13171,13 @@
     </w:tblStylePr>
     <w:tblStylePr w:type="neCell">
       <w:rPr>
+        <w:rFonts w:eastAsia="黑体"/>
         <w:color w:themeColor="text1" w:val="000000"/>
       </w:rPr>
     </w:tblStylePr>
     <w:tblStylePr w:type="nwCell">
       <w:rPr>
+        <w:rFonts w:eastAsia="黑体"/>
         <w:color w:themeColor="text1" w:val="000000"/>
       </w:rPr>
     </w:tblStylePr>
@@ -12690,6 +13191,7 @@
       <w:spacing w:after="0" w:line="240" w:lineRule="auto"/>
     </w:pPr>
     <w:rPr>
+      <w:rFonts w:eastAsia="黑体"/>
       <w:color w:themeColor="text1" w:val="000000"/>
     </w:rPr>
     <w:tblPr>
@@ -12716,6 +13218,7 @@
     </w:tcPr>
     <w:tblStylePr w:type="firstRow">
       <w:rPr>
+        <w:rFonts w:eastAsia="黑体"/>
         <w:b/>
         <w:bCs/>
       </w:rPr>
@@ -12734,6 +13237,7 @@
     </w:tblStylePr>
     <w:tblStylePr w:type="lastRow">
       <w:rPr>
+        <w:rFonts w:eastAsia="黑体"/>
         <w:b/>
         <w:bCs/>
         <w:color w:themeColor="background1" w:val="FFFFFF"/>
@@ -12748,6 +13252,7 @@
     </w:tblStylePr>
     <w:tblStylePr w:type="firstCol">
       <w:rPr>
+        <w:rFonts w:eastAsia="黑体"/>
         <w:color w:themeColor="background1" w:val="FFFFFF"/>
       </w:rPr>
       <w:tblPr/>
@@ -12765,6 +13270,7 @@
     </w:tblStylePr>
     <w:tblStylePr w:type="lastCol">
       <w:rPr>
+        <w:rFonts w:eastAsia="黑体"/>
         <w:color w:themeColor="background1" w:val="FFFFFF"/>
       </w:rPr>
       <w:tblPr/>
@@ -12794,11 +13300,13 @@
     </w:tblStylePr>
     <w:tblStylePr w:type="neCell">
       <w:rPr>
+        <w:rFonts w:eastAsia="黑体"/>
         <w:color w:themeColor="text1" w:val="000000"/>
       </w:rPr>
     </w:tblStylePr>
     <w:tblStylePr w:type="nwCell">
       <w:rPr>
+        <w:rFonts w:eastAsia="黑体"/>
         <w:color w:themeColor="text1" w:val="000000"/>
       </w:rPr>
     </w:tblStylePr>
@@ -12812,6 +13320,7 @@
       <w:spacing w:after="0" w:line="240" w:lineRule="auto"/>
     </w:pPr>
     <w:rPr>
+      <w:rFonts w:eastAsia="黑体"/>
       <w:color w:themeColor="text1" w:val="000000"/>
     </w:rPr>
     <w:tblPr>
@@ -12838,6 +13347,7 @@
     </w:tcPr>
     <w:tblStylePr w:type="firstRow">
       <w:rPr>
+        <w:rFonts w:eastAsia="黑体"/>
         <w:b/>
         <w:bCs/>
       </w:rPr>
@@ -12856,6 +13366,7 @@
     </w:tblStylePr>
     <w:tblStylePr w:type="lastRow">
       <w:rPr>
+        <w:rFonts w:eastAsia="黑体"/>
         <w:b/>
         <w:bCs/>
         <w:color w:themeColor="background1" w:val="FFFFFF"/>
@@ -12870,6 +13381,7 @@
     </w:tblStylePr>
     <w:tblStylePr w:type="firstCol">
       <w:rPr>
+        <w:rFonts w:eastAsia="黑体"/>
         <w:color w:themeColor="background1" w:val="FFFFFF"/>
       </w:rPr>
       <w:tblPr/>
@@ -12887,6 +13399,7 @@
     </w:tblStylePr>
     <w:tblStylePr w:type="lastCol">
       <w:rPr>
+        <w:rFonts w:eastAsia="黑体"/>
         <w:color w:themeColor="background1" w:val="FFFFFF"/>
       </w:rPr>
       <w:tblPr/>
@@ -12916,11 +13429,13 @@
     </w:tblStylePr>
     <w:tblStylePr w:type="neCell">
       <w:rPr>
+        <w:rFonts w:eastAsia="黑体"/>
         <w:color w:themeColor="text1" w:val="000000"/>
       </w:rPr>
     </w:tblStylePr>
     <w:tblStylePr w:type="nwCell">
       <w:rPr>
+        <w:rFonts w:eastAsia="黑体"/>
         <w:color w:themeColor="text1" w:val="000000"/>
       </w:rPr>
     </w:tblStylePr>
@@ -12934,6 +13449,7 @@
       <w:spacing w:after="0" w:line="240" w:lineRule="auto"/>
     </w:pPr>
     <w:rPr>
+      <w:rFonts w:eastAsia="黑体"/>
       <w:color w:themeColor="text1" w:val="000000"/>
     </w:rPr>
     <w:tblPr>
@@ -12960,6 +13476,7 @@
     </w:tcPr>
     <w:tblStylePr w:type="firstRow">
       <w:rPr>
+        <w:rFonts w:eastAsia="黑体"/>
         <w:b/>
         <w:bCs/>
       </w:rPr>
@@ -12978,6 +13495,7 @@
     </w:tblStylePr>
     <w:tblStylePr w:type="lastRow">
       <w:rPr>
+        <w:rFonts w:eastAsia="黑体"/>
         <w:b/>
         <w:bCs/>
         <w:color w:themeColor="background1" w:val="FFFFFF"/>
@@ -12992,6 +13510,7 @@
     </w:tblStylePr>
     <w:tblStylePr w:type="firstCol">
       <w:rPr>
+        <w:rFonts w:eastAsia="黑体"/>
         <w:color w:themeColor="background1" w:val="FFFFFF"/>
       </w:rPr>
       <w:tblPr/>
@@ -13009,6 +13528,7 @@
     </w:tblStylePr>
     <w:tblStylePr w:type="lastCol">
       <w:rPr>
+        <w:rFonts w:eastAsia="黑体"/>
         <w:color w:themeColor="background1" w:val="FFFFFF"/>
       </w:rPr>
       <w:tblPr/>
@@ -13046,6 +13566,7 @@
       <w:spacing w:after="0" w:line="240" w:lineRule="auto"/>
     </w:pPr>
     <w:rPr>
+      <w:rFonts w:eastAsia="黑体"/>
       <w:color w:themeColor="text1" w:val="000000"/>
     </w:rPr>
     <w:tblPr>
@@ -13072,6 +13593,7 @@
     </w:tcPr>
     <w:tblStylePr w:type="firstRow">
       <w:rPr>
+        <w:rFonts w:eastAsia="黑体"/>
         <w:b/>
         <w:bCs/>
       </w:rPr>
@@ -13090,6 +13612,7 @@
     </w:tblStylePr>
     <w:tblStylePr w:type="lastRow">
       <w:rPr>
+        <w:rFonts w:eastAsia="黑体"/>
         <w:b/>
         <w:bCs/>
         <w:color w:themeColor="background1" w:val="FFFFFF"/>
@@ -13104,6 +13627,7 @@
     </w:tblStylePr>
     <w:tblStylePr w:type="firstCol">
       <w:rPr>
+        <w:rFonts w:eastAsia="黑体"/>
         <w:color w:themeColor="background1" w:val="FFFFFF"/>
       </w:rPr>
       <w:tblPr/>
@@ -13121,6 +13645,7 @@
     </w:tblStylePr>
     <w:tblStylePr w:type="lastCol">
       <w:rPr>
+        <w:rFonts w:eastAsia="黑体"/>
         <w:color w:themeColor="background1" w:val="FFFFFF"/>
       </w:rPr>
       <w:tblPr/>
@@ -13150,11 +13675,13 @@
     </w:tblStylePr>
     <w:tblStylePr w:type="neCell">
       <w:rPr>
+        <w:rFonts w:eastAsia="黑体"/>
         <w:color w:themeColor="text1" w:val="000000"/>
       </w:rPr>
     </w:tblStylePr>
     <w:tblStylePr w:type="nwCell">
       <w:rPr>
+        <w:rFonts w:eastAsia="黑体"/>
         <w:color w:themeColor="text1" w:val="000000"/>
       </w:rPr>
     </w:tblStylePr>
@@ -13168,6 +13695,7 @@
       <w:spacing w:after="0" w:line="240" w:lineRule="auto"/>
     </w:pPr>
     <w:rPr>
+      <w:rFonts w:eastAsia="黑体"/>
       <w:color w:themeColor="text1" w:val="000000"/>
     </w:rPr>
     <w:tblPr>
@@ -13194,6 +13722,7 @@
     </w:tcPr>
     <w:tblStylePr w:type="firstRow">
       <w:rPr>
+        <w:rFonts w:eastAsia="黑体"/>
         <w:b/>
         <w:bCs/>
       </w:rPr>
@@ -13212,6 +13741,7 @@
     </w:tblStylePr>
     <w:tblStylePr w:type="lastRow">
       <w:rPr>
+        <w:rFonts w:eastAsia="黑体"/>
         <w:b/>
         <w:bCs/>
         <w:color w:themeColor="background1" w:val="FFFFFF"/>
@@ -13226,6 +13756,7 @@
     </w:tblStylePr>
     <w:tblStylePr w:type="firstCol">
       <w:rPr>
+        <w:rFonts w:eastAsia="黑体"/>
         <w:color w:themeColor="background1" w:val="FFFFFF"/>
       </w:rPr>
       <w:tblPr/>
@@ -13243,6 +13774,7 @@
     </w:tblStylePr>
     <w:tblStylePr w:type="lastCol">
       <w:rPr>
+        <w:rFonts w:eastAsia="黑体"/>
         <w:color w:themeColor="background1" w:val="FFFFFF"/>
       </w:rPr>
       <w:tblPr/>
@@ -13272,11 +13804,13 @@
     </w:tblStylePr>
     <w:tblStylePr w:type="neCell">
       <w:rPr>
+        <w:rFonts w:eastAsia="黑体"/>
         <w:color w:themeColor="text1" w:val="000000"/>
       </w:rPr>
     </w:tblStylePr>
     <w:tblStylePr w:type="nwCell">
       <w:rPr>
+        <w:rFonts w:eastAsia="黑体"/>
         <w:color w:themeColor="text1" w:val="000000"/>
       </w:rPr>
     </w:tblStylePr>
@@ -13290,6 +13824,7 @@
       <w:spacing w:after="0" w:line="240" w:lineRule="auto"/>
     </w:pPr>
     <w:rPr>
+      <w:rFonts w:eastAsia="黑体"/>
       <w:color w:themeColor="text1" w:val="000000"/>
     </w:rPr>
     <w:tblPr>
@@ -13316,6 +13851,7 @@
     </w:tcPr>
     <w:tblStylePr w:type="firstRow">
       <w:rPr>
+        <w:rFonts w:eastAsia="黑体"/>
         <w:b/>
         <w:bCs/>
       </w:rPr>
@@ -13334,6 +13870,7 @@
     </w:tblStylePr>
     <w:tblStylePr w:type="lastRow">
       <w:rPr>
+        <w:rFonts w:eastAsia="黑体"/>
         <w:b/>
         <w:bCs/>
         <w:color w:themeColor="background1" w:val="FFFFFF"/>
@@ -13348,6 +13885,7 @@
     </w:tblStylePr>
     <w:tblStylePr w:type="firstCol">
       <w:rPr>
+        <w:rFonts w:eastAsia="黑体"/>
         <w:color w:themeColor="background1" w:val="FFFFFF"/>
       </w:rPr>
       <w:tblPr/>
@@ -13365,6 +13903,7 @@
     </w:tblStylePr>
     <w:tblStylePr w:type="lastCol">
       <w:rPr>
+        <w:rFonts w:eastAsia="黑体"/>
         <w:color w:themeColor="background1" w:val="FFFFFF"/>
       </w:rPr>
       <w:tblPr/>
@@ -13394,11 +13933,13 @@
     </w:tblStylePr>
     <w:tblStylePr w:type="neCell">
       <w:rPr>
+        <w:rFonts w:eastAsia="黑体"/>
         <w:color w:themeColor="text1" w:val="000000"/>
       </w:rPr>
     </w:tblStylePr>
     <w:tblStylePr w:type="nwCell">
       <w:rPr>
+        <w:rFonts w:eastAsia="黑体"/>
         <w:color w:themeColor="text1" w:val="000000"/>
       </w:rPr>
     </w:tblStylePr>
@@ -13412,6 +13953,7 @@
       <w:spacing w:after="0" w:line="240" w:lineRule="auto"/>
     </w:pPr>
     <w:rPr>
+      <w:rFonts w:eastAsia="黑体"/>
       <w:color w:themeColor="text1" w:val="000000"/>
     </w:rPr>
     <w:tblPr>
@@ -13430,6 +13972,7 @@
     </w:tcPr>
     <w:tblStylePr w:type="firstRow">
       <w:rPr>
+        <w:rFonts w:eastAsia="黑体"/>
         <w:b/>
         <w:bCs/>
         <w:color w:themeColor="background1" w:val="FFFFFF"/>
@@ -13444,6 +13987,7 @@
     </w:tblStylePr>
     <w:tblStylePr w:type="lastRow">
       <w:rPr>
+        <w:rFonts w:eastAsia="黑体"/>
         <w:b/>
         <w:bCs/>
         <w:color w:themeColor="accent2" w:themeShade="CC" w:val="9E3A38"/>
@@ -13458,12 +14002,14 @@
     </w:tblStylePr>
     <w:tblStylePr w:type="firstCol">
       <w:rPr>
+        <w:rFonts w:eastAsia="黑体"/>
         <w:b/>
         <w:bCs/>
       </w:rPr>
     </w:tblStylePr>
     <w:tblStylePr w:type="lastCol">
       <w:rPr>
+        <w:rFonts w:eastAsia="黑体"/>
         <w:b/>
         <w:bCs/>
       </w:rPr>
@@ -13498,6 +14044,7 @@
       <w:spacing w:after="0" w:line="240" w:lineRule="auto"/>
     </w:pPr>
     <w:rPr>
+      <w:rFonts w:eastAsia="黑体"/>
       <w:color w:themeColor="text1" w:val="000000"/>
     </w:rPr>
     <w:tblPr>
@@ -13516,6 +14063,7 @@
     </w:tcPr>
     <w:tblStylePr w:type="firstRow">
       <w:rPr>
+        <w:rFonts w:eastAsia="黑体"/>
         <w:b/>
         <w:bCs/>
         <w:color w:themeColor="background1" w:val="FFFFFF"/>
@@ -13530,6 +14078,7 @@
     </w:tblStylePr>
     <w:tblStylePr w:type="lastRow">
       <w:rPr>
+        <w:rFonts w:eastAsia="黑体"/>
         <w:b/>
         <w:bCs/>
         <w:color w:themeColor="accent2" w:themeShade="CC" w:val="9E3A38"/>
@@ -13544,12 +14093,14 @@
     </w:tblStylePr>
     <w:tblStylePr w:type="firstCol">
       <w:rPr>
+        <w:rFonts w:eastAsia="黑体"/>
         <w:b/>
         <w:bCs/>
       </w:rPr>
     </w:tblStylePr>
     <w:tblStylePr w:type="lastCol">
       <w:rPr>
+        <w:rFonts w:eastAsia="黑体"/>
         <w:b/>
         <w:bCs/>
       </w:rPr>
@@ -13584,6 +14135,7 @@
       <w:spacing w:after="0" w:line="240" w:lineRule="auto"/>
     </w:pPr>
     <w:rPr>
+      <w:rFonts w:eastAsia="黑体"/>
       <w:color w:themeColor="text1" w:val="000000"/>
     </w:rPr>
     <w:tblPr>
@@ -13602,6 +14154,7 @@
     </w:tcPr>
     <w:tblStylePr w:type="firstRow">
       <w:rPr>
+        <w:rFonts w:eastAsia="黑体"/>
         <w:b/>
         <w:bCs/>
         <w:color w:themeColor="background1" w:val="FFFFFF"/>
@@ -13616,6 +14169,7 @@
     </w:tblStylePr>
     <w:tblStylePr w:type="lastRow">
       <w:rPr>
+        <w:rFonts w:eastAsia="黑体"/>
         <w:b/>
         <w:bCs/>
         <w:color w:themeColor="accent2" w:themeShade="CC" w:val="9E3A38"/>
@@ -13630,12 +14184,14 @@
     </w:tblStylePr>
     <w:tblStylePr w:type="firstCol">
       <w:rPr>
+        <w:rFonts w:eastAsia="黑体"/>
         <w:b/>
         <w:bCs/>
       </w:rPr>
     </w:tblStylePr>
     <w:tblStylePr w:type="lastCol">
       <w:rPr>
+        <w:rFonts w:eastAsia="黑体"/>
         <w:b/>
         <w:bCs/>
       </w:rPr>
@@ -13670,6 +14226,7 @@
       <w:spacing w:after="0" w:line="240" w:lineRule="auto"/>
     </w:pPr>
     <w:rPr>
+      <w:rFonts w:eastAsia="黑体"/>
       <w:color w:themeColor="text1" w:val="000000"/>
     </w:rPr>
     <w:tblPr>
@@ -13688,6 +14245,7 @@
     </w:tcPr>
     <w:tblStylePr w:type="firstRow">
       <w:rPr>
+        <w:rFonts w:eastAsia="黑体"/>
         <w:b/>
         <w:bCs/>
         <w:color w:themeColor="background1" w:val="FFFFFF"/>
@@ -13702,6 +14260,7 @@
     </w:tblStylePr>
     <w:tblStylePr w:type="lastRow">
       <w:rPr>
+        <w:rFonts w:eastAsia="黑体"/>
         <w:b/>
         <w:bCs/>
         <w:color w:themeColor="accent4" w:themeShade="CC" w:val="664E82"/>
@@ -13716,12 +14275,14 @@
     </w:tblStylePr>
     <w:tblStylePr w:type="firstCol">
       <w:rPr>
+        <w:rFonts w:eastAsia="黑体"/>
         <w:b/>
         <w:bCs/>
       </w:rPr>
     </w:tblStylePr>
     <w:tblStylePr w:type="lastCol">
       <w:rPr>
+        <w:rFonts w:eastAsia="黑体"/>
         <w:b/>
         <w:bCs/>
       </w:rPr>
@@ -13756,6 +14317,7 @@
       <w:spacing w:after="0" w:line="240" w:lineRule="auto"/>
     </w:pPr>
     <w:rPr>
+      <w:rFonts w:eastAsia="黑体"/>
       <w:color w:themeColor="text1" w:val="000000"/>
     </w:rPr>
     <w:tblPr>
@@ -13774,6 +14336,7 @@
     </w:tcPr>
     <w:tblStylePr w:type="firstRow">
       <w:rPr>
+        <w:rFonts w:eastAsia="黑体"/>
         <w:b/>
         <w:bCs/>
         <w:color w:themeColor="background1" w:val="FFFFFF"/>
@@ -13788,6 +14351,7 @@
     </w:tblStylePr>
     <w:tblStylePr w:type="lastRow">
       <w:rPr>
+        <w:rFonts w:eastAsia="黑体"/>
         <w:b/>
         <w:bCs/>
         <w:color w:themeColor="accent3" w:themeShade="CC" w:val="7E9C40"/>
@@ -13802,12 +14366,14 @@
     </w:tblStylePr>
     <w:tblStylePr w:type="firstCol">
       <w:rPr>
+        <w:rFonts w:eastAsia="黑体"/>
         <w:b/>
         <w:bCs/>
       </w:rPr>
     </w:tblStylePr>
     <w:tblStylePr w:type="lastCol">
       <w:rPr>
+        <w:rFonts w:eastAsia="黑体"/>
         <w:b/>
         <w:bCs/>
       </w:rPr>
@@ -13842,6 +14408,7 @@
       <w:spacing w:after="0" w:line="240" w:lineRule="auto"/>
     </w:pPr>
     <w:rPr>
+      <w:rFonts w:eastAsia="黑体"/>
       <w:color w:themeColor="text1" w:val="000000"/>
     </w:rPr>
     <w:tblPr>
@@ -13860,6 +14427,7 @@
     </w:tcPr>
     <w:tblStylePr w:type="firstRow">
       <w:rPr>
+        <w:rFonts w:eastAsia="黑体"/>
         <w:b/>
         <w:bCs/>
         <w:color w:themeColor="background1" w:val="FFFFFF"/>
@@ -13874,6 +14442,7 @@
     </w:tblStylePr>
     <w:tblStylePr w:type="lastRow">
       <w:rPr>
+        <w:rFonts w:eastAsia="黑体"/>
         <w:b/>
         <w:bCs/>
         <w:color w:themeColor="accent6" w:themeShade="CC" w:val="F2730A"/>
@@ -13888,12 +14457,14 @@
     </w:tblStylePr>
     <w:tblStylePr w:type="firstCol">
       <w:rPr>
+        <w:rFonts w:eastAsia="黑体"/>
         <w:b/>
         <w:bCs/>
       </w:rPr>
     </w:tblStylePr>
     <w:tblStylePr w:type="lastCol">
       <w:rPr>
+        <w:rFonts w:eastAsia="黑体"/>
         <w:b/>
         <w:bCs/>
       </w:rPr>
@@ -13928,6 +14499,7 @@
       <w:spacing w:after="0" w:line="240" w:lineRule="auto"/>
     </w:pPr>
     <w:rPr>
+      <w:rFonts w:eastAsia="黑体"/>
       <w:color w:themeColor="text1" w:val="000000"/>
     </w:rPr>
     <w:tblPr>
@@ -13946,6 +14518,7 @@
     </w:tcPr>
     <w:tblStylePr w:type="firstRow">
       <w:rPr>
+        <w:rFonts w:eastAsia="黑体"/>
         <w:b/>
         <w:bCs/>
         <w:color w:themeColor="background1" w:val="FFFFFF"/>
@@ -13960,6 +14533,7 @@
     </w:tblStylePr>
     <w:tblStylePr w:type="lastRow">
       <w:rPr>
+        <w:rFonts w:eastAsia="黑体"/>
         <w:b/>
         <w:bCs/>
         <w:color w:themeColor="accent5" w:themeShade="CC" w:val="348DA5"/>
@@ -13974,12 +14548,14 @@
     </w:tblStylePr>
     <w:tblStylePr w:type="firstCol">
       <w:rPr>
+        <w:rFonts w:eastAsia="黑体"/>
         <w:b/>
         <w:bCs/>
       </w:rPr>
     </w:tblStylePr>
     <w:tblStylePr w:type="lastCol">
       <w:rPr>
+        <w:rFonts w:eastAsia="黑体"/>
         <w:b/>
         <w:bCs/>
       </w:rPr>
@@ -14014,6 +14590,7 @@
       <w:spacing w:after="0" w:line="240" w:lineRule="auto"/>
     </w:pPr>
     <w:rPr>
+      <w:rFonts w:eastAsia="黑体"/>
       <w:color w:themeColor="text1" w:val="000000"/>
     </w:rPr>
     <w:tblPr>
@@ -14035,6 +14612,7 @@
     </w:tcPr>
     <w:tblStylePr w:type="firstRow">
       <w:rPr>
+        <w:rFonts w:eastAsia="黑体"/>
         <w:b/>
         <w:bCs/>
       </w:rPr>
@@ -14045,6 +14623,7 @@
     </w:tblStylePr>
     <w:tblStylePr w:type="lastRow">
       <w:rPr>
+        <w:rFonts w:eastAsia="黑体"/>
         <w:b/>
         <w:bCs/>
         <w:color w:themeColor="text1" w:val="000000"/>
@@ -14056,6 +14635,7 @@
     </w:tblStylePr>
     <w:tblStylePr w:type="firstCol">
       <w:rPr>
+        <w:rFonts w:eastAsia="黑体"/>
         <w:color w:themeColor="background1" w:val="FFFFFF"/>
       </w:rPr>
       <w:tblPr/>
@@ -14065,6 +14645,7 @@
     </w:tblStylePr>
     <w:tblStylePr w:type="lastCol">
       <w:rPr>
+        <w:rFonts w:eastAsia="黑体"/>
         <w:color w:themeColor="background1" w:val="FFFFFF"/>
       </w:rPr>
       <w:tblPr/>
@@ -14094,6 +14675,7 @@
       <w:spacing w:after="0" w:line="240" w:lineRule="auto"/>
     </w:pPr>
     <w:rPr>
+      <w:rFonts w:eastAsia="黑体"/>
       <w:color w:themeColor="text1" w:val="000000"/>
     </w:rPr>
     <w:tblPr>
@@ -14115,6 +14697,7 @@
     </w:tcPr>
     <w:tblStylePr w:type="firstRow">
       <w:rPr>
+        <w:rFonts w:eastAsia="黑体"/>
         <w:b/>
         <w:bCs/>
       </w:rPr>
@@ -14125,6 +14708,7 @@
     </w:tblStylePr>
     <w:tblStylePr w:type="lastRow">
       <w:rPr>
+        <w:rFonts w:eastAsia="黑体"/>
         <w:b/>
         <w:bCs/>
         <w:color w:themeColor="text1" w:val="000000"/>
@@ -14136,6 +14720,7 @@
     </w:tblStylePr>
     <w:tblStylePr w:type="firstCol">
       <w:rPr>
+        <w:rFonts w:eastAsia="黑体"/>
         <w:color w:themeColor="background1" w:val="FFFFFF"/>
       </w:rPr>
       <w:tblPr/>
@@ -14145,6 +14730,7 @@
     </w:tblStylePr>
     <w:tblStylePr w:type="lastCol">
       <w:rPr>
+        <w:rFonts w:eastAsia="黑体"/>
         <w:color w:themeColor="background1" w:val="FFFFFF"/>
       </w:rPr>
       <w:tblPr/>
@@ -14174,6 +14760,7 @@
       <w:spacing w:after="0" w:line="240" w:lineRule="auto"/>
     </w:pPr>
     <w:rPr>
+      <w:rFonts w:eastAsia="黑体"/>
       <w:color w:themeColor="text1" w:val="000000"/>
     </w:rPr>
     <w:tblPr>
@@ -14195,6 +14782,7 @@
     </w:tcPr>
     <w:tblStylePr w:type="firstRow">
       <w:rPr>
+        <w:rFonts w:eastAsia="黑体"/>
         <w:b/>
         <w:bCs/>
       </w:rPr>
@@ -14205,6 +14793,7 @@
     </w:tblStylePr>
     <w:tblStylePr w:type="lastRow">
       <w:rPr>
+        <w:rFonts w:eastAsia="黑体"/>
         <w:b/>
         <w:bCs/>
         <w:color w:themeColor="text1" w:val="000000"/>
@@ -14216,6 +14805,7 @@
     </w:tblStylePr>
     <w:tblStylePr w:type="firstCol">
       <w:rPr>
+        <w:rFonts w:eastAsia="黑体"/>
         <w:color w:themeColor="background1" w:val="FFFFFF"/>
       </w:rPr>
       <w:tblPr/>
@@ -14225,6 +14815,7 @@
     </w:tblStylePr>
     <w:tblStylePr w:type="lastCol">
       <w:rPr>
+        <w:rFonts w:eastAsia="黑体"/>
         <w:color w:themeColor="background1" w:val="FFFFFF"/>
       </w:rPr>
       <w:tblPr/>
@@ -14254,6 +14845,7 @@
       <w:spacing w:after="0" w:line="240" w:lineRule="auto"/>
     </w:pPr>
     <w:rPr>
+      <w:rFonts w:eastAsia="黑体"/>
       <w:color w:themeColor="text1" w:val="000000"/>
     </w:rPr>
     <w:tblPr>
@@ -14275,6 +14867,7 @@
     </w:tcPr>
     <w:tblStylePr w:type="firstRow">
       <w:rPr>
+        <w:rFonts w:eastAsia="黑体"/>
         <w:b/>
         <w:bCs/>
       </w:rPr>
@@ -14285,6 +14878,7 @@
     </w:tblStylePr>
     <w:tblStylePr w:type="lastRow">
       <w:rPr>
+        <w:rFonts w:eastAsia="黑体"/>
         <w:b/>
         <w:bCs/>
         <w:color w:themeColor="text1" w:val="000000"/>
@@ -14296,6 +14890,7 @@
     </w:tblStylePr>
     <w:tblStylePr w:type="firstCol">
       <w:rPr>
+        <w:rFonts w:eastAsia="黑体"/>
         <w:color w:themeColor="background1" w:val="FFFFFF"/>
       </w:rPr>
       <w:tblPr/>
@@ -14305,6 +14900,7 @@
     </w:tblStylePr>
     <w:tblStylePr w:type="lastCol">
       <w:rPr>
+        <w:rFonts w:eastAsia="黑体"/>
         <w:color w:themeColor="background1" w:val="FFFFFF"/>
       </w:rPr>
       <w:tblPr/>
@@ -14334,6 +14930,7 @@
       <w:spacing w:after="0" w:line="240" w:lineRule="auto"/>
     </w:pPr>
     <w:rPr>
+      <w:rFonts w:eastAsia="黑体"/>
       <w:color w:themeColor="text1" w:val="000000"/>
     </w:rPr>
     <w:tblPr>
@@ -14355,6 +14952,7 @@
     </w:tcPr>
     <w:tblStylePr w:type="firstRow">
       <w:rPr>
+        <w:rFonts w:eastAsia="黑体"/>
         <w:b/>
         <w:bCs/>
       </w:rPr>
@@ -14365,6 +14963,7 @@
     </w:tblStylePr>
     <w:tblStylePr w:type="lastRow">
       <w:rPr>
+        <w:rFonts w:eastAsia="黑体"/>
         <w:b/>
         <w:bCs/>
         <w:color w:themeColor="text1" w:val="000000"/>
@@ -14376,6 +14975,7 @@
     </w:tblStylePr>
     <w:tblStylePr w:type="firstCol">
       <w:rPr>
+        <w:rFonts w:eastAsia="黑体"/>
         <w:color w:themeColor="background1" w:val="FFFFFF"/>
       </w:rPr>
       <w:tblPr/>
@@ -14385,6 +14985,7 @@
     </w:tblStylePr>
     <w:tblStylePr w:type="lastCol">
       <w:rPr>
+        <w:rFonts w:eastAsia="黑体"/>
         <w:color w:themeColor="background1" w:val="FFFFFF"/>
       </w:rPr>
       <w:tblPr/>
@@ -14414,6 +15015,7 @@
       <w:spacing w:after="0" w:line="240" w:lineRule="auto"/>
     </w:pPr>
     <w:rPr>
+      <w:rFonts w:eastAsia="黑体"/>
       <w:color w:themeColor="text1" w:val="000000"/>
     </w:rPr>
     <w:tblPr>
@@ -14435,6 +15037,7 @@
     </w:tcPr>
     <w:tblStylePr w:type="firstRow">
       <w:rPr>
+        <w:rFonts w:eastAsia="黑体"/>
         <w:b/>
         <w:bCs/>
       </w:rPr>
@@ -14445,6 +15048,7 @@
     </w:tblStylePr>
     <w:tblStylePr w:type="lastRow">
       <w:rPr>
+        <w:rFonts w:eastAsia="黑体"/>
         <w:b/>
         <w:bCs/>
         <w:color w:themeColor="text1" w:val="000000"/>
@@ -14456,6 +15060,7 @@
     </w:tblStylePr>
     <w:tblStylePr w:type="firstCol">
       <w:rPr>
+        <w:rFonts w:eastAsia="黑体"/>
         <w:color w:themeColor="background1" w:val="FFFFFF"/>
       </w:rPr>
       <w:tblPr/>
@@ -14465,6 +15070,7 @@
     </w:tblStylePr>
     <w:tblStylePr w:type="lastCol">
       <w:rPr>
+        <w:rFonts w:eastAsia="黑体"/>
         <w:color w:themeColor="background1" w:val="FFFFFF"/>
       </w:rPr>
       <w:tblPr/>
@@ -14494,6 +15100,7 @@
       <w:spacing w:after="0" w:line="240" w:lineRule="auto"/>
     </w:pPr>
     <w:rPr>
+      <w:rFonts w:eastAsia="黑体"/>
       <w:color w:themeColor="text1" w:val="000000"/>
     </w:rPr>
     <w:tblPr>
@@ -14515,6 +15122,7 @@
     </w:tcPr>
     <w:tblStylePr w:type="firstRow">
       <w:rPr>
+        <w:rFonts w:eastAsia="黑体"/>
         <w:b/>
         <w:bCs/>
       </w:rPr>
@@ -14525,6 +15133,7 @@
     </w:tblStylePr>
     <w:tblStylePr w:type="lastRow">
       <w:rPr>
+        <w:rFonts w:eastAsia="黑体"/>
         <w:b/>
         <w:bCs/>
         <w:color w:themeColor="text1" w:val="000000"/>
@@ -14536,6 +15145,7 @@
     </w:tblStylePr>
     <w:tblStylePr w:type="firstCol">
       <w:rPr>
+        <w:rFonts w:eastAsia="黑体"/>
         <w:color w:themeColor="background1" w:val="FFFFFF"/>
       </w:rPr>
       <w:tblPr/>
@@ -14545,6 +15155,7 @@
     </w:tblStylePr>
     <w:tblStylePr w:type="lastCol">
       <w:rPr>
+        <w:rFonts w:eastAsia="黑体"/>
         <w:color w:themeColor="background1" w:val="FFFFFF"/>
       </w:rPr>
       <w:tblPr/>
@@ -14577,6 +15188,7 @@
     <w:name w:val="KeywordTok"/>
     <w:basedOn w:val="VerbatimChar"/>
     <w:rPr>
+      <w:rFonts w:eastAsia="黑体"/>
       <w:b/>
       <w:color w:val="007020"/>
     </w:rPr>
@@ -14585,6 +15197,7 @@
     <w:name w:val="DataTypeTok"/>
     <w:basedOn w:val="VerbatimChar"/>
     <w:rPr>
+      <w:rFonts w:eastAsia="黑体"/>
       <w:color w:val="902000"/>
     </w:rPr>
   </w:style>
@@ -14592,6 +15205,7 @@
     <w:name w:val="DecValTok"/>
     <w:basedOn w:val="VerbatimChar"/>
     <w:rPr>
+      <w:rFonts w:eastAsia="黑体"/>
       <w:color w:val="40a070"/>
     </w:rPr>
   </w:style>
@@ -14599,6 +15213,7 @@
     <w:name w:val="BaseNTok"/>
     <w:basedOn w:val="VerbatimChar"/>
     <w:rPr>
+      <w:rFonts w:eastAsia="黑体"/>
       <w:color w:val="40a070"/>
     </w:rPr>
   </w:style>
@@ -14606,6 +15221,7 @@
     <w:name w:val="FloatTok"/>
     <w:basedOn w:val="VerbatimChar"/>
     <w:rPr>
+      <w:rFonts w:eastAsia="黑体"/>
       <w:color w:val="40a070"/>
     </w:rPr>
   </w:style>
@@ -14613,6 +15229,7 @@
     <w:name w:val="ConstantTok"/>
     <w:basedOn w:val="VerbatimChar"/>
     <w:rPr>
+      <w:rFonts w:eastAsia="黑体"/>
       <w:color w:val="880000"/>
     </w:rPr>
   </w:style>
@@ -14620,6 +15237,7 @@
     <w:name w:val="CharTok"/>
     <w:basedOn w:val="VerbatimChar"/>
     <w:rPr>
+      <w:rFonts w:eastAsia="黑体"/>
       <w:color w:val="4070a0"/>
     </w:rPr>
   </w:style>
@@ -14627,6 +15245,7 @@
     <w:name w:val="SpecialCharTok"/>
     <w:basedOn w:val="VerbatimChar"/>
     <w:rPr>
+      <w:rFonts w:eastAsia="黑体"/>
       <w:color w:val="4070a0"/>
     </w:rPr>
   </w:style>
@@ -14634,6 +15253,7 @@
     <w:name w:val="StringTok"/>
     <w:basedOn w:val="VerbatimChar"/>
     <w:rPr>
+      <w:rFonts w:eastAsia="黑体"/>
       <w:color w:val="4070a0"/>
     </w:rPr>
   </w:style>
@@ -14641,6 +15261,7 @@
     <w:name w:val="VerbatimStringTok"/>
     <w:basedOn w:val="VerbatimChar"/>
     <w:rPr>
+      <w:rFonts w:eastAsia="黑体"/>
       <w:color w:val="4070a0"/>
     </w:rPr>
   </w:style>
@@ -14648,6 +15269,7 @@
     <w:name w:val="SpecialStringTok"/>
     <w:basedOn w:val="VerbatimChar"/>
     <w:rPr>
+      <w:rFonts w:eastAsia="黑体"/>
       <w:color w:val="bb6688"/>
     </w:rPr>
   </w:style>
@@ -14655,6 +15277,7 @@
     <w:name w:val="ImportTok"/>
     <w:basedOn w:val="VerbatimChar"/>
     <w:rPr>
+      <w:rFonts w:eastAsia="黑体"/>
       <w:b/>
       <w:color w:val="008000"/>
     </w:rPr>
@@ -14663,6 +15286,7 @@
     <w:name w:val="CommentTok"/>
     <w:basedOn w:val="VerbatimChar"/>
     <w:rPr>
+      <w:rFonts w:eastAsia="黑体"/>
       <w:i/>
       <w:color w:val="60a0b0"/>
     </w:rPr>
@@ -14671,6 +15295,7 @@
     <w:name w:val="DocumentationTok"/>
     <w:basedOn w:val="VerbatimChar"/>
     <w:rPr>
+      <w:rFonts w:eastAsia="黑体"/>
       <w:i/>
       <w:color w:val="ba2121"/>
     </w:rPr>
@@ -14679,6 +15304,7 @@
     <w:name w:val="AnnotationTok"/>
     <w:basedOn w:val="VerbatimChar"/>
     <w:rPr>
+      <w:rFonts w:eastAsia="黑体"/>
       <w:b/>
       <w:i/>
       <w:color w:val="60a0b0"/>
@@ -14688,6 +15314,7 @@
     <w:name w:val="CommentVarTok"/>
     <w:basedOn w:val="VerbatimChar"/>
     <w:rPr>
+      <w:rFonts w:eastAsia="黑体"/>
       <w:b/>
       <w:i/>
       <w:color w:val="60a0b0"/>
@@ -14697,6 +15324,7 @@
     <w:name w:val="OtherTok"/>
     <w:basedOn w:val="VerbatimChar"/>
     <w:rPr>
+      <w:rFonts w:eastAsia="黑体"/>
       <w:color w:val="007020"/>
     </w:rPr>
   </w:style>
@@ -14704,6 +15332,7 @@
     <w:name w:val="FunctionTok"/>
     <w:basedOn w:val="VerbatimChar"/>
     <w:rPr>
+      <w:rFonts w:eastAsia="黑体"/>
       <w:color w:val="06287e"/>
     </w:rPr>
   </w:style>
@@ -14711,6 +15340,7 @@
     <w:name w:val="VariableTok"/>
     <w:basedOn w:val="VerbatimChar"/>
     <w:rPr>
+      <w:rFonts w:eastAsia="黑体"/>
       <w:color w:val="19177c"/>
     </w:rPr>
   </w:style>
@@ -14718,6 +15348,7 @@
     <w:name w:val="ControlFlowTok"/>
     <w:basedOn w:val="VerbatimChar"/>
     <w:rPr>
+      <w:rFonts w:eastAsia="黑体"/>
       <w:b/>
       <w:color w:val="007020"/>
     </w:rPr>
@@ -14726,6 +15357,7 @@
     <w:name w:val="OperatorTok"/>
     <w:basedOn w:val="VerbatimChar"/>
     <w:rPr>
+      <w:rFonts w:eastAsia="黑体"/>
       <w:color w:val="666666"/>
     </w:rPr>
   </w:style>
@@ -14733,18 +15365,22 @@
     <w:name w:val="BuiltInTok"/>
     <w:basedOn w:val="VerbatimChar"/>
     <w:rPr>
+      <w:rFonts w:eastAsia="黑体"/>
       <w:color w:val="008000"/>
     </w:rPr>
   </w:style>
   <w:style w:type="character" w:customStyle="1" w:styleId="ExtensionTok">
     <w:name w:val="ExtensionTok"/>
     <w:basedOn w:val="VerbatimChar"/>
-    <w:rPr/>
+    <w:rPr>
+      <w:rFonts w:eastAsia="黑体"/>
+    </w:rPr>
   </w:style>
   <w:style w:type="character" w:customStyle="1" w:styleId="PreprocessorTok">
     <w:name w:val="PreprocessorTok"/>
     <w:basedOn w:val="VerbatimChar"/>
     <w:rPr>
+      <w:rFonts w:eastAsia="黑体"/>
       <w:color w:val="bc7a00"/>
     </w:rPr>
   </w:style>
@@ -14752,18 +15388,22 @@
     <w:name w:val="AttributeTok"/>
     <w:basedOn w:val="VerbatimChar"/>
     <w:rPr>
+      <w:rFonts w:eastAsia="黑体"/>
       <w:color w:val="7d9029"/>
     </w:rPr>
   </w:style>
   <w:style w:type="character" w:customStyle="1" w:styleId="RegionMarkerTok">
     <w:name w:val="RegionMarkerTok"/>
     <w:basedOn w:val="VerbatimChar"/>
-    <w:rPr/>
+    <w:rPr>
+      <w:rFonts w:eastAsia="黑体"/>
+    </w:rPr>
   </w:style>
   <w:style w:type="character" w:customStyle="1" w:styleId="InformationTok">
     <w:name w:val="InformationTok"/>
     <w:basedOn w:val="VerbatimChar"/>
     <w:rPr>
+      <w:rFonts w:eastAsia="黑体"/>
       <w:b/>
       <w:i/>
       <w:color w:val="60a0b0"/>
@@ -14773,6 +15413,7 @@
     <w:name w:val="WarningTok"/>
     <w:basedOn w:val="VerbatimChar"/>
     <w:rPr>
+      <w:rFonts w:eastAsia="黑体"/>
       <w:b/>
       <w:i/>
       <w:color w:val="60a0b0"/>
@@ -14782,6 +15423,7 @@
     <w:name w:val="AlertTok"/>
     <w:basedOn w:val="VerbatimChar"/>
     <w:rPr>
+      <w:rFonts w:eastAsia="黑体"/>
       <w:b/>
       <w:color w:val="ff0000"/>
     </w:rPr>
@@ -14790,6 +15432,7 @@
     <w:name w:val="ErrorTok"/>
     <w:basedOn w:val="VerbatimChar"/>
     <w:rPr>
+      <w:rFonts w:eastAsia="黑体"/>
       <w:b/>
       <w:color w:val="ff0000"/>
     </w:rPr>
@@ -14797,7 +15440,9 @@
   <w:style w:type="character" w:customStyle="1" w:styleId="NormalTok">
     <w:name w:val="NormalTok"/>
     <w:basedOn w:val="VerbatimChar"/>
-    <w:rPr/>
+    <w:rPr>
+      <w:rFonts w:eastAsia="黑体"/>
+    </w:rPr>
   </w:style>
 </w:styles>
 </file>
@@ -14846,12 +15491,12 @@
     <a:fontScheme name="Office">
       <a:majorFont>
         <a:latin typeface="Calibri"/>
-        <a:ea typeface=""/>
+        <a:ea typeface="黑体"/>
         <a:cs typeface=""/>
         <a:font script="Jpan" typeface="ＭＳ ゴシック"/>
         <a:font script="Hang" typeface="맑은 고딕"/>
-        <a:font script="Hans" typeface="宋体"/>
-        <a:font script="Hant" typeface="新細明體"/>
+        <a:font script="Hans" typeface="黑体"/>
+        <a:font script="Hant" typeface="黑体"/>
         <a:font script="Arab" typeface="Times New Roman"/>
         <a:font script="Hebr" typeface="Times New Roman"/>
         <a:font script="Thai" typeface="Angsana New"/>
@@ -14881,12 +15526,12 @@
       </a:majorFont>
       <a:minorFont>
         <a:latin typeface="Cambria"/>
-        <a:ea typeface=""/>
+        <a:ea typeface="黑体"/>
         <a:cs typeface=""/>
         <a:font script="Jpan" typeface="ＭＳ 明朝"/>
         <a:font script="Hang" typeface="맑은 고딕"/>
-        <a:font script="Hans" typeface="宋体"/>
-        <a:font script="Hant" typeface="新細明體"/>
+        <a:font script="Hans" typeface="黑体"/>
+        <a:font script="Hant" typeface="黑体"/>
         <a:font script="Arab" typeface="Arial"/>
         <a:font script="Hebr" typeface="Arial"/>
         <a:font script="Thai" typeface="Cordia New"/>

--- a/10-保护电路/04-ESD及浪涌保护/浪涌保护器SPD电路/浪涌保护器SPD电路.docx
+++ b/10-保护电路/04-ESD及浪涌保护/浪涌保护器SPD电路/浪涌保护器SPD电路.docx
@@ -2420,7 +2420,7 @@
           <w:color w:val="555555"/>
           <w:sz w:val="21"/>
         </w:rPr>
-        <w:t>材料收集者：杜文杰，WX手机：19519196569，QQ:3478827729</w:t>
+        <w:t>材料收集者：杜文杰，微信/手机：19519196569，QQ:3478827729</w:t>
       </w:r>
     </w:p>
     <w:sectPr>
